--- a/Documentacao/Teste_agravo.docx
+++ b/Documentacao/Teste_agravo.docx
@@ -46,7 +46,7 @@
                     <pic:cNvPicPr/>
                   </pic:nvPicPr>
                   <pic:blipFill>
-                    <a:blip r:embed="rId4"/>
+                    <a:blip r:embed="rId5"/>
                     <a:stretch>
                       <a:fillRect/>
                     </a:stretch>
@@ -88,7 +88,7 @@
                     <pic:cNvPicPr/>
                   </pic:nvPicPr>
                   <pic:blipFill>
-                    <a:blip r:embed="rId5"/>
+                    <a:blip r:embed="rId6"/>
                     <a:stretch>
                       <a:fillRect/>
                     </a:stretch>
@@ -133,7 +133,7 @@
                     <pic:cNvPicPr/>
                   </pic:nvPicPr>
                   <pic:blipFill rotWithShape="1">
-                    <a:blip r:embed="rId6"/>
+                    <a:blip r:embed="rId7"/>
                     <a:srcRect r="56415" b="10005"/>
                     <a:stretch>
                       <a:fillRect/>
@@ -183,7 +183,7 @@
                     <pic:cNvPicPr/>
                   </pic:nvPicPr>
                   <pic:blipFill>
-                    <a:blip r:embed="rId6"/>
+                    <a:blip r:embed="rId7"/>
                     <a:stretch>
                       <a:fillRect/>
                     </a:stretch>
@@ -204,14 +204,5672 @@
         </w:drawing>
       </w:r>
     </w:p>
+    <w:p/>
+    <w:p/>
+    <w:p/>
+    <w:p/>
+    <w:p/>
+    <w:p/>
+    <w:p/>
+    <w:p/>
+    <w:p/>
+    <w:p/>
+    <w:p/>
+    <w:p/>
+    <w:p/>
+    <w:p/>
+    <w:p/>
+    <w:p/>
+    <w:p/>
+    <w:p/>
+    <w:p>
+      <w:pPr>
+        <w:jc w:val="center"/>
+      </w:pPr>
+      <w:r>
+        <w:lastRenderedPageBreak/>
+        <w:t>Prompt pergunta 57.9</w:t>
+      </w:r>
+    </w:p>
+    <w:p>
+      <w:pPr>
+        <w:jc w:val="center"/>
+      </w:pPr>
+    </w:p>
+    <w:p>
+      <w:pPr>
+        <w:pStyle w:val="PargrafodaLista"/>
+        <w:numPr>
+          <w:ilvl w:val="0"/>
+          <w:numId w:val="2"/>
+        </w:numPr>
+      </w:pPr>
+      <w:r>
+        <w:t xml:space="preserve"> Inicialmente o código estava assim:</w:t>
+      </w:r>
+    </w:p>
+    <w:p>
+      <w:pPr>
+        <w:pStyle w:val="PargrafodaLista"/>
+        <w:numPr>
+          <w:ilvl w:val="0"/>
+          <w:numId w:val="2"/>
+        </w:numPr>
+        <w:shd w:val="clear" w:color="auto" w:fill="282A36"/>
+        <w:spacing w:after="0" w:line="285" w:lineRule="atLeast"/>
+        <w:rPr>
+          <w:rFonts w:ascii="Fira Code" w:eastAsia="Times New Roman" w:hAnsi="Fira Code" w:cs="Fira Code"/>
+          <w:color w:val="F8F8F2"/>
+          <w:kern w:val="0"/>
+          <w:sz w:val="21"/>
+          <w:szCs w:val="21"/>
+          <w:lang w:eastAsia="pt-BR"/>
+          <w14:ligatures w14:val="none"/>
+        </w:rPr>
+      </w:pPr>
+      <w:r>
+        <w:rPr>
+          <w:rFonts w:ascii="Fira Code" w:eastAsia="Times New Roman" w:hAnsi="Fira Code" w:cs="Fira Code"/>
+          <w:color w:val="F8F8F2"/>
+          <w:kern w:val="0"/>
+          <w:sz w:val="21"/>
+          <w:szCs w:val="21"/>
+          <w:lang w:eastAsia="pt-BR"/>
+          <w14:ligatures w14:val="none"/>
+        </w:rPr>
+        <w:t>pyautogui.write(</w:t>
+      </w:r>
+      <w:r>
+        <w:rPr>
+          <w:rFonts w:ascii="Fira Code" w:eastAsia="Times New Roman" w:hAnsi="Fira Code" w:cs="Fira Code"/>
+          <w:i/>
+          <w:iCs/>
+          <w:color w:val="FFB86C"/>
+          <w:kern w:val="0"/>
+          <w:sz w:val="21"/>
+          <w:szCs w:val="21"/>
+          <w:lang w:eastAsia="pt-BR"/>
+          <w14:ligatures w14:val="none"/>
+        </w:rPr>
+        <w:t>campos</w:t>
+      </w:r>
+      <w:r>
+        <w:rPr>
+          <w:rFonts w:ascii="Fira Code" w:eastAsia="Times New Roman" w:hAnsi="Fira Code" w:cs="Fira Code"/>
+          <w:color w:val="F8F8F2"/>
+          <w:kern w:val="0"/>
+          <w:sz w:val="21"/>
+          <w:szCs w:val="21"/>
+          <w:lang w:eastAsia="pt-BR"/>
+          <w14:ligatures w14:val="none"/>
+        </w:rPr>
+        <w:t>[</w:t>
+      </w:r>
+      <w:r>
+        <w:rPr>
+          <w:rFonts w:ascii="Fira Code" w:eastAsia="Times New Roman" w:hAnsi="Fira Code" w:cs="Fira Code"/>
+          <w:color w:val="E9F284"/>
+          <w:kern w:val="0"/>
+          <w:sz w:val="21"/>
+          <w:szCs w:val="21"/>
+          <w:lang w:eastAsia="pt-BR"/>
+          <w14:ligatures w14:val="none"/>
+        </w:rPr>
+        <w:t>'</w:t>
+      </w:r>
+      <w:r>
+        <w:rPr>
+          <w:rFonts w:ascii="Fira Code" w:eastAsia="Times New Roman" w:hAnsi="Fira Code" w:cs="Fira Code"/>
+          <w:color w:val="F1FA8C"/>
+          <w:kern w:val="0"/>
+          <w:sz w:val="21"/>
+          <w:szCs w:val="21"/>
+          <w:lang w:eastAsia="pt-BR"/>
+          <w14:ligatures w14:val="none"/>
+        </w:rPr>
+        <w:t>outro_meio_agressao</w:t>
+      </w:r>
+      <w:r>
+        <w:rPr>
+          <w:rFonts w:ascii="Fira Code" w:eastAsia="Times New Roman" w:hAnsi="Fira Code" w:cs="Fira Code"/>
+          <w:color w:val="E9F284"/>
+          <w:kern w:val="0"/>
+          <w:sz w:val="21"/>
+          <w:szCs w:val="21"/>
+          <w:lang w:eastAsia="pt-BR"/>
+          <w14:ligatures w14:val="none"/>
+        </w:rPr>
+        <w:t>'</w:t>
+      </w:r>
+      <w:r>
+        <w:rPr>
+          <w:rFonts w:ascii="Fira Code" w:eastAsia="Times New Roman" w:hAnsi="Fira Code" w:cs="Fira Code"/>
+          <w:color w:val="F8F8F2"/>
+          <w:kern w:val="0"/>
+          <w:sz w:val="21"/>
+          <w:szCs w:val="21"/>
+          <w:lang w:eastAsia="pt-BR"/>
+          <w14:ligatures w14:val="none"/>
+        </w:rPr>
+        <w:t>])</w:t>
+      </w:r>
+    </w:p>
+    <w:p>
+      <w:pPr>
+        <w:pStyle w:val="PargrafodaLista"/>
+        <w:numPr>
+          <w:ilvl w:val="0"/>
+          <w:numId w:val="2"/>
+        </w:numPr>
+        <w:shd w:val="clear" w:color="auto" w:fill="282A36"/>
+        <w:spacing w:after="0" w:line="285" w:lineRule="atLeast"/>
+        <w:rPr>
+          <w:rFonts w:ascii="Fira Code" w:eastAsia="Times New Roman" w:hAnsi="Fira Code" w:cs="Fira Code"/>
+          <w:color w:val="F8F8F2"/>
+          <w:kern w:val="0"/>
+          <w:sz w:val="21"/>
+          <w:szCs w:val="21"/>
+          <w:lang w:eastAsia="pt-BR"/>
+          <w14:ligatures w14:val="none"/>
+        </w:rPr>
+      </w:pPr>
+      <w:r>
+        <w:rPr>
+          <w:rFonts w:ascii="Fira Code" w:eastAsia="Times New Roman" w:hAnsi="Fira Code" w:cs="Fira Code"/>
+          <w:color w:val="F8F8F2"/>
+          <w:kern w:val="0"/>
+          <w:sz w:val="21"/>
+          <w:szCs w:val="21"/>
+          <w:lang w:eastAsia="pt-BR"/>
+          <w14:ligatures w14:val="none"/>
+        </w:rPr>
+        <w:t>    pyautogui.</w:t>
+      </w:r>
+      <w:r>
+        <w:rPr>
+          <w:rFonts w:ascii="Fira Code" w:eastAsia="Times New Roman" w:hAnsi="Fira Code" w:cs="Fira Code"/>
+          <w:color w:val="50FA7B"/>
+          <w:kern w:val="0"/>
+          <w:sz w:val="21"/>
+          <w:szCs w:val="21"/>
+          <w:lang w:eastAsia="pt-BR"/>
+          <w14:ligatures w14:val="none"/>
+        </w:rPr>
+        <w:t>press</w:t>
+      </w:r>
+      <w:r>
+        <w:rPr>
+          <w:rFonts w:ascii="Fira Code" w:eastAsia="Times New Roman" w:hAnsi="Fira Code" w:cs="Fira Code"/>
+          <w:color w:val="F8F8F2"/>
+          <w:kern w:val="0"/>
+          <w:sz w:val="21"/>
+          <w:szCs w:val="21"/>
+          <w:lang w:eastAsia="pt-BR"/>
+          <w14:ligatures w14:val="none"/>
+        </w:rPr>
+        <w:t>(</w:t>
+      </w:r>
+      <w:r>
+        <w:rPr>
+          <w:rFonts w:ascii="Fira Code" w:eastAsia="Times New Roman" w:hAnsi="Fira Code" w:cs="Fira Code"/>
+          <w:color w:val="E9F284"/>
+          <w:kern w:val="0"/>
+          <w:sz w:val="21"/>
+          <w:szCs w:val="21"/>
+          <w:lang w:eastAsia="pt-BR"/>
+          <w14:ligatures w14:val="none"/>
+        </w:rPr>
+        <w:t>"</w:t>
+      </w:r>
+      <w:r>
+        <w:rPr>
+          <w:rFonts w:ascii="Fira Code" w:eastAsia="Times New Roman" w:hAnsi="Fira Code" w:cs="Fira Code"/>
+          <w:color w:val="F1FA8C"/>
+          <w:kern w:val="0"/>
+          <w:sz w:val="21"/>
+          <w:szCs w:val="21"/>
+          <w:lang w:eastAsia="pt-BR"/>
+          <w14:ligatures w14:val="none"/>
+        </w:rPr>
+        <w:t>tab</w:t>
+      </w:r>
+      <w:r>
+        <w:rPr>
+          <w:rFonts w:ascii="Fira Code" w:eastAsia="Times New Roman" w:hAnsi="Fira Code" w:cs="Fira Code"/>
+          <w:color w:val="E9F284"/>
+          <w:kern w:val="0"/>
+          <w:sz w:val="21"/>
+          <w:szCs w:val="21"/>
+          <w:lang w:eastAsia="pt-BR"/>
+          <w14:ligatures w14:val="none"/>
+        </w:rPr>
+        <w:t>"</w:t>
+      </w:r>
+      <w:r>
+        <w:rPr>
+          <w:rFonts w:ascii="Fira Code" w:eastAsia="Times New Roman" w:hAnsi="Fira Code" w:cs="Fira Code"/>
+          <w:color w:val="F8F8F2"/>
+          <w:kern w:val="0"/>
+          <w:sz w:val="21"/>
+          <w:szCs w:val="21"/>
+          <w:lang w:eastAsia="pt-BR"/>
+          <w14:ligatures w14:val="none"/>
+        </w:rPr>
+        <w:t>)</w:t>
+      </w:r>
+    </w:p>
+    <w:p>
+      <w:pPr>
+        <w:pStyle w:val="PargrafodaLista"/>
+        <w:numPr>
+          <w:ilvl w:val="0"/>
+          <w:numId w:val="2"/>
+        </w:numPr>
+        <w:shd w:val="clear" w:color="auto" w:fill="282A36"/>
+        <w:spacing w:after="0" w:line="285" w:lineRule="atLeast"/>
+        <w:rPr>
+          <w:rFonts w:ascii="Fira Code" w:eastAsia="Times New Roman" w:hAnsi="Fira Code" w:cs="Fira Code"/>
+          <w:color w:val="F8F8F2"/>
+          <w:kern w:val="0"/>
+          <w:sz w:val="21"/>
+          <w:szCs w:val="21"/>
+          <w:lang w:eastAsia="pt-BR"/>
+          <w14:ligatures w14:val="none"/>
+        </w:rPr>
+      </w:pPr>
+      <w:r>
+        <w:rPr>
+          <w:rFonts w:ascii="Fira Code" w:eastAsia="Times New Roman" w:hAnsi="Fira Code" w:cs="Fira Code"/>
+          <w:color w:val="F8F8F2"/>
+          <w:kern w:val="0"/>
+          <w:sz w:val="21"/>
+          <w:szCs w:val="21"/>
+          <w:lang w:eastAsia="pt-BR"/>
+          <w14:ligatures w14:val="none"/>
+        </w:rPr>
+        <w:t xml:space="preserve">    </w:t>
+      </w:r>
+    </w:p>
+    <w:p>
+      <w:pPr>
+        <w:pStyle w:val="PargrafodaLista"/>
+        <w:numPr>
+          <w:ilvl w:val="0"/>
+          <w:numId w:val="2"/>
+        </w:numPr>
+        <w:shd w:val="clear" w:color="auto" w:fill="282A36"/>
+        <w:spacing w:after="0" w:line="285" w:lineRule="atLeast"/>
+        <w:rPr>
+          <w:rFonts w:ascii="Fira Code" w:eastAsia="Times New Roman" w:hAnsi="Fira Code" w:cs="Fira Code"/>
+          <w:color w:val="F8F8F2"/>
+          <w:kern w:val="0"/>
+          <w:sz w:val="21"/>
+          <w:szCs w:val="21"/>
+          <w:lang w:eastAsia="pt-BR"/>
+          <w14:ligatures w14:val="none"/>
+        </w:rPr>
+      </w:pPr>
+      <w:r>
+        <w:rPr>
+          <w:rFonts w:ascii="Fira Code" w:eastAsia="Times New Roman" w:hAnsi="Fira Code" w:cs="Fira Code"/>
+          <w:color w:val="F8F8F2"/>
+          <w:kern w:val="0"/>
+          <w:sz w:val="21"/>
+          <w:szCs w:val="21"/>
+          <w:lang w:eastAsia="pt-BR"/>
+          <w14:ligatures w14:val="none"/>
+        </w:rPr>
+        <w:t xml:space="preserve">    </w:t>
+      </w:r>
+      <w:r>
+        <w:rPr>
+          <w:rFonts w:ascii="Fira Code" w:eastAsia="Times New Roman" w:hAnsi="Fira Code" w:cs="Fira Code"/>
+          <w:color w:val="FF79C6"/>
+          <w:kern w:val="0"/>
+          <w:sz w:val="21"/>
+          <w:szCs w:val="21"/>
+          <w:lang w:eastAsia="pt-BR"/>
+          <w14:ligatures w14:val="none"/>
+        </w:rPr>
+        <w:t>if</w:t>
+      </w:r>
+      <w:r>
+        <w:rPr>
+          <w:rFonts w:ascii="Fira Code" w:eastAsia="Times New Roman" w:hAnsi="Fira Code" w:cs="Fira Code"/>
+          <w:color w:val="F8F8F2"/>
+          <w:kern w:val="0"/>
+          <w:sz w:val="21"/>
+          <w:szCs w:val="21"/>
+          <w:lang w:eastAsia="pt-BR"/>
+          <w14:ligatures w14:val="none"/>
+        </w:rPr>
+        <w:t xml:space="preserve"> </w:t>
+      </w:r>
+      <w:r>
+        <w:rPr>
+          <w:rFonts w:ascii="Fira Code" w:eastAsia="Times New Roman" w:hAnsi="Fira Code" w:cs="Fira Code"/>
+          <w:i/>
+          <w:iCs/>
+          <w:color w:val="FFB86C"/>
+          <w:kern w:val="0"/>
+          <w:sz w:val="21"/>
+          <w:szCs w:val="21"/>
+          <w:lang w:eastAsia="pt-BR"/>
+          <w14:ligatures w14:val="none"/>
+        </w:rPr>
+        <w:t>campos</w:t>
+      </w:r>
+      <w:r>
+        <w:rPr>
+          <w:rFonts w:ascii="Fira Code" w:eastAsia="Times New Roman" w:hAnsi="Fira Code" w:cs="Fira Code"/>
+          <w:color w:val="F8F8F2"/>
+          <w:kern w:val="0"/>
+          <w:sz w:val="21"/>
+          <w:szCs w:val="21"/>
+          <w:lang w:eastAsia="pt-BR"/>
+          <w14:ligatures w14:val="none"/>
+        </w:rPr>
+        <w:t>.get(</w:t>
+      </w:r>
+      <w:r>
+        <w:rPr>
+          <w:rFonts w:ascii="Fira Code" w:eastAsia="Times New Roman" w:hAnsi="Fira Code" w:cs="Fira Code"/>
+          <w:color w:val="E9F284"/>
+          <w:kern w:val="0"/>
+          <w:sz w:val="21"/>
+          <w:szCs w:val="21"/>
+          <w:lang w:eastAsia="pt-BR"/>
+          <w14:ligatures w14:val="none"/>
+        </w:rPr>
+        <w:t>'</w:t>
+      </w:r>
+      <w:r>
+        <w:rPr>
+          <w:rFonts w:ascii="Fira Code" w:eastAsia="Times New Roman" w:hAnsi="Fira Code" w:cs="Fira Code"/>
+          <w:color w:val="F1FA8C"/>
+          <w:kern w:val="0"/>
+          <w:sz w:val="21"/>
+          <w:szCs w:val="21"/>
+          <w:lang w:eastAsia="pt-BR"/>
+          <w14:ligatures w14:val="none"/>
+        </w:rPr>
+        <w:t>outro_meio_agressao</w:t>
+      </w:r>
+      <w:r>
+        <w:rPr>
+          <w:rFonts w:ascii="Fira Code" w:eastAsia="Times New Roman" w:hAnsi="Fira Code" w:cs="Fira Code"/>
+          <w:color w:val="E9F284"/>
+          <w:kern w:val="0"/>
+          <w:sz w:val="21"/>
+          <w:szCs w:val="21"/>
+          <w:lang w:eastAsia="pt-BR"/>
+          <w14:ligatures w14:val="none"/>
+        </w:rPr>
+        <w:t>'</w:t>
+      </w:r>
+      <w:r>
+        <w:rPr>
+          <w:rFonts w:ascii="Fira Code" w:eastAsia="Times New Roman" w:hAnsi="Fira Code" w:cs="Fira Code"/>
+          <w:color w:val="F8F8F2"/>
+          <w:kern w:val="0"/>
+          <w:sz w:val="21"/>
+          <w:szCs w:val="21"/>
+          <w:lang w:eastAsia="pt-BR"/>
+          <w14:ligatures w14:val="none"/>
+        </w:rPr>
+        <w:t xml:space="preserve">) </w:t>
+      </w:r>
+      <w:r>
+        <w:rPr>
+          <w:rFonts w:ascii="Fira Code" w:eastAsia="Times New Roman" w:hAnsi="Fira Code" w:cs="Fira Code"/>
+          <w:color w:val="FF79C6"/>
+          <w:kern w:val="0"/>
+          <w:sz w:val="21"/>
+          <w:szCs w:val="21"/>
+          <w:lang w:eastAsia="pt-BR"/>
+          <w14:ligatures w14:val="none"/>
+        </w:rPr>
+        <w:t>==</w:t>
+      </w:r>
+      <w:r>
+        <w:rPr>
+          <w:rFonts w:ascii="Fira Code" w:eastAsia="Times New Roman" w:hAnsi="Fira Code" w:cs="Fira Code"/>
+          <w:color w:val="F8F8F2"/>
+          <w:kern w:val="0"/>
+          <w:sz w:val="21"/>
+          <w:szCs w:val="21"/>
+          <w:lang w:eastAsia="pt-BR"/>
+          <w14:ligatures w14:val="none"/>
+        </w:rPr>
+        <w:t xml:space="preserve"> </w:t>
+      </w:r>
+      <w:r>
+        <w:rPr>
+          <w:rFonts w:ascii="Fira Code" w:eastAsia="Times New Roman" w:hAnsi="Fira Code" w:cs="Fira Code"/>
+          <w:color w:val="E9F284"/>
+          <w:kern w:val="0"/>
+          <w:sz w:val="21"/>
+          <w:szCs w:val="21"/>
+          <w:lang w:eastAsia="pt-BR"/>
+          <w14:ligatures w14:val="none"/>
+        </w:rPr>
+        <w:t>"</w:t>
+      </w:r>
+      <w:r>
+        <w:rPr>
+          <w:rFonts w:ascii="Fira Code" w:eastAsia="Times New Roman" w:hAnsi="Fira Code" w:cs="Fira Code"/>
+          <w:color w:val="F1FA8C"/>
+          <w:kern w:val="0"/>
+          <w:sz w:val="21"/>
+          <w:szCs w:val="21"/>
+          <w:lang w:eastAsia="pt-BR"/>
+          <w14:ligatures w14:val="none"/>
+        </w:rPr>
+        <w:t>1</w:t>
+      </w:r>
+      <w:r>
+        <w:rPr>
+          <w:rFonts w:ascii="Fira Code" w:eastAsia="Times New Roman" w:hAnsi="Fira Code" w:cs="Fira Code"/>
+          <w:color w:val="E9F284"/>
+          <w:kern w:val="0"/>
+          <w:sz w:val="21"/>
+          <w:szCs w:val="21"/>
+          <w:lang w:eastAsia="pt-BR"/>
+          <w14:ligatures w14:val="none"/>
+        </w:rPr>
+        <w:t>"</w:t>
+      </w:r>
+      <w:r>
+        <w:rPr>
+          <w:rFonts w:ascii="Fira Code" w:eastAsia="Times New Roman" w:hAnsi="Fira Code" w:cs="Fira Code"/>
+          <w:color w:val="F8F8F2"/>
+          <w:kern w:val="0"/>
+          <w:sz w:val="21"/>
+          <w:szCs w:val="21"/>
+          <w:lang w:eastAsia="pt-BR"/>
+          <w14:ligatures w14:val="none"/>
+        </w:rPr>
+        <w:t>:</w:t>
+      </w:r>
+    </w:p>
+    <w:p>
+      <w:pPr>
+        <w:pStyle w:val="PargrafodaLista"/>
+        <w:numPr>
+          <w:ilvl w:val="0"/>
+          <w:numId w:val="2"/>
+        </w:numPr>
+        <w:shd w:val="clear" w:color="auto" w:fill="282A36"/>
+        <w:spacing w:after="0" w:line="285" w:lineRule="atLeast"/>
+        <w:rPr>
+          <w:rFonts w:ascii="Fira Code" w:eastAsia="Times New Roman" w:hAnsi="Fira Code" w:cs="Fira Code"/>
+          <w:color w:val="F8F8F2"/>
+          <w:kern w:val="0"/>
+          <w:sz w:val="21"/>
+          <w:szCs w:val="21"/>
+          <w:lang w:eastAsia="pt-BR"/>
+          <w14:ligatures w14:val="none"/>
+        </w:rPr>
+      </w:pPr>
+      <w:r>
+        <w:rPr>
+          <w:rFonts w:ascii="Fira Code" w:eastAsia="Times New Roman" w:hAnsi="Fira Code" w:cs="Fira Code"/>
+          <w:color w:val="F8F8F2"/>
+          <w:kern w:val="0"/>
+          <w:sz w:val="21"/>
+          <w:szCs w:val="21"/>
+          <w:lang w:eastAsia="pt-BR"/>
+          <w14:ligatures w14:val="none"/>
+        </w:rPr>
+        <w:t>        pyautogui.write(</w:t>
+      </w:r>
+      <w:r>
+        <w:rPr>
+          <w:rFonts w:ascii="Fira Code" w:eastAsia="Times New Roman" w:hAnsi="Fira Code" w:cs="Fira Code"/>
+          <w:i/>
+          <w:iCs/>
+          <w:color w:val="FFB86C"/>
+          <w:kern w:val="0"/>
+          <w:sz w:val="21"/>
+          <w:szCs w:val="21"/>
+          <w:lang w:eastAsia="pt-BR"/>
+          <w14:ligatures w14:val="none"/>
+        </w:rPr>
+        <w:t>campos</w:t>
+      </w:r>
+      <w:r>
+        <w:rPr>
+          <w:rFonts w:ascii="Fira Code" w:eastAsia="Times New Roman" w:hAnsi="Fira Code" w:cs="Fira Code"/>
+          <w:color w:val="F8F8F2"/>
+          <w:kern w:val="0"/>
+          <w:sz w:val="21"/>
+          <w:szCs w:val="21"/>
+          <w:lang w:eastAsia="pt-BR"/>
+          <w14:ligatures w14:val="none"/>
+        </w:rPr>
+        <w:t>[</w:t>
+      </w:r>
+      <w:r>
+        <w:rPr>
+          <w:rFonts w:ascii="Fira Code" w:eastAsia="Times New Roman" w:hAnsi="Fira Code" w:cs="Fira Code"/>
+          <w:color w:val="E9F284"/>
+          <w:kern w:val="0"/>
+          <w:sz w:val="21"/>
+          <w:szCs w:val="21"/>
+          <w:lang w:eastAsia="pt-BR"/>
+          <w14:ligatures w14:val="none"/>
+        </w:rPr>
+        <w:t>'</w:t>
+      </w:r>
+      <w:r>
+        <w:rPr>
+          <w:rFonts w:ascii="Fira Code" w:eastAsia="Times New Roman" w:hAnsi="Fira Code" w:cs="Fira Code"/>
+          <w:color w:val="F1FA8C"/>
+          <w:kern w:val="0"/>
+          <w:sz w:val="21"/>
+          <w:szCs w:val="21"/>
+          <w:lang w:eastAsia="pt-BR"/>
+          <w14:ligatures w14:val="none"/>
+        </w:rPr>
+        <w:t>esp_outro_meio_agressao</w:t>
+      </w:r>
+      <w:r>
+        <w:rPr>
+          <w:rFonts w:ascii="Fira Code" w:eastAsia="Times New Roman" w:hAnsi="Fira Code" w:cs="Fira Code"/>
+          <w:color w:val="E9F284"/>
+          <w:kern w:val="0"/>
+          <w:sz w:val="21"/>
+          <w:szCs w:val="21"/>
+          <w:lang w:eastAsia="pt-BR"/>
+          <w14:ligatures w14:val="none"/>
+        </w:rPr>
+        <w:t>'</w:t>
+      </w:r>
+      <w:r>
+        <w:rPr>
+          <w:rFonts w:ascii="Fira Code" w:eastAsia="Times New Roman" w:hAnsi="Fira Code" w:cs="Fira Code"/>
+          <w:color w:val="F8F8F2"/>
+          <w:kern w:val="0"/>
+          <w:sz w:val="21"/>
+          <w:szCs w:val="21"/>
+          <w:lang w:eastAsia="pt-BR"/>
+          <w14:ligatures w14:val="none"/>
+        </w:rPr>
+        <w:t>])</w:t>
+      </w:r>
+    </w:p>
+    <w:p>
+      <w:pPr>
+        <w:pStyle w:val="PargrafodaLista"/>
+        <w:numPr>
+          <w:ilvl w:val="0"/>
+          <w:numId w:val="2"/>
+        </w:numPr>
+        <w:shd w:val="clear" w:color="auto" w:fill="282A36"/>
+        <w:spacing w:after="0" w:line="285" w:lineRule="atLeast"/>
+        <w:rPr>
+          <w:rFonts w:ascii="Fira Code" w:eastAsia="Times New Roman" w:hAnsi="Fira Code" w:cs="Fira Code"/>
+          <w:color w:val="F8F8F2"/>
+          <w:kern w:val="0"/>
+          <w:sz w:val="21"/>
+          <w:szCs w:val="21"/>
+          <w:lang w:eastAsia="pt-BR"/>
+          <w14:ligatures w14:val="none"/>
+        </w:rPr>
+      </w:pPr>
+      <w:r>
+        <w:rPr>
+          <w:rFonts w:ascii="Fira Code" w:eastAsia="Times New Roman" w:hAnsi="Fira Code" w:cs="Fira Code"/>
+          <w:color w:val="F8F8F2"/>
+          <w:kern w:val="0"/>
+          <w:sz w:val="21"/>
+          <w:szCs w:val="21"/>
+          <w:lang w:eastAsia="pt-BR"/>
+          <w14:ligatures w14:val="none"/>
+        </w:rPr>
+        <w:t>        pyautogui.</w:t>
+      </w:r>
+      <w:r>
+        <w:rPr>
+          <w:rFonts w:ascii="Fira Code" w:eastAsia="Times New Roman" w:hAnsi="Fira Code" w:cs="Fira Code"/>
+          <w:color w:val="50FA7B"/>
+          <w:kern w:val="0"/>
+          <w:sz w:val="21"/>
+          <w:szCs w:val="21"/>
+          <w:lang w:eastAsia="pt-BR"/>
+          <w14:ligatures w14:val="none"/>
+        </w:rPr>
+        <w:t>press</w:t>
+      </w:r>
+      <w:r>
+        <w:rPr>
+          <w:rFonts w:ascii="Fira Code" w:eastAsia="Times New Roman" w:hAnsi="Fira Code" w:cs="Fira Code"/>
+          <w:color w:val="F8F8F2"/>
+          <w:kern w:val="0"/>
+          <w:sz w:val="21"/>
+          <w:szCs w:val="21"/>
+          <w:lang w:eastAsia="pt-BR"/>
+          <w14:ligatures w14:val="none"/>
+        </w:rPr>
+        <w:t>(</w:t>
+      </w:r>
+      <w:r>
+        <w:rPr>
+          <w:rFonts w:ascii="Fira Code" w:eastAsia="Times New Roman" w:hAnsi="Fira Code" w:cs="Fira Code"/>
+          <w:color w:val="E9F284"/>
+          <w:kern w:val="0"/>
+          <w:sz w:val="21"/>
+          <w:szCs w:val="21"/>
+          <w:lang w:eastAsia="pt-BR"/>
+          <w14:ligatures w14:val="none"/>
+        </w:rPr>
+        <w:t>"</w:t>
+      </w:r>
+      <w:r>
+        <w:rPr>
+          <w:rFonts w:ascii="Fira Code" w:eastAsia="Times New Roman" w:hAnsi="Fira Code" w:cs="Fira Code"/>
+          <w:color w:val="F1FA8C"/>
+          <w:kern w:val="0"/>
+          <w:sz w:val="21"/>
+          <w:szCs w:val="21"/>
+          <w:lang w:eastAsia="pt-BR"/>
+          <w14:ligatures w14:val="none"/>
+        </w:rPr>
+        <w:t>tab</w:t>
+      </w:r>
+      <w:r>
+        <w:rPr>
+          <w:rFonts w:ascii="Fira Code" w:eastAsia="Times New Roman" w:hAnsi="Fira Code" w:cs="Fira Code"/>
+          <w:color w:val="E9F284"/>
+          <w:kern w:val="0"/>
+          <w:sz w:val="21"/>
+          <w:szCs w:val="21"/>
+          <w:lang w:eastAsia="pt-BR"/>
+          <w14:ligatures w14:val="none"/>
+        </w:rPr>
+        <w:t>"</w:t>
+      </w:r>
+      <w:r>
+        <w:rPr>
+          <w:rFonts w:ascii="Fira Code" w:eastAsia="Times New Roman" w:hAnsi="Fira Code" w:cs="Fira Code"/>
+          <w:color w:val="F8F8F2"/>
+          <w:kern w:val="0"/>
+          <w:sz w:val="21"/>
+          <w:szCs w:val="21"/>
+          <w:lang w:eastAsia="pt-BR"/>
+          <w14:ligatures w14:val="none"/>
+        </w:rPr>
+        <w:t>)</w:t>
+      </w:r>
+    </w:p>
+    <w:p>
+      <w:pPr>
+        <w:pStyle w:val="PargrafodaLista"/>
+        <w:numPr>
+          <w:ilvl w:val="0"/>
+          <w:numId w:val="2"/>
+        </w:numPr>
+        <w:shd w:val="clear" w:color="auto" w:fill="282A36"/>
+        <w:spacing w:after="0" w:line="285" w:lineRule="atLeast"/>
+        <w:rPr>
+          <w:rFonts w:ascii="Fira Code" w:eastAsia="Times New Roman" w:hAnsi="Fira Code" w:cs="Fira Code"/>
+          <w:color w:val="F8F8F2"/>
+          <w:kern w:val="0"/>
+          <w:sz w:val="21"/>
+          <w:szCs w:val="21"/>
+          <w:lang w:eastAsia="pt-BR"/>
+          <w14:ligatures w14:val="none"/>
+        </w:rPr>
+      </w:pPr>
+      <w:r>
+        <w:rPr>
+          <w:rFonts w:ascii="Fira Code" w:eastAsia="Times New Roman" w:hAnsi="Fira Code" w:cs="Fira Code"/>
+          <w:color w:val="F8F8F2"/>
+          <w:kern w:val="0"/>
+          <w:sz w:val="21"/>
+          <w:szCs w:val="21"/>
+          <w:lang w:eastAsia="pt-BR"/>
+          <w14:ligatures w14:val="none"/>
+        </w:rPr>
+        <w:t>    time.</w:t>
+      </w:r>
+      <w:r>
+        <w:rPr>
+          <w:rFonts w:ascii="Fira Code" w:eastAsia="Times New Roman" w:hAnsi="Fira Code" w:cs="Fira Code"/>
+          <w:color w:val="50FA7B"/>
+          <w:kern w:val="0"/>
+          <w:sz w:val="21"/>
+          <w:szCs w:val="21"/>
+          <w:lang w:eastAsia="pt-BR"/>
+          <w14:ligatures w14:val="none"/>
+        </w:rPr>
+        <w:t>sleep</w:t>
+      </w:r>
+      <w:r>
+        <w:rPr>
+          <w:rFonts w:ascii="Fira Code" w:eastAsia="Times New Roman" w:hAnsi="Fira Code" w:cs="Fira Code"/>
+          <w:color w:val="F8F8F2"/>
+          <w:kern w:val="0"/>
+          <w:sz w:val="21"/>
+          <w:szCs w:val="21"/>
+          <w:lang w:eastAsia="pt-BR"/>
+          <w14:ligatures w14:val="none"/>
+        </w:rPr>
+        <w:t>(</w:t>
+      </w:r>
+      <w:r>
+        <w:rPr>
+          <w:rFonts w:ascii="Fira Code" w:eastAsia="Times New Roman" w:hAnsi="Fira Code" w:cs="Fira Code"/>
+          <w:color w:val="BD93F9"/>
+          <w:kern w:val="0"/>
+          <w:sz w:val="21"/>
+          <w:szCs w:val="21"/>
+          <w:lang w:eastAsia="pt-BR"/>
+          <w14:ligatures w14:val="none"/>
+        </w:rPr>
+        <w:t>2.0</w:t>
+      </w:r>
+      <w:r>
+        <w:rPr>
+          <w:rFonts w:ascii="Fira Code" w:eastAsia="Times New Roman" w:hAnsi="Fira Code" w:cs="Fira Code"/>
+          <w:color w:val="F8F8F2"/>
+          <w:kern w:val="0"/>
+          <w:sz w:val="21"/>
+          <w:szCs w:val="21"/>
+          <w:lang w:eastAsia="pt-BR"/>
+          <w14:ligatures w14:val="none"/>
+        </w:rPr>
+        <w:t>)</w:t>
+      </w:r>
+    </w:p>
+    <w:p>
+      <w:pPr>
+        <w:pStyle w:val="PargrafodaLista"/>
+        <w:ind w:left="1440"/>
+      </w:pPr>
+    </w:p>
+    <w:p>
+      <w:r>
+        <w:t xml:space="preserve">        2-</w:t>
+      </w:r>
+      <w:r>
+        <w:tab/>
+        <w:t>Ajustar o foco</w:t>
+      </w:r>
+      <w:r>
+        <w:t>, só quando for DIFERENTE de “1”</w:t>
+      </w:r>
+      <w:r>
+        <w:t xml:space="preserve"> ( </w:t>
+      </w:r>
+      <w:r>
+        <w:t>pyautogui.click(x=671, y=505)</w:t>
+      </w:r>
+      <w:r>
+        <w:t xml:space="preserve">  ), após o primeiro TAB.</w:t>
+      </w:r>
+    </w:p>
+    <w:p>
+      <w:pPr>
+        <w:spacing w:after="0"/>
+        <w:rPr>
+          <w:color w:val="EE0000"/>
+        </w:rPr>
+      </w:pPr>
+      <w:r>
+        <w:t xml:space="preserve">Comportamento após a inscrita ( </w:t>
+      </w:r>
+      <w:r>
+        <w:t>pyautogui.write(</w:t>
+      </w:r>
+      <w:r>
+        <w:rPr>
+          <w:i/>
+          <w:iCs/>
+        </w:rPr>
+        <w:t>campos</w:t>
+      </w:r>
+      <w:r>
+        <w:t>['outro_meio_agressao']) # pergunta 57.9</w:t>
+      </w:r>
+      <w:r>
+        <w:t>):</w:t>
+      </w:r>
+      <w:r>
+        <w:br/>
+      </w:r>
+      <w:r>
+        <w:rPr>
+          <w:color w:val="EE0000"/>
+        </w:rPr>
+        <w:t xml:space="preserve">       </w:t>
+      </w:r>
+      <w:r>
+        <w:rPr>
+          <w:color w:val="EE0000"/>
+        </w:rPr>
+        <w:t> pyautogui.press("tab")</w:t>
+      </w:r>
+    </w:p>
+    <w:p>
+      <w:pPr>
+        <w:spacing w:after="0"/>
+        <w:rPr>
+          <w:color w:val="EE0000"/>
+          <w:lang w:val="en-US"/>
+        </w:rPr>
+      </w:pPr>
+      <w:r>
+        <w:rPr>
+          <w:color w:val="EE0000"/>
+        </w:rPr>
+        <w:t xml:space="preserve">        </w:t>
+      </w:r>
+      <w:r>
+        <w:rPr>
+          <w:color w:val="EE0000"/>
+          <w:lang w:val="en-US"/>
+        </w:rPr>
+        <w:t>pyautogui.click(</w:t>
+      </w:r>
+      <w:r>
+        <w:rPr>
+          <w:i/>
+          <w:iCs/>
+          <w:color w:val="EE0000"/>
+          <w:lang w:val="en-US"/>
+        </w:rPr>
+        <w:t>x</w:t>
+      </w:r>
+      <w:r>
+        <w:rPr>
+          <w:color w:val="EE0000"/>
+          <w:lang w:val="en-US"/>
+        </w:rPr>
+        <w:t xml:space="preserve">=671, </w:t>
+      </w:r>
+      <w:r>
+        <w:rPr>
+          <w:i/>
+          <w:iCs/>
+          <w:color w:val="EE0000"/>
+          <w:lang w:val="en-US"/>
+        </w:rPr>
+        <w:t>y</w:t>
+      </w:r>
+      <w:r>
+        <w:rPr>
+          <w:color w:val="EE0000"/>
+          <w:lang w:val="en-US"/>
+        </w:rPr>
+        <w:t>=505)</w:t>
+      </w:r>
+    </w:p>
+    <w:p>
+      <w:pPr>
+        <w:spacing w:after="0"/>
+        <w:rPr>
+          <w:color w:val="EE0000"/>
+          <w:lang w:val="en-US"/>
+        </w:rPr>
+      </w:pPr>
+      <w:r>
+        <w:rPr>
+          <w:color w:val="EE0000"/>
+          <w:lang w:val="en-US"/>
+        </w:rPr>
+        <w:t>        pyautogui.press("tab")</w:t>
+      </w:r>
+    </w:p>
+    <w:p>
+      <w:pPr>
+        <w:spacing w:after="0"/>
+        <w:rPr>
+          <w:color w:val="EE0000"/>
+          <w:lang w:val="en-US"/>
+        </w:rPr>
+      </w:pPr>
+    </w:p>
+    <w:p>
+      <w:pPr>
+        <w:spacing w:after="0"/>
+      </w:pPr>
+      <w:r>
+        <w:t>Organizar esse código com a</w:t>
+      </w:r>
+      <w:r>
+        <w:t xml:space="preserve"> regras enviadas acima.</w:t>
+      </w:r>
+      <w:r>
+        <w:br/>
+      </w:r>
+      <w:r>
+        <w:br/>
+        <w:t>Código a ser organizado:</w:t>
+      </w:r>
+    </w:p>
+    <w:p>
+      <w:pPr>
+        <w:spacing w:after="0"/>
+      </w:pPr>
+      <w:r>
+        <w:t># pergunta 57.9 - (x=671, y=505) ou (x=671, y=359)</w:t>
+      </w:r>
+    </w:p>
+    <w:p>
+      <w:pPr>
+        <w:spacing w:after="0"/>
+      </w:pPr>
+      <w:r>
+        <w:t>    # --- INÍCIO DA LÓGICA CORRIGIDA E ATUALIZADA ---</w:t>
+      </w:r>
+    </w:p>
+    <w:p>
+      <w:pPr>
+        <w:spacing w:after="0"/>
+      </w:pPr>
+      <w:r>
+        <w:t xml:space="preserve">    </w:t>
+      </w:r>
+    </w:p>
+    <w:p>
+      <w:pPr>
+        <w:spacing w:after="0"/>
+      </w:pPr>
+      <w:r>
+        <w:t>    # 1. Preenche o campo principal (Pergunta 57.9 - Meio de Agressão "NUMERO")</w:t>
+      </w:r>
+    </w:p>
+    <w:p>
+      <w:pPr>
+        <w:spacing w:after="0"/>
+      </w:pPr>
+      <w:r>
+        <w:t>    #pyautogui.write(campos['outro_meio_agressao']) # pergunta 57.9</w:t>
+      </w:r>
+    </w:p>
+    <w:p>
+      <w:pPr>
+        <w:spacing w:after="0"/>
+      </w:pPr>
+      <w:r>
+        <w:t>    #log_info(f"[Pergunta 57.9 Número] Preenchido com: {campos['outro_meio_agressao']}")</w:t>
+      </w:r>
+    </w:p>
+    <w:p>
+      <w:pPr>
+        <w:spacing w:after="0"/>
+        <w:rPr>
+          <w:lang w:val="en-US"/>
+        </w:rPr>
+      </w:pPr>
+      <w:r>
+        <w:t xml:space="preserve">    </w:t>
+      </w:r>
+      <w:r>
+        <w:rPr>
+          <w:lang w:val="en-US"/>
+        </w:rPr>
+        <w:t>#pyautogui.press("tab")</w:t>
+      </w:r>
+    </w:p>
+    <w:p>
+      <w:pPr>
+        <w:spacing w:after="0"/>
+        <w:rPr>
+          <w:lang w:val="en-US"/>
+        </w:rPr>
+      </w:pPr>
+      <w:r>
+        <w:rPr>
+          <w:lang w:val="en-US"/>
+        </w:rPr>
+        <w:t xml:space="preserve">    </w:t>
+      </w:r>
+    </w:p>
+    <w:p>
+      <w:pPr>
+        <w:spacing w:after="0"/>
+        <w:rPr>
+          <w:lang w:val="en-US"/>
+        </w:rPr>
+      </w:pPr>
+      <w:r>
+        <w:rPr>
+          <w:lang w:val="en-US"/>
+        </w:rPr>
+        <w:t>    time.sleep(1.5)</w:t>
+      </w:r>
+    </w:p>
+    <w:p>
+      <w:pPr>
+        <w:spacing w:after="0"/>
+      </w:pPr>
+      <w:r>
+        <w:rPr>
+          <w:lang w:val="en-US"/>
+        </w:rPr>
+        <w:t xml:space="preserve">    </w:t>
+      </w:r>
+      <w:r>
+        <w:t>#valor_especificacao = campos.get('esp_outro_meio_agressao', '')</w:t>
+      </w:r>
+    </w:p>
+    <w:p>
+      <w:pPr>
+        <w:spacing w:after="0"/>
+      </w:pPr>
+    </w:p>
+    <w:p>
+      <w:pPr>
+        <w:spacing w:after="0"/>
+      </w:pPr>
+      <w:r>
+        <w:t>    # 2. Lógica de Ajuste Técnico (NOVA REGRA 2 applied)</w:t>
+      </w:r>
+    </w:p>
+    <w:p>
+      <w:pPr>
+        <w:spacing w:after="0"/>
+      </w:pPr>
+      <w:r>
+        <w:t>    # --- Ajuste condicional para "Outro meio de agressão" ---</w:t>
+      </w:r>
+    </w:p>
+    <w:p>
+      <w:pPr>
+        <w:spacing w:after="0"/>
+      </w:pPr>
+      <w:r>
+        <w:t>    # Regra:</w:t>
+      </w:r>
+    </w:p>
+    <w:p>
+      <w:pPr>
+        <w:spacing w:after="0"/>
+      </w:pPr>
+      <w:r>
+        <w:t>    # 1️</w:t>
+      </w:r>
+      <w:r>
+        <w:rPr>
+          <w:rFonts w:ascii="Segoe UI Symbol" w:hAnsi="Segoe UI Symbol" w:cs="Segoe UI Symbol"/>
+        </w:rPr>
+        <w:t>⃣</w:t>
+      </w:r>
+      <w:r>
+        <w:t xml:space="preserve"> Só executa se for a primeira execução (primeira_execucao == True)</w:t>
+      </w:r>
+    </w:p>
+    <w:p>
+      <w:pPr>
+        <w:spacing w:after="0"/>
+      </w:pPr>
+      <w:r>
+        <w:t>    # 2️</w:t>
+      </w:r>
+      <w:r>
+        <w:rPr>
+          <w:rFonts w:ascii="Segoe UI Symbol" w:hAnsi="Segoe UI Symbol" w:cs="Segoe UI Symbol"/>
+        </w:rPr>
+        <w:t>⃣</w:t>
+      </w:r>
+      <w:r>
+        <w:t xml:space="preserve"> E se o valor de 'outro_meio_agressao' for diferente de "1"</w:t>
+      </w:r>
+    </w:p>
+    <w:p>
+      <w:pPr>
+        <w:spacing w:after="0"/>
+      </w:pPr>
+      <w:r>
+        <w:t>    # Caso contrário, pula o ajuste e segue direto para o próximo passo.</w:t>
+      </w:r>
+    </w:p>
+    <w:p>
+      <w:pPr>
+        <w:spacing w:after="0"/>
+      </w:pPr>
+      <w:r>
+        <w:t>    valor_outro_meio = str(</w:t>
+      </w:r>
+      <w:r>
+        <w:rPr>
+          <w:i/>
+          <w:iCs/>
+        </w:rPr>
+        <w:t>campos</w:t>
+      </w:r>
+      <w:r>
+        <w:t>.get('outro_meio_agressao', '')).strip()</w:t>
+      </w:r>
+    </w:p>
+    <w:p>
+      <w:pPr>
+        <w:spacing w:after="0"/>
+      </w:pPr>
+    </w:p>
+    <w:p>
+      <w:pPr>
+        <w:spacing w:after="0"/>
+      </w:pPr>
+      <w:r>
+        <w:t>    if primeira_execucao and valor_outro_meio != "1":</w:t>
+      </w:r>
+    </w:p>
+    <w:p>
+      <w:pPr>
+        <w:spacing w:after="0"/>
+      </w:pPr>
+      <w:r>
+        <w:t>        log_info("Primeira execução e valor != '1': realizando clique de ajuste em (671, 505).")</w:t>
+      </w:r>
+    </w:p>
+    <w:p>
+      <w:pPr>
+        <w:spacing w:after="0"/>
+      </w:pPr>
+      <w:r>
+        <w:t>        log_debug(f"Condição atendida: primeira_execucao={primeira_execucao}, valor_outro_meio='{valor_outro_meio}'")</w:t>
+      </w:r>
+    </w:p>
+    <w:p>
+      <w:pPr>
+        <w:spacing w:after="0"/>
+      </w:pPr>
+      <w:r>
+        <w:t xml:space="preserve">        </w:t>
+      </w:r>
+    </w:p>
+    <w:p>
+      <w:pPr>
+        <w:spacing w:after="0"/>
+      </w:pPr>
+      <w:r>
+        <w:t>        pyautogui.write(</w:t>
+      </w:r>
+      <w:r>
+        <w:rPr>
+          <w:i/>
+          <w:iCs/>
+        </w:rPr>
+        <w:t>campos</w:t>
+      </w:r>
+      <w:r>
+        <w:t>['outro_meio_agressao']) # pergunta 57.9</w:t>
+      </w:r>
+    </w:p>
+    <w:p>
+      <w:pPr>
+        <w:spacing w:after="0"/>
+      </w:pPr>
+      <w:r>
+        <w:t>        log_info(f"[Pergunta 57.9 Número] Preenchido com: {</w:t>
+      </w:r>
+      <w:r>
+        <w:rPr>
+          <w:i/>
+          <w:iCs/>
+        </w:rPr>
+        <w:t>campos</w:t>
+      </w:r>
+      <w:r>
+        <w:t>['outro_meio_agressao']}")</w:t>
+      </w:r>
+    </w:p>
+    <w:p>
+      <w:pPr>
+        <w:spacing w:after="0"/>
+      </w:pPr>
+      <w:r>
+        <w:t xml:space="preserve">        </w:t>
+      </w:r>
+    </w:p>
+    <w:p>
+      <w:pPr>
+        <w:spacing w:after="0"/>
+        <w:rPr>
+          <w:lang w:val="en-US"/>
+        </w:rPr>
+      </w:pPr>
+      <w:r>
+        <w:t xml:space="preserve">        </w:t>
+      </w:r>
+      <w:r>
+        <w:rPr>
+          <w:lang w:val="en-US"/>
+        </w:rPr>
+        <w:t>pyautogui.press("tab")</w:t>
+      </w:r>
+    </w:p>
+    <w:p>
+      <w:pPr>
+        <w:spacing w:after="0"/>
+        <w:rPr>
+          <w:lang w:val="en-US"/>
+        </w:rPr>
+      </w:pPr>
+      <w:r>
+        <w:rPr>
+          <w:lang w:val="en-US"/>
+        </w:rPr>
+        <w:t>        pyautogui.click(</w:t>
+      </w:r>
+      <w:r>
+        <w:rPr>
+          <w:i/>
+          <w:iCs/>
+          <w:lang w:val="en-US"/>
+        </w:rPr>
+        <w:t>x</w:t>
+      </w:r>
+      <w:r>
+        <w:rPr>
+          <w:lang w:val="en-US"/>
+        </w:rPr>
+        <w:t xml:space="preserve">=671, </w:t>
+      </w:r>
+      <w:r>
+        <w:rPr>
+          <w:i/>
+          <w:iCs/>
+          <w:lang w:val="en-US"/>
+        </w:rPr>
+        <w:t>y</w:t>
+      </w:r>
+      <w:r>
+        <w:rPr>
+          <w:lang w:val="en-US"/>
+        </w:rPr>
+        <w:t>=505)</w:t>
+      </w:r>
+    </w:p>
+    <w:p>
+      <w:pPr>
+        <w:spacing w:after="0"/>
+        <w:rPr>
+          <w:lang w:val="en-US"/>
+        </w:rPr>
+      </w:pPr>
+      <w:r>
+        <w:rPr>
+          <w:lang w:val="en-US"/>
+        </w:rPr>
+        <w:t>        pyautogui.press("tab")</w:t>
+      </w:r>
+    </w:p>
+    <w:p>
+      <w:pPr>
+        <w:spacing w:after="0"/>
+        <w:rPr>
+          <w:lang w:val="en-US"/>
+        </w:rPr>
+      </w:pPr>
+      <w:r>
+        <w:rPr>
+          <w:lang w:val="en-US"/>
+        </w:rPr>
+        <w:t>        time.sleep(1.0)</w:t>
+      </w:r>
+    </w:p>
+    <w:p>
+      <w:pPr>
+        <w:spacing w:after="0"/>
+      </w:pPr>
+      <w:r>
+        <w:rPr>
+          <w:lang w:val="en-US"/>
+        </w:rPr>
+        <w:t xml:space="preserve">    </w:t>
+      </w:r>
+      <w:r>
+        <w:t>else:</w:t>
+      </w:r>
+    </w:p>
+    <w:p>
+      <w:pPr>
+        <w:spacing w:after="0"/>
+      </w:pPr>
+      <w:r>
+        <w:t>        log_debug(f"Condição Ignorada: primeira_execucao={primeira_execucao}, valor_outro_meio='{valor_outro_meio}'")</w:t>
+      </w:r>
+    </w:p>
+    <w:p>
+      <w:pPr>
+        <w:spacing w:after="0"/>
+      </w:pPr>
+      <w:r>
+        <w:t>        pyautogui.write(</w:t>
+      </w:r>
+      <w:r>
+        <w:rPr>
+          <w:i/>
+          <w:iCs/>
+        </w:rPr>
+        <w:t>campos</w:t>
+      </w:r>
+      <w:r>
+        <w:t>['outro_meio_agressao']) # pergunta 57.9</w:t>
+      </w:r>
+    </w:p>
+    <w:p>
+      <w:pPr>
+        <w:spacing w:after="0"/>
+      </w:pPr>
+      <w:r>
+        <w:t>        log_info(f"[Pergunta 57.9 Número] Preenchido com: {</w:t>
+      </w:r>
+      <w:r>
+        <w:rPr>
+          <w:i/>
+          <w:iCs/>
+        </w:rPr>
+        <w:t>campos</w:t>
+      </w:r>
+      <w:r>
+        <w:t>['outro_meio_agressao']}")</w:t>
+      </w:r>
+    </w:p>
+    <w:p>
+      <w:pPr>
+        <w:spacing w:after="0"/>
+        <w:rPr>
+          <w:lang w:val="en-US"/>
+        </w:rPr>
+      </w:pPr>
+      <w:r>
+        <w:t xml:space="preserve">        </w:t>
+      </w:r>
+      <w:r>
+        <w:rPr>
+          <w:lang w:val="en-US"/>
+        </w:rPr>
+        <w:t>pyautogui.press("tab")</w:t>
+      </w:r>
+    </w:p>
+    <w:p>
+      <w:pPr>
+        <w:spacing w:after="0"/>
+        <w:rPr>
+          <w:lang w:val="en-US"/>
+        </w:rPr>
+      </w:pPr>
+      <w:r>
+        <w:rPr>
+          <w:lang w:val="en-US"/>
+        </w:rPr>
+        <w:t>        pyautogui.click(</w:t>
+      </w:r>
+      <w:r>
+        <w:rPr>
+          <w:i/>
+          <w:iCs/>
+          <w:lang w:val="en-US"/>
+        </w:rPr>
+        <w:t>x</w:t>
+      </w:r>
+      <w:r>
+        <w:rPr>
+          <w:lang w:val="en-US"/>
+        </w:rPr>
+        <w:t xml:space="preserve">=671, </w:t>
+      </w:r>
+      <w:r>
+        <w:rPr>
+          <w:i/>
+          <w:iCs/>
+          <w:lang w:val="en-US"/>
+        </w:rPr>
+        <w:t>y</w:t>
+      </w:r>
+      <w:r>
+        <w:rPr>
+          <w:lang w:val="en-US"/>
+        </w:rPr>
+        <w:t>=505)</w:t>
+      </w:r>
+    </w:p>
+    <w:p>
+      <w:pPr>
+        <w:spacing w:after="0"/>
+      </w:pPr>
+      <w:r>
+        <w:rPr>
+          <w:lang w:val="en-US"/>
+        </w:rPr>
+        <w:t xml:space="preserve">        </w:t>
+      </w:r>
+      <w:r>
+        <w:t>pyautogui.press("tab")</w:t>
+      </w:r>
+    </w:p>
+    <w:p>
+      <w:pPr>
+        <w:spacing w:after="0"/>
+      </w:pPr>
+    </w:p>
+    <w:p>
+      <w:pPr>
+        <w:spacing w:after="0"/>
+      </w:pPr>
+      <w:r>
+        <w:t>    # 3. Lógica da Especificação (Executa SEMPRE que o valor for "1")</w:t>
+      </w:r>
+    </w:p>
+    <w:p>
+      <w:pPr>
+        <w:spacing w:after="0"/>
+      </w:pPr>
+      <w:r>
+        <w:t>    # Se caiu na regra acima (!= 1), esse if será falso.</w:t>
+      </w:r>
+    </w:p>
+    <w:p>
+      <w:pPr>
+        <w:spacing w:after="0"/>
+      </w:pPr>
+      <w:r>
+        <w:t>    # Se foi pulado acima (== 1), ele entra aqui, dá o TAB e escreve.</w:t>
+      </w:r>
+    </w:p>
+    <w:p>
+      <w:pPr>
+        <w:spacing w:after="0"/>
+      </w:pPr>
+      <w:r>
+        <w:t xml:space="preserve">    if </w:t>
+      </w:r>
+      <w:r>
+        <w:rPr>
+          <w:i/>
+          <w:iCs/>
+        </w:rPr>
+        <w:t>campos</w:t>
+      </w:r>
+      <w:r>
+        <w:t>.get('outro_meio_agressao') == "1":</w:t>
+      </w:r>
+    </w:p>
+    <w:p>
+      <w:pPr>
+        <w:spacing w:after="0"/>
+      </w:pPr>
+      <w:r>
+        <w:t>       # pyautogui.press("tab")  # Entra no campo de texto "Especificar"</w:t>
+      </w:r>
+    </w:p>
+    <w:p>
+      <w:pPr>
+        <w:spacing w:after="0"/>
+      </w:pPr>
+      <w:r>
+        <w:t xml:space="preserve">        </w:t>
+      </w:r>
+    </w:p>
+    <w:p>
+      <w:pPr>
+        <w:spacing w:after="0"/>
+      </w:pPr>
+      <w:r>
+        <w:t>        # --- NOVO: LÓGICA DE VALIDAÇÃO DE OBRIGATORIEDADE (P57.10) ---</w:t>
+      </w:r>
+    </w:p>
+    <w:p>
+      <w:pPr>
+        <w:spacing w:after="0"/>
+      </w:pPr>
+      <w:r>
+        <w:t xml:space="preserve">        valor_especificacao = </w:t>
+      </w:r>
+      <w:r>
+        <w:rPr>
+          <w:i/>
+          <w:iCs/>
+        </w:rPr>
+        <w:t>campos</w:t>
+      </w:r>
+      <w:r>
+        <w:t>.get('esp_outro_meio_agressao', '').strip() # Tira espaços antes de validar</w:t>
+      </w:r>
+    </w:p>
+    <w:p>
+      <w:pPr>
+        <w:spacing w:after="0"/>
+      </w:pPr>
+      <w:r>
+        <w:t xml:space="preserve">        </w:t>
+      </w:r>
+    </w:p>
+    <w:p>
+      <w:pPr>
+        <w:spacing w:after="0"/>
+      </w:pPr>
+      <w:r>
+        <w:t>        erro_contexto = f"Pergunta 57.10 - Especificação 'Outro Meio de Agressão'. Valor recebido: '{valor_especificacao}'"</w:t>
+      </w:r>
+    </w:p>
+    <w:p>
+      <w:pPr>
+        <w:spacing w:after="0"/>
+      </w:pPr>
+      <w:r>
+        <w:t>        log_info(f"[Pergunta 57.10 - CAMPO ABERTO] Opção 'Outros' (1). Preenchendo especificação: {valor_especificacao}")</w:t>
+      </w:r>
+    </w:p>
+    <w:p>
+      <w:pPr>
+        <w:spacing w:after="0"/>
+      </w:pPr>
+    </w:p>
+    <w:p>
+      <w:pPr>
+        <w:spacing w:after="0"/>
+      </w:pPr>
+      <w:r>
+        <w:t>        # Se o campo de especificação estiver vazio após remover espaços:</w:t>
+      </w:r>
+    </w:p>
+    <w:p>
+      <w:pPr>
+        <w:spacing w:after="0"/>
+      </w:pPr>
+      <w:r>
+        <w:t>        if not valor_especificacao:</w:t>
+      </w:r>
+    </w:p>
+    <w:p>
+      <w:pPr>
+        <w:spacing w:after="0"/>
+      </w:pPr>
+      <w:r>
+        <w:t>            log_erro(f"ERRO DE VALIDAÇÃO DETECTADO: Campo obrigatório vazio após seleção 'Outros'. {erro_contexto}")</w:t>
+      </w:r>
+    </w:p>
+    <w:p>
+      <w:pPr>
+        <w:spacing w:after="0"/>
+      </w:pPr>
+      <w:r>
+        <w:lastRenderedPageBreak/>
+        <w:t>            # Chama a verificação que, se não encontrar o erro na tela, permite levantar o erro fatal</w:t>
+      </w:r>
+    </w:p>
+    <w:p>
+      <w:pPr>
+        <w:spacing w:after="0"/>
+      </w:pPr>
+      <w:r>
+        <w:t>            if verificar_e_tratar_erro(</w:t>
+      </w:r>
+      <w:r>
+        <w:rPr>
+          <w:i/>
+          <w:iCs/>
+        </w:rPr>
+        <w:t>num_notificacao</w:t>
+      </w:r>
+      <w:r>
+        <w:t>, "%VIOLENC%"):</w:t>
+      </w:r>
+    </w:p>
+    <w:p>
+      <w:pPr>
+        <w:spacing w:after="0"/>
+      </w:pPr>
+      <w:r>
+        <w:t>                # Se o verificador achou erro, ele já registrou. Levantamos o erro fatal.</w:t>
+      </w:r>
+    </w:p>
+    <w:p>
+      <w:pPr>
+        <w:spacing w:after="0"/>
+      </w:pPr>
+      <w:r>
+        <w:t>                raise Exception(f"Erro de validação (na tela) e campo vazio em {erro_contexto}. Interrupção forçada.")</w:t>
+      </w:r>
+    </w:p>
+    <w:p>
+      <w:pPr>
+        <w:spacing w:after="0"/>
+      </w:pPr>
+      <w:r>
+        <w:t>            else:</w:t>
+      </w:r>
+    </w:p>
+    <w:p>
+      <w:pPr>
+        <w:spacing w:after="0"/>
+      </w:pPr>
+      <w:r>
+        <w:t>                # Se o verificador NÃO achou erro na tela, forçamos o erro fatal por estar vazio.</w:t>
+      </w:r>
+    </w:p>
+    <w:p>
+      <w:pPr>
+        <w:spacing w:after="0"/>
+      </w:pPr>
+      <w:r>
+        <w:t>                raise Exception(f"Campo de especificação vazio (P57.10) em {erro_contexto}. Interrupção forçada.")</w:t>
+      </w:r>
+    </w:p>
+    <w:p>
+      <w:pPr>
+        <w:spacing w:after="0"/>
+      </w:pPr>
+      <w:r>
+        <w:t xml:space="preserve">        </w:t>
+      </w:r>
+    </w:p>
+    <w:p>
+      <w:pPr>
+        <w:spacing w:after="0"/>
+      </w:pPr>
+      <w:r>
+        <w:t>        # Se o valor não está vazio, preenche o campo normalmente.</w:t>
+      </w:r>
+    </w:p>
+    <w:p>
+      <w:pPr>
+        <w:spacing w:after="0"/>
+      </w:pPr>
+      <w:r>
+        <w:t>        pyautogui.write(valor_especificacao)</w:t>
+      </w:r>
+    </w:p>
+    <w:p>
+      <w:pPr>
+        <w:spacing w:after="0"/>
+      </w:pPr>
+      <w:r>
+        <w:t>        pyautogui.press("tab") # Sai do campo de especificação</w:t>
+      </w:r>
+    </w:p>
+    <w:p>
+      <w:pPr>
+        <w:spacing w:after="0"/>
+      </w:pPr>
+      <w:r>
+        <w:t>        pyautogui.click(</w:t>
+      </w:r>
+      <w:r>
+        <w:rPr>
+          <w:i/>
+          <w:iCs/>
+        </w:rPr>
+        <w:t>x</w:t>
+      </w:r>
+      <w:r>
+        <w:t xml:space="preserve">=694, </w:t>
+      </w:r>
+      <w:r>
+        <w:rPr>
+          <w:i/>
+          <w:iCs/>
+        </w:rPr>
+        <w:t>y</w:t>
+      </w:r>
+      <w:r>
+        <w:t>=507) # Click para garantir o foco correto (Primeira execução detectada: Realizando clique de ajuste em (671, 505). o sistema tem um erro de foco, que apos o TAB ele não )</w:t>
+      </w:r>
+    </w:p>
+    <w:p>
+      <w:pPr>
+        <w:spacing w:after="0"/>
+      </w:pPr>
+      <w:r>
+        <w:t>        time.sleep(2.5)</w:t>
+      </w:r>
+    </w:p>
+    <w:p>
+      <w:pPr>
+        <w:spacing w:after="0"/>
+      </w:pPr>
+      <w:r>
+        <w:t>        # --- FIM DA LÓGICA DE VALIDAÇÃO DE OBRIGATORIEDADE ---</w:t>
+      </w:r>
+    </w:p>
+    <w:p>
+      <w:pPr>
+        <w:spacing w:after="0"/>
+      </w:pPr>
+    </w:p>
+    <w:p>
+      <w:pPr>
+        <w:spacing w:after="0"/>
+      </w:pPr>
+      <w:r>
+        <w:t xml:space="preserve">    </w:t>
+      </w:r>
+    </w:p>
+    <w:p>
+      <w:pPr>
+        <w:spacing w:after="0"/>
+      </w:pPr>
+      <w:r>
+        <w:t>    # --- FIM DA LÓGICA CORRIGIDA ---</w:t>
+      </w:r>
+    </w:p>
+    <w:p>
+      <w:pPr>
+        <w:spacing w:after="0"/>
+      </w:pPr>
+      <w:r>
+        <w:t xml:space="preserve">    </w:t>
+      </w:r>
+    </w:p>
+    <w:p>
+      <w:pPr>
+        <w:spacing w:after="0"/>
+      </w:pPr>
+      <w:r>
+        <w:t>    time.sleep(2)</w:t>
+      </w:r>
+    </w:p>
+    <w:p>
+      <w:pPr>
+        <w:spacing w:after="0"/>
+      </w:pPr>
+    </w:p>
+    <w:p>
+      <w:r>
+        <w:t>OBS:</w:t>
+      </w:r>
+      <w:r>
+        <w:t xml:space="preserve"> Manter todos os comentários necessário, e comentar por numeração a sequência de execução dos blocos</w:t>
+      </w:r>
+    </w:p>
+    <w:p/>
+    <w:p/>
+    <w:p/>
+    <w:p/>
+    <w:p/>
+    <w:p/>
+    <w:p>
+      <w:pPr>
+        <w:jc w:val="center"/>
+      </w:pPr>
+      <w:r>
+        <w:t>Prompt pergunta 57.9</w:t>
+      </w:r>
+      <w:r>
+        <w:t xml:space="preserve"> (02)</w:t>
+      </w:r>
+    </w:p>
+    <w:p>
+      <w:r>
+        <w:t>Antes de entrar  na sequência de preenchimento de  “</w:t>
+      </w:r>
+      <w:r>
+        <w:t>outro_meio_agressao</w:t>
+      </w:r>
+      <w:r>
+        <w:t>” e  “</w:t>
+      </w:r>
+      <w:r>
+        <w:t>esp_outro_meio_agressao</w:t>
+      </w:r>
+      <w:r>
+        <w:t>” fazer uma validação se:</w:t>
+      </w:r>
+    </w:p>
+    <w:p>
+      <w:r>
+        <w:t>outro_meio_agressao</w:t>
+      </w:r>
+      <w:r>
+        <w:t xml:space="preserve"> for == “1” então fazer isso:</w:t>
+      </w:r>
+    </w:p>
+    <w:p>
+      <w:pPr>
+        <w:spacing w:after="0"/>
+      </w:pPr>
+      <w:r>
+        <w:lastRenderedPageBreak/>
+        <w:t>Digitar(</w:t>
+      </w:r>
+      <w:r>
+        <w:t> pyautogui.write(</w:t>
+      </w:r>
+      <w:r>
+        <w:rPr>
+          <w:i/>
+          <w:iCs/>
+        </w:rPr>
+        <w:t>campos</w:t>
+      </w:r>
+      <w:r>
+        <w:t>['outro_meio_agressao'])</w:t>
+      </w:r>
+      <w:r>
+        <w:t>)</w:t>
+      </w:r>
+    </w:p>
+    <w:p>
+      <w:pPr>
+        <w:spacing w:after="0"/>
+      </w:pPr>
+      <w:r>
+        <w:t>TAB</w:t>
+      </w:r>
+    </w:p>
+    <w:p>
+      <w:pPr>
+        <w:spacing w:after="0"/>
+      </w:pPr>
+      <w:r>
+        <w:t>Digitar (</w:t>
+      </w:r>
+      <w:r>
+        <w:t>pyautogui.write(</w:t>
+      </w:r>
+      <w:r>
+        <w:rPr>
+          <w:i/>
+          <w:iCs/>
+        </w:rPr>
+        <w:t>campos</w:t>
+      </w:r>
+      <w:r>
+        <w:t>['esp_outro_meio_agressao'])</w:t>
+      </w:r>
+    </w:p>
+    <w:p>
+      <w:pPr>
+        <w:spacing w:after="0"/>
+      </w:pPr>
+      <w:r>
+        <w:t>TAB</w:t>
+      </w:r>
+    </w:p>
+    <w:p>
+      <w:pPr>
+        <w:spacing w:after="0"/>
+      </w:pPr>
+      <w:r>
+        <w:t xml:space="preserve"> Chamar função de erro se o campo estiver vazio</w:t>
+      </w:r>
+    </w:p>
+    <w:p>
+      <w:pPr>
+        <w:spacing w:after="0"/>
+      </w:pPr>
+    </w:p>
+    <w:p>
+      <w:pPr>
+        <w:spacing w:after="0"/>
+      </w:pPr>
+      <w:r>
+        <w:t>Else:</w:t>
+      </w:r>
+    </w:p>
+    <w:p>
+      <w:pPr>
+        <w:spacing w:after="0"/>
+      </w:pPr>
+      <w:r>
+        <w:t xml:space="preserve">   Digitar(</w:t>
+      </w:r>
+      <w:r>
+        <w:t> pyautogui.write(</w:t>
+      </w:r>
+      <w:r>
+        <w:rPr>
+          <w:i/>
+          <w:iCs/>
+        </w:rPr>
+        <w:t>campos</w:t>
+      </w:r>
+      <w:r>
+        <w:t>['outro_meio_agressao'])</w:t>
+      </w:r>
+      <w:r>
+        <w:t>)</w:t>
+      </w:r>
+    </w:p>
+    <w:p>
+      <w:pPr>
+        <w:spacing w:after="0"/>
+        <w:rPr>
+          <w:lang w:val="en-US"/>
+        </w:rPr>
+      </w:pPr>
+      <w:r>
+        <w:t xml:space="preserve">   </w:t>
+      </w:r>
+      <w:r>
+        <w:rPr>
+          <w:lang w:val="en-US"/>
+        </w:rPr>
+        <w:t>T</w:t>
+      </w:r>
+      <w:r>
+        <w:rPr>
+          <w:lang w:val="en-US"/>
+        </w:rPr>
+        <w:t>AB</w:t>
+      </w:r>
+    </w:p>
+    <w:p>
+      <w:pPr>
+        <w:spacing w:after="0"/>
+        <w:rPr>
+          <w:lang w:val="en-US"/>
+        </w:rPr>
+      </w:pPr>
+      <w:r>
+        <w:rPr>
+          <w:lang w:val="en-US"/>
+        </w:rPr>
+        <w:t xml:space="preserve">    pyautogui.click(</w:t>
+      </w:r>
+      <w:r>
+        <w:rPr>
+          <w:i/>
+          <w:iCs/>
+          <w:lang w:val="en-US"/>
+        </w:rPr>
+        <w:t>x</w:t>
+      </w:r>
+      <w:r>
+        <w:rPr>
+          <w:lang w:val="en-US"/>
+        </w:rPr>
+        <w:t xml:space="preserve">=671, </w:t>
+      </w:r>
+      <w:r>
+        <w:rPr>
+          <w:i/>
+          <w:iCs/>
+          <w:lang w:val="en-US"/>
+        </w:rPr>
+        <w:t>y</w:t>
+      </w:r>
+      <w:r>
+        <w:rPr>
+          <w:lang w:val="en-US"/>
+        </w:rPr>
+        <w:t>=505)</w:t>
+      </w:r>
+    </w:p>
+    <w:p>
+      <w:pPr>
+        <w:spacing w:after="0"/>
+        <w:rPr>
+          <w:lang w:val="en-US"/>
+        </w:rPr>
+      </w:pPr>
+      <w:r>
+        <w:rPr>
+          <w:lang w:val="en-US"/>
+        </w:rPr>
+        <w:t xml:space="preserve">  TAB</w:t>
+      </w:r>
+    </w:p>
+    <w:p>
+      <w:pPr>
+        <w:spacing w:after="0"/>
+        <w:rPr>
+          <w:lang w:val="en-US"/>
+        </w:rPr>
+      </w:pPr>
+    </w:p>
+    <w:p>
+      <w:pPr>
+        <w:rPr>
+          <w:lang w:val="en-US"/>
+        </w:rPr>
+      </w:pPr>
+    </w:p>
+    <w:p>
+      <w:pPr>
+        <w:ind w:left="360"/>
+        <w:rPr>
+          <w:lang w:val="en-US"/>
+        </w:rPr>
+      </w:pPr>
+      <w:r>
+        <w:rPr>
+          <w:noProof/>
+        </w:rPr>
+        <w:drawing>
+          <wp:inline distT="0" distB="0" distL="0" distR="0" wp14:anchorId="60146A7E" wp14:editId="5D9CA481">
+            <wp:extent cx="5400040" cy="3876040"/>
+            <wp:effectExtent l="0" t="0" r="0" b="0"/>
+            <wp:docPr id="317708878" name="Imagem 1"/>
+            <wp:cNvGraphicFramePr>
+              <a:graphicFrameLocks xmlns:a="http://schemas.openxmlformats.org/drawingml/2006/main" noChangeAspect="1"/>
+            </wp:cNvGraphicFramePr>
+            <a:graphic xmlns:a="http://schemas.openxmlformats.org/drawingml/2006/main">
+              <a:graphicData uri="http://schemas.openxmlformats.org/drawingml/2006/picture">
+                <pic:pic xmlns:pic="http://schemas.openxmlformats.org/drawingml/2006/picture">
+                  <pic:nvPicPr>
+                    <pic:cNvPr id="317708878" name=""/>
+                    <pic:cNvPicPr/>
+                  </pic:nvPicPr>
+                  <pic:blipFill>
+                    <a:blip r:embed="rId8"/>
+                    <a:stretch>
+                      <a:fillRect/>
+                    </a:stretch>
+                  </pic:blipFill>
+                  <pic:spPr>
+                    <a:xfrm>
+                      <a:off x="0" y="0"/>
+                      <a:ext cx="5400040" cy="3876040"/>
+                    </a:xfrm>
+                    <a:prstGeom prst="rect">
+                      <a:avLst/>
+                    </a:prstGeom>
+                  </pic:spPr>
+                </pic:pic>
+              </a:graphicData>
+            </a:graphic>
+          </wp:inline>
+        </w:drawing>
+      </w:r>
+    </w:p>
+    <w:p>
+      <w:pPr>
+        <w:ind w:left="360"/>
+        <w:rPr>
+          <w:b/>
+          <w:bCs/>
+        </w:rPr>
+      </w:pPr>
+    </w:p>
+    <w:p>
+      <w:pPr>
+        <w:ind w:left="360"/>
+        <w:rPr>
+          <w:b/>
+          <w:bCs/>
+        </w:rPr>
+      </w:pPr>
+    </w:p>
+    <w:p>
+      <w:pPr>
+        <w:ind w:left="360"/>
+        <w:rPr>
+          <w:b/>
+          <w:bCs/>
+        </w:rPr>
+      </w:pPr>
+      <w:r>
+        <w:rPr>
+          <w:b/>
+          <w:bCs/>
+        </w:rPr>
+        <w:t>Próximas sugestões:</w:t>
+      </w:r>
+    </w:p>
+    <w:p>
+      <w:pPr>
+        <w:ind w:left="360"/>
+      </w:pPr>
+      <w:r>
+        <w:t>a. Deseja que eu te mostre como integrar OCR com pyautogui para checar campos?</w:t>
+      </w:r>
+      <w:r>
+        <w:br/>
+        <w:t>b. Quer criar uma função que detecta erros de popup na tela usando OCR?</w:t>
+      </w:r>
+      <w:r>
+        <w:br/>
+        <w:t>c. Deseja validar se campos como “Nome da mãe” foram digitados corretamente com OCR?</w:t>
+      </w:r>
+    </w:p>
+    <w:p>
+      <w:pPr>
+        <w:ind w:left="360"/>
+      </w:pPr>
+    </w:p>
+    <w:p>
+      <w:pPr>
+        <w:ind w:left="360"/>
+      </w:pPr>
+    </w:p>
+    <w:p>
+      <w:pPr>
+        <w:ind w:left="360"/>
+      </w:pPr>
+      <w:r>
+        <w:t>P12</w:t>
+      </w:r>
+    </w:p>
+    <w:p>
+      <w:pPr>
+        <w:ind w:left="360"/>
+      </w:pPr>
+      <w:r>
+        <w:t>Se Idade meno</w:t>
+      </w:r>
+      <w:r>
+        <w:t>r</w:t>
+      </w:r>
+      <w:r>
+        <w:t xml:space="preserve"> ou igual a</w:t>
+      </w:r>
+      <w:r>
+        <w:t xml:space="preserve"> “6” então pular para P17</w:t>
+      </w:r>
+    </w:p>
+    <w:p>
+      <w:pPr>
+        <w:ind w:left="360"/>
+        <w:jc w:val="center"/>
+        <w:rPr>
+          <w:b/>
+          <w:bCs/>
+        </w:rPr>
+      </w:pPr>
+      <w:r>
+        <w:rPr>
+          <w:b/>
+          <w:bCs/>
+        </w:rPr>
+        <w:t>Prompt Bloco de Notificação Individual</w:t>
+      </w:r>
+    </w:p>
+    <w:p>
+      <w:pPr>
+        <w:ind w:left="360"/>
+      </w:pPr>
+      <w:r>
+        <w:t>Vamos analisar esse código para corrigir a sequencia que esta nessa imagem em anexo, analise o código, que vou vim com novas informações. Código:</w:t>
+      </w:r>
+    </w:p>
+    <w:p>
+      <w:pPr>
+        <w:ind w:left="360"/>
+      </w:pPr>
+    </w:p>
+    <w:tbl>
+      <w:tblPr>
+        <w:tblW w:w="0" w:type="auto"/>
+        <w:tblCellSpacing w:w="15" w:type="dxa"/>
+        <w:tblCellMar>
+          <w:top w:w="15" w:type="dxa"/>
+          <w:left w:w="15" w:type="dxa"/>
+          <w:bottom w:w="15" w:type="dxa"/>
+          <w:right w:w="15" w:type="dxa"/>
+        </w:tblCellMar>
+        <w:tblLook w:val="04A0" w:firstRow="1" w:lastRow="0" w:firstColumn="1" w:lastColumn="0" w:noHBand="0" w:noVBand="1"/>
+      </w:tblPr>
+      <w:tblGrid>
+        <w:gridCol w:w="830"/>
+        <w:gridCol w:w="2444"/>
+        <w:gridCol w:w="6932"/>
+      </w:tblGrid>
+      <w:tr>
+        <w:trPr>
+          <w:tblHeader/>
+          <w:tblCellSpacing w:w="15" w:type="dxa"/>
+        </w:trPr>
+        <w:tc>
+          <w:tcPr>
+            <w:tcW w:w="0" w:type="auto"/>
+            <w:vAlign w:val="center"/>
+            <w:hideMark/>
+          </w:tcPr>
+          <w:p>
+            <w:pPr>
+              <w:ind w:left="360"/>
+              <w:rPr>
+                <w:b/>
+                <w:bCs/>
+              </w:rPr>
+            </w:pPr>
+            <w:r>
+              <w:rPr>
+                <w:b/>
+                <w:bCs/>
+              </w:rPr>
+              <w:t>Nº</w:t>
+            </w:r>
+          </w:p>
+        </w:tc>
+        <w:tc>
+          <w:tcPr>
+            <w:tcW w:w="0" w:type="auto"/>
+            <w:vAlign w:val="center"/>
+            <w:hideMark/>
+          </w:tcPr>
+          <w:p>
+            <w:pPr>
+              <w:ind w:left="360"/>
+              <w:rPr>
+                <w:b/>
+                <w:bCs/>
+              </w:rPr>
+            </w:pPr>
+            <w:r>
+              <w:rPr>
+                <w:b/>
+                <w:bCs/>
+              </w:rPr>
+              <w:t>Campo</w:t>
+            </w:r>
+          </w:p>
+        </w:tc>
+        <w:tc>
+          <w:tcPr>
+            <w:tcW w:w="0" w:type="auto"/>
+            <w:vAlign w:val="center"/>
+            <w:hideMark/>
+          </w:tcPr>
+          <w:p>
+            <w:pPr>
+              <w:ind w:left="360"/>
+              <w:rPr>
+                <w:b/>
+                <w:bCs/>
+              </w:rPr>
+            </w:pPr>
+            <w:r>
+              <w:rPr>
+                <w:b/>
+                <w:bCs/>
+              </w:rPr>
+              <w:t>Observações visuais</w:t>
+            </w:r>
+          </w:p>
+        </w:tc>
+      </w:tr>
+      <w:tr>
+        <w:trPr>
+          <w:tblCellSpacing w:w="15" w:type="dxa"/>
+        </w:trPr>
+        <w:tc>
+          <w:tcPr>
+            <w:tcW w:w="0" w:type="auto"/>
+            <w:vAlign w:val="center"/>
+            <w:hideMark/>
+          </w:tcPr>
+          <w:p>
+            <w:pPr>
+              <w:ind w:left="360"/>
+            </w:pPr>
+            <w:r>
+              <w:t>P</w:t>
+            </w:r>
+            <w:r>
+              <w:t>10</w:t>
+            </w:r>
+          </w:p>
+        </w:tc>
+        <w:tc>
+          <w:tcPr>
+            <w:tcW w:w="0" w:type="auto"/>
+            <w:vAlign w:val="center"/>
+            <w:hideMark/>
+          </w:tcPr>
+          <w:p>
+            <w:pPr>
+              <w:ind w:left="360"/>
+            </w:pPr>
+            <w:r>
+              <w:t>Nome do Paciente</w:t>
+            </w:r>
+          </w:p>
+        </w:tc>
+        <w:tc>
+          <w:tcPr>
+            <w:tcW w:w="0" w:type="auto"/>
+            <w:vAlign w:val="center"/>
+            <w:hideMark/>
+          </w:tcPr>
+          <w:p>
+            <w:pPr>
+              <w:ind w:left="360"/>
+            </w:pPr>
+            <w:r>
+              <w:t>Fazer o preenchimento normal</w:t>
+            </w:r>
+          </w:p>
+        </w:tc>
+      </w:tr>
+      <w:tr>
+        <w:trPr>
+          <w:tblCellSpacing w:w="15" w:type="dxa"/>
+        </w:trPr>
+        <w:tc>
+          <w:tcPr>
+            <w:tcW w:w="0" w:type="auto"/>
+            <w:vAlign w:val="center"/>
+            <w:hideMark/>
+          </w:tcPr>
+          <w:p>
+            <w:pPr>
+              <w:ind w:left="360"/>
+            </w:pPr>
+            <w:r>
+              <w:t>11</w:t>
+            </w:r>
+          </w:p>
+        </w:tc>
+        <w:tc>
+          <w:tcPr>
+            <w:tcW w:w="0" w:type="auto"/>
+            <w:vAlign w:val="center"/>
+            <w:hideMark/>
+          </w:tcPr>
+          <w:p>
+            <w:pPr>
+              <w:ind w:left="360"/>
+            </w:pPr>
+            <w:r>
+              <w:t>Data de Nascimento</w:t>
+            </w:r>
+          </w:p>
+        </w:tc>
+        <w:tc>
+          <w:tcPr>
+            <w:tcW w:w="0" w:type="auto"/>
+            <w:vAlign w:val="center"/>
+            <w:hideMark/>
+          </w:tcPr>
+          <w:p>
+            <w:pPr>
+              <w:ind w:left="360"/>
+            </w:pPr>
+            <w:r>
+              <w:t>Continuar o mesmo código, com os tratamentos de erro se tiver</w:t>
+            </w:r>
+          </w:p>
+        </w:tc>
+      </w:tr>
+      <w:tr>
+        <w:trPr>
+          <w:tblCellSpacing w:w="15" w:type="dxa"/>
+        </w:trPr>
+        <w:tc>
+          <w:tcPr>
+            <w:tcW w:w="0" w:type="auto"/>
+            <w:vAlign w:val="center"/>
+            <w:hideMark/>
+          </w:tcPr>
+          <w:p>
+            <w:pPr>
+              <w:ind w:left="360"/>
+            </w:pPr>
+            <w:r>
+              <w:t>12</w:t>
+            </w:r>
+          </w:p>
+        </w:tc>
+        <w:tc>
+          <w:tcPr>
+            <w:tcW w:w="0" w:type="auto"/>
+            <w:vAlign w:val="center"/>
+            <w:hideMark/>
+          </w:tcPr>
+          <w:p>
+            <w:pPr>
+              <w:ind w:left="360"/>
+            </w:pPr>
+            <w:r>
+              <w:t>Idade</w:t>
+            </w:r>
+          </w:p>
+        </w:tc>
+        <w:tc>
+          <w:tcPr>
+            <w:tcW w:w="0" w:type="auto"/>
+            <w:vAlign w:val="center"/>
+            <w:hideMark/>
+          </w:tcPr>
+          <w:p>
+            <w:pPr>
+              <w:ind w:left="360"/>
+            </w:pPr>
+            <w:r>
+              <w:t>Se idade maior ou igual a 6 os seguintes campos vão ser preenchidos</w:t>
+            </w:r>
+          </w:p>
+        </w:tc>
+      </w:tr>
+      <w:tr>
+        <w:trPr>
+          <w:tblCellSpacing w:w="15" w:type="dxa"/>
+        </w:trPr>
+        <w:tc>
+          <w:tcPr>
+            <w:tcW w:w="0" w:type="auto"/>
+            <w:vAlign w:val="center"/>
+            <w:hideMark/>
+          </w:tcPr>
+          <w:p>
+            <w:pPr>
+              <w:ind w:left="360"/>
+            </w:pPr>
+            <w:r>
+              <w:t>13</w:t>
+            </w:r>
+          </w:p>
+        </w:tc>
+        <w:tc>
+          <w:tcPr>
+            <w:tcW w:w="0" w:type="auto"/>
+            <w:vAlign w:val="center"/>
+            <w:hideMark/>
+          </w:tcPr>
+          <w:p>
+            <w:pPr>
+              <w:ind w:left="360"/>
+            </w:pPr>
+            <w:r>
+              <w:t>Sexo</w:t>
+            </w:r>
+          </w:p>
+        </w:tc>
+        <w:tc>
+          <w:tcPr>
+            <w:tcW w:w="0" w:type="auto"/>
+            <w:vAlign w:val="center"/>
+            <w:hideMark/>
+          </w:tcPr>
+          <w:p>
+            <w:pPr>
+              <w:ind w:left="360"/>
+            </w:pPr>
+            <w:r>
+              <w:t>F (Feminino)</w:t>
+            </w:r>
+          </w:p>
+        </w:tc>
+      </w:tr>
+      <w:tr>
+        <w:trPr>
+          <w:tblCellSpacing w:w="15" w:type="dxa"/>
+        </w:trPr>
+        <w:tc>
+          <w:tcPr>
+            <w:tcW w:w="0" w:type="auto"/>
+            <w:vAlign w:val="center"/>
+            <w:hideMark/>
+          </w:tcPr>
+          <w:p>
+            <w:pPr>
+              <w:ind w:left="360"/>
+            </w:pPr>
+            <w:r>
+              <w:t>14</w:t>
+            </w:r>
+          </w:p>
+        </w:tc>
+        <w:tc>
+          <w:tcPr>
+            <w:tcW w:w="0" w:type="auto"/>
+            <w:vAlign w:val="center"/>
+            <w:hideMark/>
+          </w:tcPr>
+          <w:p>
+            <w:pPr>
+              <w:ind w:left="360"/>
+            </w:pPr>
+            <w:r>
+              <w:t>Gestante</w:t>
+            </w:r>
+          </w:p>
+        </w:tc>
+        <w:tc>
+          <w:tcPr>
+            <w:tcW w:w="0" w:type="auto"/>
+            <w:vAlign w:val="center"/>
+            <w:hideMark/>
+          </w:tcPr>
+          <w:p>
+            <w:pPr>
+              <w:ind w:left="360"/>
+            </w:pPr>
+            <w:r>
+              <w:t>9 - Ignorado</w:t>
+            </w:r>
+          </w:p>
+        </w:tc>
+      </w:tr>
+      <w:tr>
+        <w:trPr>
+          <w:tblCellSpacing w:w="15" w:type="dxa"/>
+        </w:trPr>
+        <w:tc>
+          <w:tcPr>
+            <w:tcW w:w="0" w:type="auto"/>
+            <w:vAlign w:val="center"/>
+            <w:hideMark/>
+          </w:tcPr>
+          <w:p>
+            <w:pPr>
+              <w:ind w:left="360"/>
+            </w:pPr>
+            <w:r>
+              <w:t>15</w:t>
+            </w:r>
+          </w:p>
+        </w:tc>
+        <w:tc>
+          <w:tcPr>
+            <w:tcW w:w="0" w:type="auto"/>
+            <w:vAlign w:val="center"/>
+            <w:hideMark/>
+          </w:tcPr>
+          <w:p>
+            <w:pPr>
+              <w:ind w:left="360"/>
+            </w:pPr>
+            <w:r>
+              <w:t>Raça/Cor</w:t>
+            </w:r>
+          </w:p>
+        </w:tc>
+        <w:tc>
+          <w:tcPr>
+            <w:tcW w:w="0" w:type="auto"/>
+            <w:vAlign w:val="center"/>
+            <w:hideMark/>
+          </w:tcPr>
+          <w:p>
+            <w:pPr>
+              <w:ind w:left="360"/>
+            </w:pPr>
+            <w:r>
+              <w:t>2 - Preta</w:t>
+            </w:r>
+          </w:p>
+        </w:tc>
+      </w:tr>
+      <w:tr>
+        <w:trPr>
+          <w:tblCellSpacing w:w="15" w:type="dxa"/>
+        </w:trPr>
+        <w:tc>
+          <w:tcPr>
+            <w:tcW w:w="0" w:type="auto"/>
+            <w:vAlign w:val="center"/>
+            <w:hideMark/>
+          </w:tcPr>
+          <w:p>
+            <w:pPr>
+              <w:ind w:left="360"/>
+            </w:pPr>
+            <w:r>
+              <w:t>16</w:t>
+            </w:r>
+          </w:p>
+        </w:tc>
+        <w:tc>
+          <w:tcPr>
+            <w:tcW w:w="0" w:type="auto"/>
+            <w:vAlign w:val="center"/>
+            <w:hideMark/>
+          </w:tcPr>
+          <w:p>
+            <w:pPr>
+              <w:ind w:left="360"/>
+            </w:pPr>
+            <w:r>
+              <w:t>Escolaridade</w:t>
+            </w:r>
+          </w:p>
+        </w:tc>
+        <w:tc>
+          <w:tcPr>
+            <w:tcW w:w="0" w:type="auto"/>
+            <w:vAlign w:val="center"/>
+            <w:hideMark/>
+          </w:tcPr>
+          <w:p>
+            <w:pPr>
+              <w:ind w:left="360"/>
+            </w:pPr>
+            <w:r>
+              <w:rPr>
+                <w:b/>
+                <w:bCs/>
+              </w:rPr>
+              <w:t>CAMPO CINZA/BLOQUEADO</w:t>
+            </w:r>
+            <w:r>
+              <w:t xml:space="preserve"> </w:t>
+            </w:r>
+            <w:r>
+              <w:rPr>
+                <w:rFonts w:ascii="Segoe UI Emoji" w:hAnsi="Segoe UI Emoji" w:cs="Segoe UI Emoji"/>
+              </w:rPr>
+              <w:t>⚠️</w:t>
+            </w:r>
+            <w:r>
+              <w:t xml:space="preserve"> (desativado)</w:t>
+            </w:r>
+          </w:p>
+        </w:tc>
+      </w:tr>
+      <w:tr>
+        <w:trPr>
+          <w:tblCellSpacing w:w="15" w:type="dxa"/>
+        </w:trPr>
+        <w:tc>
+          <w:tcPr>
+            <w:tcW w:w="0" w:type="auto"/>
+            <w:vAlign w:val="center"/>
+            <w:hideMark/>
+          </w:tcPr>
+          <w:p>
+            <w:pPr>
+              <w:ind w:left="360"/>
+            </w:pPr>
+            <w:r>
+              <w:t>17</w:t>
+            </w:r>
+          </w:p>
+        </w:tc>
+        <w:tc>
+          <w:tcPr>
+            <w:tcW w:w="0" w:type="auto"/>
+            <w:vAlign w:val="center"/>
+            <w:hideMark/>
+          </w:tcPr>
+          <w:p>
+            <w:pPr>
+              <w:ind w:left="360"/>
+            </w:pPr>
+            <w:r>
+              <w:t>Cartão SUS</w:t>
+            </w:r>
+          </w:p>
+        </w:tc>
+        <w:tc>
+          <w:tcPr>
+            <w:tcW w:w="0" w:type="auto"/>
+            <w:vAlign w:val="center"/>
+            <w:hideMark/>
+          </w:tcPr>
+          <w:p>
+            <w:pPr>
+              <w:ind w:left="360"/>
+            </w:pPr>
+            <w:r>
+              <w:t>Preenchido</w:t>
+            </w:r>
+          </w:p>
+        </w:tc>
+      </w:tr>
+      <w:tr>
+        <w:trPr>
+          <w:tblCellSpacing w:w="15" w:type="dxa"/>
+        </w:trPr>
+        <w:tc>
+          <w:tcPr>
+            <w:tcW w:w="0" w:type="auto"/>
+            <w:vAlign w:val="center"/>
+            <w:hideMark/>
+          </w:tcPr>
+          <w:p>
+            <w:pPr>
+              <w:ind w:left="360"/>
+            </w:pPr>
+            <w:r>
+              <w:t>18</w:t>
+            </w:r>
+          </w:p>
+        </w:tc>
+        <w:tc>
+          <w:tcPr>
+            <w:tcW w:w="0" w:type="auto"/>
+            <w:vAlign w:val="center"/>
+            <w:hideMark/>
+          </w:tcPr>
+          <w:p>
+            <w:pPr>
+              <w:ind w:left="360"/>
+            </w:pPr>
+            <w:r>
+              <w:t>Nome da Mãe</w:t>
+            </w:r>
+          </w:p>
+        </w:tc>
+        <w:tc>
+          <w:tcPr>
+            <w:tcW w:w="0" w:type="auto"/>
+            <w:vAlign w:val="center"/>
+            <w:hideMark/>
+          </w:tcPr>
+          <w:p>
+            <w:pPr>
+              <w:ind w:left="360"/>
+            </w:pPr>
+            <w:r>
+              <w:t>Preenchido</w:t>
+            </w:r>
+          </w:p>
+        </w:tc>
+      </w:tr>
+    </w:tbl>
+    <w:p>
+      <w:pPr>
+        <w:ind w:left="360"/>
+      </w:pPr>
+    </w:p>
+    <w:p>
+      <w:pPr>
+        <w:ind w:left="360"/>
+      </w:pPr>
+    </w:p>
+    <w:p>
+      <w:pPr>
+        <w:ind w:left="360"/>
+      </w:pPr>
+    </w:p>
+    <w:p>
+      <w:pPr>
+        <w:ind w:left="360"/>
+      </w:pPr>
+      <w:r>
+        <w:rPr>
+          <w:noProof/>
+        </w:rPr>
+        <w:drawing>
+          <wp:inline distT="0" distB="0" distL="0" distR="0" wp14:anchorId="6F3BEA7A" wp14:editId="39626413">
+            <wp:extent cx="5400040" cy="1089025"/>
+            <wp:effectExtent l="0" t="0" r="0" b="0"/>
+            <wp:docPr id="720686264" name="Imagem 1"/>
+            <wp:cNvGraphicFramePr>
+              <a:graphicFrameLocks xmlns:a="http://schemas.openxmlformats.org/drawingml/2006/main" noChangeAspect="1"/>
+            </wp:cNvGraphicFramePr>
+            <a:graphic xmlns:a="http://schemas.openxmlformats.org/drawingml/2006/main">
+              <a:graphicData uri="http://schemas.openxmlformats.org/drawingml/2006/picture">
+                <pic:pic xmlns:pic="http://schemas.openxmlformats.org/drawingml/2006/picture">
+                  <pic:nvPicPr>
+                    <pic:cNvPr id="720686264" name=""/>
+                    <pic:cNvPicPr/>
+                  </pic:nvPicPr>
+                  <pic:blipFill>
+                    <a:blip r:embed="rId9"/>
+                    <a:stretch>
+                      <a:fillRect/>
+                    </a:stretch>
+                  </pic:blipFill>
+                  <pic:spPr>
+                    <a:xfrm>
+                      <a:off x="0" y="0"/>
+                      <a:ext cx="5400040" cy="1089025"/>
+                    </a:xfrm>
+                    <a:prstGeom prst="rect">
+                      <a:avLst/>
+                    </a:prstGeom>
+                  </pic:spPr>
+                </pic:pic>
+              </a:graphicData>
+            </a:graphic>
+          </wp:inline>
+        </w:drawing>
+      </w:r>
+    </w:p>
+    <w:p>
+      <w:pPr>
+        <w:ind w:left="360"/>
+        <w:rPr>
+          <w:b/>
+          <w:bCs/>
+        </w:rPr>
+      </w:pPr>
+      <w:r>
+        <w:rPr>
+          <w:rFonts w:ascii="Segoe UI Emoji" w:hAnsi="Segoe UI Emoji" w:cs="Segoe UI Emoji"/>
+          <w:b/>
+          <w:bCs/>
+        </w:rPr>
+        <w:t>🧠</w:t>
+      </w:r>
+      <w:r>
+        <w:rPr>
+          <w:b/>
+          <w:bCs/>
+        </w:rPr>
+        <w:t xml:space="preserve"> Regra 01 (interpretada corretamente)</w:t>
+      </w:r>
+    </w:p>
+    <w:p>
+      <w:pPr>
+        <w:ind w:left="360"/>
+        <w:rPr>
+          <w:b/>
+          <w:bCs/>
+        </w:rPr>
+      </w:pPr>
+      <w:r>
+        <w:rPr>
+          <w:rFonts w:ascii="Segoe UI Emoji" w:hAnsi="Segoe UI Emoji" w:cs="Segoe UI Emoji"/>
+          <w:b/>
+          <w:bCs/>
+        </w:rPr>
+        <w:t>🔹</w:t>
+      </w:r>
+      <w:r>
+        <w:rPr>
+          <w:b/>
+          <w:bCs/>
+        </w:rPr>
+        <w:t xml:space="preserve"> Caso idade ≥ 6</w:t>
+      </w:r>
+    </w:p>
+    <w:p>
+      <w:pPr>
+        <w:ind w:left="360"/>
+      </w:pPr>
+      <w:r>
+        <w:lastRenderedPageBreak/>
+        <w:t>Campos executados na ordem:</w:t>
+      </w:r>
+    </w:p>
+    <w:p>
+      <w:pPr>
+        <w:numPr>
+          <w:ilvl w:val="0"/>
+          <w:numId w:val="3"/>
+        </w:numPr>
+      </w:pPr>
+      <w:r>
+        <w:rPr>
+          <w:b/>
+          <w:bCs/>
+        </w:rPr>
+        <w:t>13</w:t>
+      </w:r>
+      <w:r>
+        <w:t xml:space="preserve"> → preencher</w:t>
+      </w:r>
+    </w:p>
+    <w:p>
+      <w:pPr>
+        <w:numPr>
+          <w:ilvl w:val="0"/>
+          <w:numId w:val="3"/>
+        </w:numPr>
+      </w:pPr>
+      <w:r>
+        <w:rPr>
+          <w:b/>
+          <w:bCs/>
+        </w:rPr>
+        <w:t>14</w:t>
+      </w:r>
+      <w:r>
+        <w:t xml:space="preserve"> → pular (campo fechado)</w:t>
+      </w:r>
+    </w:p>
+    <w:p>
+      <w:pPr>
+        <w:numPr>
+          <w:ilvl w:val="0"/>
+          <w:numId w:val="3"/>
+        </w:numPr>
+      </w:pPr>
+      <w:r>
+        <w:rPr>
+          <w:b/>
+          <w:bCs/>
+        </w:rPr>
+        <w:t>15</w:t>
+      </w:r>
+      <w:r>
+        <w:t xml:space="preserve"> → preencher</w:t>
+      </w:r>
+    </w:p>
+    <w:p>
+      <w:pPr>
+        <w:numPr>
+          <w:ilvl w:val="0"/>
+          <w:numId w:val="3"/>
+        </w:numPr>
+      </w:pPr>
+      <w:r>
+        <w:rPr>
+          <w:b/>
+          <w:bCs/>
+        </w:rPr>
+        <w:t>16</w:t>
+      </w:r>
+      <w:r>
+        <w:t xml:space="preserve"> → pular (campo fechado)</w:t>
+      </w:r>
+    </w:p>
+    <w:p>
+      <w:pPr>
+        <w:numPr>
+          <w:ilvl w:val="0"/>
+          <w:numId w:val="3"/>
+        </w:numPr>
+      </w:pPr>
+      <w:r>
+        <w:rPr>
+          <w:b/>
+          <w:bCs/>
+        </w:rPr>
+        <w:t>17</w:t>
+      </w:r>
+      <w:r>
+        <w:t xml:space="preserve"> → preencher</w:t>
+      </w:r>
+    </w:p>
+    <w:p>
+      <w:pPr>
+        <w:numPr>
+          <w:ilvl w:val="0"/>
+          <w:numId w:val="3"/>
+        </w:numPr>
+      </w:pPr>
+      <w:r>
+        <w:rPr>
+          <w:b/>
+          <w:bCs/>
+        </w:rPr>
+        <w:t>18</w:t>
+      </w:r>
+      <w:r>
+        <w:t xml:space="preserve"> → preencher</w:t>
+      </w:r>
+    </w:p>
+    <w:p>
+      <w:pPr>
+        <w:ind w:left="360"/>
+        <w:rPr>
+          <w:b/>
+          <w:bCs/>
+        </w:rPr>
+      </w:pPr>
+      <w:r>
+        <w:rPr>
+          <w:rFonts w:ascii="Segoe UI Emoji" w:hAnsi="Segoe UI Emoji" w:cs="Segoe UI Emoji"/>
+          <w:b/>
+          <w:bCs/>
+        </w:rPr>
+        <w:t>🔹</w:t>
+      </w:r>
+      <w:r>
+        <w:rPr>
+          <w:b/>
+          <w:bCs/>
+        </w:rPr>
+        <w:t xml:space="preserve"> Caso idade &lt; 6</w:t>
+      </w:r>
+    </w:p>
+    <w:p>
+      <w:pPr>
+        <w:ind w:left="360"/>
+      </w:pPr>
+      <w:r>
+        <w:t>Campos executados na ordem:</w:t>
+      </w:r>
+    </w:p>
+    <w:p>
+      <w:pPr>
+        <w:numPr>
+          <w:ilvl w:val="0"/>
+          <w:numId w:val="4"/>
+        </w:numPr>
+      </w:pPr>
+      <w:r>
+        <w:rPr>
+          <w:b/>
+          <w:bCs/>
+        </w:rPr>
+        <w:t>13</w:t>
+      </w:r>
+      <w:r>
+        <w:t xml:space="preserve"> → preencher</w:t>
+      </w:r>
+    </w:p>
+    <w:p>
+      <w:pPr>
+        <w:numPr>
+          <w:ilvl w:val="0"/>
+          <w:numId w:val="4"/>
+        </w:numPr>
+      </w:pPr>
+      <w:r>
+        <w:rPr>
+          <w:b/>
+          <w:bCs/>
+        </w:rPr>
+        <w:t>14</w:t>
+      </w:r>
+      <w:r>
+        <w:t xml:space="preserve"> → pular (campo fechado)</w:t>
+      </w:r>
+    </w:p>
+    <w:p>
+      <w:pPr>
+        <w:numPr>
+          <w:ilvl w:val="0"/>
+          <w:numId w:val="4"/>
+        </w:numPr>
+      </w:pPr>
+      <w:r>
+        <w:rPr>
+          <w:b/>
+          <w:bCs/>
+        </w:rPr>
+        <w:t>15</w:t>
+      </w:r>
+      <w:r>
+        <w:t xml:space="preserve"> → preencher</w:t>
+      </w:r>
+    </w:p>
+    <w:p>
+      <w:pPr>
+        <w:numPr>
+          <w:ilvl w:val="0"/>
+          <w:numId w:val="4"/>
+        </w:numPr>
+      </w:pPr>
+      <w:r>
+        <w:rPr>
+          <w:b/>
+          <w:bCs/>
+        </w:rPr>
+        <w:t>16</w:t>
+      </w:r>
+      <w:r>
+        <w:t xml:space="preserve"> → </w:t>
+      </w:r>
+      <w:r>
+        <w:rPr>
+          <w:b/>
+          <w:bCs/>
+        </w:rPr>
+        <w:t>preencher</w:t>
+      </w:r>
+    </w:p>
+    <w:p>
+      <w:pPr>
+        <w:numPr>
+          <w:ilvl w:val="0"/>
+          <w:numId w:val="4"/>
+        </w:numPr>
+      </w:pPr>
+      <w:r>
+        <w:rPr>
+          <w:b/>
+          <w:bCs/>
+        </w:rPr>
+        <w:t>17</w:t>
+      </w:r>
+      <w:r>
+        <w:t xml:space="preserve"> → preencher</w:t>
+      </w:r>
+    </w:p>
+    <w:p>
+      <w:pPr>
+        <w:numPr>
+          <w:ilvl w:val="0"/>
+          <w:numId w:val="4"/>
+        </w:numPr>
+      </w:pPr>
+      <w:r>
+        <w:rPr>
+          <w:b/>
+          <w:bCs/>
+        </w:rPr>
+        <w:t>18</w:t>
+      </w:r>
+      <w:r>
+        <w:t xml:space="preserve"> → preencher</w:t>
+      </w:r>
+    </w:p>
+    <w:p>
+      <w:pPr>
+        <w:ind w:left="360"/>
+      </w:pPr>
+      <w:r>
+        <w:rPr>
+          <w:rFonts w:ascii="Segoe UI Emoji" w:hAnsi="Segoe UI Emoji" w:cs="Segoe UI Emoji"/>
+        </w:rPr>
+        <w:t>⚠️</w:t>
+      </w:r>
+      <w:r>
+        <w:t xml:space="preserve"> Observação importante:</w:t>
+      </w:r>
+      <w:r>
+        <w:br/>
+        <w:t xml:space="preserve">No SINAN, </w:t>
+      </w:r>
+      <w:r>
+        <w:rPr>
+          <w:b/>
+          <w:bCs/>
+        </w:rPr>
+        <w:t>escolaridade (P16)</w:t>
+      </w:r>
+      <w:r>
+        <w:t xml:space="preserve"> só fica habilitada </w:t>
+      </w:r>
+      <w:r>
+        <w:rPr>
+          <w:b/>
+          <w:bCs/>
+        </w:rPr>
+        <w:t>quando idade &lt; 6</w:t>
+      </w:r>
+      <w:r>
+        <w:t>, exatamente o oposto do que o código atual faz.</w:t>
+      </w:r>
+    </w:p>
+    <w:p>
+      <w:pPr>
+        <w:ind w:left="360"/>
+      </w:pPr>
+    </w:p>
+    <w:p>
+      <w:pPr>
+        <w:ind w:left="360"/>
+      </w:pPr>
+      <w:r>
+        <w:t xml:space="preserve">Regra 01: Se </w:t>
+      </w:r>
+      <w:r>
+        <w:rPr>
+          <w:b/>
+          <w:bCs/>
+        </w:rPr>
+        <w:t>idade</w:t>
+      </w:r>
+      <w:r>
+        <w:t xml:space="preserve"> maior ou igual a 6 então os seguintes campos vão ser preenchidos (13: preencher | 14: pula esse campo, ele fica fechado |15:</w:t>
+      </w:r>
+      <w:r>
+        <w:t xml:space="preserve"> </w:t>
+      </w:r>
+      <w:r>
+        <w:t>preencher |16:</w:t>
+      </w:r>
+      <w:r>
+        <w:t xml:space="preserve"> </w:t>
+      </w:r>
+      <w:r>
+        <w:t xml:space="preserve"> pula esse campo, ele fica fechado | 17:</w:t>
+      </w:r>
+      <w:r>
+        <w:t xml:space="preserve"> </w:t>
+      </w:r>
+      <w:r>
+        <w:t>preencher | 18: preencher )</w:t>
+      </w:r>
+    </w:p>
+    <w:p>
+      <w:pPr>
+        <w:ind w:left="360"/>
+      </w:pPr>
+      <w:r>
+        <w:t>Se Não então os seguintes campos vão ser preenchidos (13: preencher | 14: pula esse campo, ele fica fechado |15:</w:t>
+      </w:r>
+      <w:r>
+        <w:t xml:space="preserve"> </w:t>
+      </w:r>
+      <w:r>
+        <w:t>preencher |16:</w:t>
+      </w:r>
+      <w:r>
+        <w:t xml:space="preserve"> </w:t>
+      </w:r>
+      <w:r>
+        <w:t xml:space="preserve"> preencher | 17:</w:t>
+      </w:r>
+      <w:r>
+        <w:t xml:space="preserve"> </w:t>
+      </w:r>
+      <w:r>
+        <w:t>preencher | 18: preencher )</w:t>
+      </w:r>
+    </w:p>
+    <w:p>
+      <w:pPr>
+        <w:ind w:left="360"/>
+      </w:pPr>
+    </w:p>
+    <w:p>
+      <w:pPr>
+        <w:ind w:left="360"/>
+      </w:pPr>
+      <w:r>
+        <w:t xml:space="preserve">Analisar e corrigir esse código, lembrando de deixar os comentários necessários, e colocar novos comentários explicando a sequencia logica numerando. </w:t>
+      </w:r>
+    </w:p>
+    <w:p>
+      <w:pPr>
+        <w:ind w:left="360"/>
+        <w:rPr>
+          <w:noProof/>
+        </w:rPr>
+      </w:pPr>
+      <w:r>
+        <w:rPr>
+          <w:noProof/>
+        </w:rPr>
+        <w:lastRenderedPageBreak/>
+        <w:drawing>
+          <wp:inline distT="0" distB="0" distL="0" distR="0" wp14:anchorId="568916FD" wp14:editId="09FEE026">
+            <wp:extent cx="5400040" cy="3451860"/>
+            <wp:effectExtent l="0" t="0" r="0" b="0"/>
+            <wp:docPr id="433887237" name="Imagem 1"/>
+            <wp:cNvGraphicFramePr>
+              <a:graphicFrameLocks xmlns:a="http://schemas.openxmlformats.org/drawingml/2006/main" noChangeAspect="1"/>
+            </wp:cNvGraphicFramePr>
+            <a:graphic xmlns:a="http://schemas.openxmlformats.org/drawingml/2006/main">
+              <a:graphicData uri="http://schemas.openxmlformats.org/drawingml/2006/picture">
+                <pic:pic xmlns:pic="http://schemas.openxmlformats.org/drawingml/2006/picture">
+                  <pic:nvPicPr>
+                    <pic:cNvPr id="433887237" name=""/>
+                    <pic:cNvPicPr/>
+                  </pic:nvPicPr>
+                  <pic:blipFill>
+                    <a:blip r:embed="rId10"/>
+                    <a:stretch>
+                      <a:fillRect/>
+                    </a:stretch>
+                  </pic:blipFill>
+                  <pic:spPr>
+                    <a:xfrm>
+                      <a:off x="0" y="0"/>
+                      <a:ext cx="5400040" cy="3451860"/>
+                    </a:xfrm>
+                    <a:prstGeom prst="rect">
+                      <a:avLst/>
+                    </a:prstGeom>
+                  </pic:spPr>
+                </pic:pic>
+              </a:graphicData>
+            </a:graphic>
+          </wp:inline>
+        </w:drawing>
+      </w:r>
+      <w:r>
+        <w:rPr>
+          <w:noProof/>
+        </w:rPr>
+        <w:t xml:space="preserve"> </w:t>
+      </w:r>
+      <w:r>
+        <w:rPr>
+          <w:noProof/>
+        </w:rPr>
+        <w:drawing>
+          <wp:inline distT="0" distB="0" distL="0" distR="0" wp14:anchorId="7A96A8C7" wp14:editId="2D20F4BB">
+            <wp:extent cx="5400040" cy="1430655"/>
+            <wp:effectExtent l="0" t="0" r="0" b="0"/>
+            <wp:docPr id="808768293" name="Imagem 1" descr="Interface gráfica do usuário, Aplicativo&#10;&#10;O conteúdo gerado por IA pode estar incorreto."/>
+            <wp:cNvGraphicFramePr>
+              <a:graphicFrameLocks xmlns:a="http://schemas.openxmlformats.org/drawingml/2006/main" noChangeAspect="1"/>
+            </wp:cNvGraphicFramePr>
+            <a:graphic xmlns:a="http://schemas.openxmlformats.org/drawingml/2006/main">
+              <a:graphicData uri="http://schemas.openxmlformats.org/drawingml/2006/picture">
+                <pic:pic xmlns:pic="http://schemas.openxmlformats.org/drawingml/2006/picture">
+                  <pic:nvPicPr>
+                    <pic:cNvPr id="808768293" name="Imagem 1" descr="Interface gráfica do usuário, Aplicativo&#10;&#10;O conteúdo gerado por IA pode estar incorreto."/>
+                    <pic:cNvPicPr/>
+                  </pic:nvPicPr>
+                  <pic:blipFill>
+                    <a:blip r:embed="rId11"/>
+                    <a:stretch>
+                      <a:fillRect/>
+                    </a:stretch>
+                  </pic:blipFill>
+                  <pic:spPr>
+                    <a:xfrm>
+                      <a:off x="0" y="0"/>
+                      <a:ext cx="5400040" cy="1430655"/>
+                    </a:xfrm>
+                    <a:prstGeom prst="rect">
+                      <a:avLst/>
+                    </a:prstGeom>
+                  </pic:spPr>
+                </pic:pic>
+              </a:graphicData>
+            </a:graphic>
+          </wp:inline>
+        </w:drawing>
+      </w:r>
+    </w:p>
+    <w:p>
+      <w:pPr>
+        <w:ind w:left="360"/>
+        <w:rPr>
+          <w:noProof/>
+        </w:rPr>
+      </w:pPr>
+    </w:p>
+    <w:p>
+      <w:pPr>
+        <w:ind w:left="360"/>
+      </w:pPr>
+      <w:r>
+        <w:rPr>
+          <w:noProof/>
+        </w:rPr>
+        <w:drawing>
+          <wp:inline distT="0" distB="0" distL="0" distR="0" wp14:anchorId="1516BB0F" wp14:editId="1956BB88">
+            <wp:extent cx="5400040" cy="2854325"/>
+            <wp:effectExtent l="0" t="0" r="0" b="3175"/>
+            <wp:docPr id="346879329" name="Imagem 1" descr="Interface gráfica do usuário, Texto, Email&#10;&#10;O conteúdo gerado por IA pode estar incorreto."/>
+            <wp:cNvGraphicFramePr>
+              <a:graphicFrameLocks xmlns:a="http://schemas.openxmlformats.org/drawingml/2006/main" noChangeAspect="1"/>
+            </wp:cNvGraphicFramePr>
+            <a:graphic xmlns:a="http://schemas.openxmlformats.org/drawingml/2006/main">
+              <a:graphicData uri="http://schemas.openxmlformats.org/drawingml/2006/picture">
+                <pic:pic xmlns:pic="http://schemas.openxmlformats.org/drawingml/2006/picture">
+                  <pic:nvPicPr>
+                    <pic:cNvPr id="346879329" name="Imagem 1" descr="Interface gráfica do usuário, Texto, Email&#10;&#10;O conteúdo gerado por IA pode estar incorreto."/>
+                    <pic:cNvPicPr/>
+                  </pic:nvPicPr>
+                  <pic:blipFill>
+                    <a:blip r:embed="rId12"/>
+                    <a:stretch>
+                      <a:fillRect/>
+                    </a:stretch>
+                  </pic:blipFill>
+                  <pic:spPr>
+                    <a:xfrm>
+                      <a:off x="0" y="0"/>
+                      <a:ext cx="5400040" cy="2854325"/>
+                    </a:xfrm>
+                    <a:prstGeom prst="rect">
+                      <a:avLst/>
+                    </a:prstGeom>
+                  </pic:spPr>
+                </pic:pic>
+              </a:graphicData>
+            </a:graphic>
+          </wp:inline>
+        </w:drawing>
+      </w:r>
+    </w:p>
+    <w:p>
+      <w:pPr>
+        <w:ind w:left="360"/>
+      </w:pPr>
+      <w:r>
+        <w:rPr>
+          <w:noProof/>
+        </w:rPr>
+        <w:lastRenderedPageBreak/>
+        <w:drawing>
+          <wp:inline distT="0" distB="0" distL="0" distR="0" wp14:anchorId="45E777DF" wp14:editId="6093A8B1">
+            <wp:extent cx="5400040" cy="3524885"/>
+            <wp:effectExtent l="0" t="0" r="0" b="0"/>
+            <wp:docPr id="398692496" name="Imagem 1" descr="Tabela&#10;&#10;O conteúdo gerado por IA pode estar incorreto."/>
+            <wp:cNvGraphicFramePr>
+              <a:graphicFrameLocks xmlns:a="http://schemas.openxmlformats.org/drawingml/2006/main" noChangeAspect="1"/>
+            </wp:cNvGraphicFramePr>
+            <a:graphic xmlns:a="http://schemas.openxmlformats.org/drawingml/2006/main">
+              <a:graphicData uri="http://schemas.openxmlformats.org/drawingml/2006/picture">
+                <pic:pic xmlns:pic="http://schemas.openxmlformats.org/drawingml/2006/picture">
+                  <pic:nvPicPr>
+                    <pic:cNvPr id="398692496" name="Imagem 1" descr="Tabela&#10;&#10;O conteúdo gerado por IA pode estar incorreto."/>
+                    <pic:cNvPicPr/>
+                  </pic:nvPicPr>
+                  <pic:blipFill>
+                    <a:blip r:embed="rId13"/>
+                    <a:stretch>
+                      <a:fillRect/>
+                    </a:stretch>
+                  </pic:blipFill>
+                  <pic:spPr>
+                    <a:xfrm>
+                      <a:off x="0" y="0"/>
+                      <a:ext cx="5400040" cy="3524885"/>
+                    </a:xfrm>
+                    <a:prstGeom prst="rect">
+                      <a:avLst/>
+                    </a:prstGeom>
+                  </pic:spPr>
+                </pic:pic>
+              </a:graphicData>
+            </a:graphic>
+          </wp:inline>
+        </w:drawing>
+      </w:r>
+    </w:p>
+    <w:p>
+      <w:pPr>
+        <w:ind w:left="360"/>
+      </w:pPr>
+      <w:r>
+        <w:rPr>
+          <w:noProof/>
+        </w:rPr>
+        <w:drawing>
+          <wp:inline distT="0" distB="0" distL="0" distR="0" wp14:anchorId="1372B232" wp14:editId="1EB49021">
+            <wp:extent cx="5400040" cy="1504315"/>
+            <wp:effectExtent l="0" t="0" r="0" b="635"/>
+            <wp:docPr id="1572975948" name="Imagem 1" descr="Interface gráfica do usuário, Texto, Aplicativo, Email&#10;&#10;O conteúdo gerado por IA pode estar incorreto."/>
+            <wp:cNvGraphicFramePr>
+              <a:graphicFrameLocks xmlns:a="http://schemas.openxmlformats.org/drawingml/2006/main" noChangeAspect="1"/>
+            </wp:cNvGraphicFramePr>
+            <a:graphic xmlns:a="http://schemas.openxmlformats.org/drawingml/2006/main">
+              <a:graphicData uri="http://schemas.openxmlformats.org/drawingml/2006/picture">
+                <pic:pic xmlns:pic="http://schemas.openxmlformats.org/drawingml/2006/picture">
+                  <pic:nvPicPr>
+                    <pic:cNvPr id="1572975948" name="Imagem 1" descr="Interface gráfica do usuário, Texto, Aplicativo, Email&#10;&#10;O conteúdo gerado por IA pode estar incorreto."/>
+                    <pic:cNvPicPr/>
+                  </pic:nvPicPr>
+                  <pic:blipFill>
+                    <a:blip r:embed="rId14"/>
+                    <a:stretch>
+                      <a:fillRect/>
+                    </a:stretch>
+                  </pic:blipFill>
+                  <pic:spPr>
+                    <a:xfrm>
+                      <a:off x="0" y="0"/>
+                      <a:ext cx="5400040" cy="1504315"/>
+                    </a:xfrm>
+                    <a:prstGeom prst="rect">
+                      <a:avLst/>
+                    </a:prstGeom>
+                  </pic:spPr>
+                </pic:pic>
+              </a:graphicData>
+            </a:graphic>
+          </wp:inline>
+        </w:drawing>
+      </w:r>
+    </w:p>
+    <w:p>
+      <w:pPr>
+        <w:ind w:left="360"/>
+      </w:pPr>
+    </w:p>
+    <w:p>
+      <w:pPr>
+        <w:ind w:left="360"/>
+        <w:jc w:val="center"/>
+      </w:pPr>
+    </w:p>
+    <w:p>
+      <w:pPr>
+        <w:ind w:left="360"/>
+        <w:jc w:val="center"/>
+      </w:pPr>
+    </w:p>
+    <w:p>
+      <w:pPr>
+        <w:ind w:left="360"/>
+        <w:jc w:val="center"/>
+      </w:pPr>
+    </w:p>
+    <w:p>
+      <w:pPr>
+        <w:ind w:left="360"/>
+        <w:jc w:val="center"/>
+      </w:pPr>
+    </w:p>
+    <w:p>
+      <w:pPr>
+        <w:ind w:left="360"/>
+        <w:jc w:val="center"/>
+      </w:pPr>
+    </w:p>
+    <w:p>
+      <w:pPr>
+        <w:ind w:left="360"/>
+        <w:jc w:val="center"/>
+      </w:pPr>
+    </w:p>
+    <w:p>
+      <w:pPr>
+        <w:ind w:left="360"/>
+        <w:jc w:val="center"/>
+      </w:pPr>
+    </w:p>
+    <w:p>
+      <w:pPr>
+        <w:ind w:left="360"/>
+        <w:jc w:val="center"/>
+      </w:pPr>
+    </w:p>
+    <w:p>
+      <w:pPr>
+        <w:ind w:left="360"/>
+        <w:jc w:val="center"/>
+      </w:pPr>
+    </w:p>
+    <w:p>
+      <w:pPr>
+        <w:ind w:left="360"/>
+        <w:jc w:val="center"/>
+      </w:pPr>
+    </w:p>
+    <w:p>
+      <w:pPr>
+        <w:ind w:left="360"/>
+        <w:jc w:val="center"/>
+      </w:pPr>
+      <w:r>
+        <w:lastRenderedPageBreak/>
+        <w:t>Teste Erro Pulando a P60:</w:t>
+      </w:r>
+    </w:p>
+    <w:p>
+      <w:pPr>
+        <w:spacing w:after="0"/>
+        <w:ind w:left="360"/>
+        <w:rPr>
+          <w:noProof/>
+        </w:rPr>
+      </w:pPr>
+    </w:p>
+    <w:p>
+      <w:pPr>
+        <w:spacing w:after="0"/>
+        <w:ind w:left="360"/>
+      </w:pPr>
+      <w:r>
+        <w:rPr>
+          <w:noProof/>
+        </w:rPr>
+        <w:drawing>
+          <wp:inline distT="0" distB="0" distL="0" distR="0" wp14:anchorId="3B03D01A" wp14:editId="5A4CC6D9">
+            <wp:extent cx="6480810" cy="4079019"/>
+            <wp:effectExtent l="0" t="0" r="0" b="0"/>
+            <wp:docPr id="1699649922" name="Imagem 1"/>
+            <wp:cNvGraphicFramePr>
+              <a:graphicFrameLocks xmlns:a="http://schemas.openxmlformats.org/drawingml/2006/main" noChangeAspect="1"/>
+            </wp:cNvGraphicFramePr>
+            <a:graphic xmlns:a="http://schemas.openxmlformats.org/drawingml/2006/main">
+              <a:graphicData uri="http://schemas.openxmlformats.org/drawingml/2006/picture">
+                <pic:pic xmlns:pic="http://schemas.openxmlformats.org/drawingml/2006/picture">
+                  <pic:nvPicPr>
+                    <pic:cNvPr id="1699649922" name=""/>
+                    <pic:cNvPicPr/>
+                  </pic:nvPicPr>
+                  <pic:blipFill rotWithShape="1">
+                    <a:blip r:embed="rId15"/>
+                    <a:srcRect b="12149"/>
+                    <a:stretch>
+                      <a:fillRect/>
+                    </a:stretch>
+                  </pic:blipFill>
+                  <pic:spPr bwMode="auto">
+                    <a:xfrm>
+                      <a:off x="0" y="0"/>
+                      <a:ext cx="6480810" cy="4079019"/>
+                    </a:xfrm>
+                    <a:prstGeom prst="rect">
+                      <a:avLst/>
+                    </a:prstGeom>
+                    <a:ln>
+                      <a:noFill/>
+                    </a:ln>
+                    <a:extLst>
+                      <a:ext uri="{53640926-AAD7-44D8-BBD7-CCE9431645EC}">
+                        <a14:shadowObscured xmlns:a14="http://schemas.microsoft.com/office/drawing/2010/main"/>
+                      </a:ext>
+                    </a:extLst>
+                  </pic:spPr>
+                </pic:pic>
+              </a:graphicData>
+            </a:graphic>
+          </wp:inline>
+        </w:drawing>
+      </w:r>
+    </w:p>
+    <w:p>
+      <w:pPr>
+        <w:spacing w:after="0"/>
+        <w:ind w:left="360"/>
+      </w:pPr>
+      <w:r>
+        <w:rPr>
+          <w:noProof/>
+        </w:rPr>
+        <w:drawing>
+          <wp:inline distT="0" distB="0" distL="0" distR="0" wp14:anchorId="229AFB96" wp14:editId="2094C334">
+            <wp:extent cx="6480810" cy="1595755"/>
+            <wp:effectExtent l="0" t="0" r="0" b="4445"/>
+            <wp:docPr id="1736860725" name="Imagem 1" descr="Interface gráfica do usuário, Aplicativo&#10;&#10;O conteúdo gerado por IA pode estar incorreto."/>
+            <wp:cNvGraphicFramePr>
+              <a:graphicFrameLocks xmlns:a="http://schemas.openxmlformats.org/drawingml/2006/main" noChangeAspect="1"/>
+            </wp:cNvGraphicFramePr>
+            <a:graphic xmlns:a="http://schemas.openxmlformats.org/drawingml/2006/main">
+              <a:graphicData uri="http://schemas.openxmlformats.org/drawingml/2006/picture">
+                <pic:pic xmlns:pic="http://schemas.openxmlformats.org/drawingml/2006/picture">
+                  <pic:nvPicPr>
+                    <pic:cNvPr id="1736860725" name="Imagem 1" descr="Interface gráfica do usuário, Aplicativo&#10;&#10;O conteúdo gerado por IA pode estar incorreto."/>
+                    <pic:cNvPicPr/>
+                  </pic:nvPicPr>
+                  <pic:blipFill>
+                    <a:blip r:embed="rId16"/>
+                    <a:stretch>
+                      <a:fillRect/>
+                    </a:stretch>
+                  </pic:blipFill>
+                  <pic:spPr>
+                    <a:xfrm>
+                      <a:off x="0" y="0"/>
+                      <a:ext cx="6480810" cy="1595755"/>
+                    </a:xfrm>
+                    <a:prstGeom prst="rect">
+                      <a:avLst/>
+                    </a:prstGeom>
+                  </pic:spPr>
+                </pic:pic>
+              </a:graphicData>
+            </a:graphic>
+          </wp:inline>
+        </w:drawing>
+      </w:r>
+    </w:p>
+    <w:p>
+      <w:pPr>
+        <w:spacing w:after="0"/>
+        <w:ind w:left="360"/>
+      </w:pPr>
+    </w:p>
+    <w:p>
+      <w:pPr>
+        <w:spacing w:after="0"/>
+        <w:ind w:left="360"/>
+      </w:pPr>
+      <w:r>
+        <w:rPr>
+          <w:noProof/>
+        </w:rPr>
+        <w:lastRenderedPageBreak/>
+        <w:drawing>
+          <wp:inline distT="0" distB="0" distL="0" distR="0" wp14:anchorId="4DDA5E55" wp14:editId="3BECC3E4">
+            <wp:extent cx="6480810" cy="3898265"/>
+            <wp:effectExtent l="0" t="0" r="0" b="6985"/>
+            <wp:docPr id="255271390" name="Imagem 1"/>
+            <wp:cNvGraphicFramePr>
+              <a:graphicFrameLocks xmlns:a="http://schemas.openxmlformats.org/drawingml/2006/main" noChangeAspect="1"/>
+            </wp:cNvGraphicFramePr>
+            <a:graphic xmlns:a="http://schemas.openxmlformats.org/drawingml/2006/main">
+              <a:graphicData uri="http://schemas.openxmlformats.org/drawingml/2006/picture">
+                <pic:pic xmlns:pic="http://schemas.openxmlformats.org/drawingml/2006/picture">
+                  <pic:nvPicPr>
+                    <pic:cNvPr id="255271390" name=""/>
+                    <pic:cNvPicPr/>
+                  </pic:nvPicPr>
+                  <pic:blipFill>
+                    <a:blip r:embed="rId17"/>
+                    <a:stretch>
+                      <a:fillRect/>
+                    </a:stretch>
+                  </pic:blipFill>
+                  <pic:spPr>
+                    <a:xfrm>
+                      <a:off x="0" y="0"/>
+                      <a:ext cx="6480810" cy="3898265"/>
+                    </a:xfrm>
+                    <a:prstGeom prst="rect">
+                      <a:avLst/>
+                    </a:prstGeom>
+                  </pic:spPr>
+                </pic:pic>
+              </a:graphicData>
+            </a:graphic>
+          </wp:inline>
+        </w:drawing>
+      </w:r>
+    </w:p>
+    <w:p>
+      <w:pPr>
+        <w:ind w:left="360"/>
+      </w:pPr>
+      <w:r>
+        <w:rPr>
+          <w:noProof/>
+        </w:rPr>
+        <w:drawing>
+          <wp:inline distT="0" distB="0" distL="0" distR="0" wp14:anchorId="357AFF89" wp14:editId="49742E01">
+            <wp:extent cx="6480810" cy="3862070"/>
+            <wp:effectExtent l="0" t="0" r="0" b="5080"/>
+            <wp:docPr id="381667353" name="Imagem 1" descr="Interface gráfica do usuário, Tabela&#10;&#10;O conteúdo gerado por IA pode estar incorreto."/>
+            <wp:cNvGraphicFramePr>
+              <a:graphicFrameLocks xmlns:a="http://schemas.openxmlformats.org/drawingml/2006/main" noChangeAspect="1"/>
+            </wp:cNvGraphicFramePr>
+            <a:graphic xmlns:a="http://schemas.openxmlformats.org/drawingml/2006/main">
+              <a:graphicData uri="http://schemas.openxmlformats.org/drawingml/2006/picture">
+                <pic:pic xmlns:pic="http://schemas.openxmlformats.org/drawingml/2006/picture">
+                  <pic:nvPicPr>
+                    <pic:cNvPr id="381667353" name="Imagem 1" descr="Interface gráfica do usuário, Tabela&#10;&#10;O conteúdo gerado por IA pode estar incorreto."/>
+                    <pic:cNvPicPr/>
+                  </pic:nvPicPr>
+                  <pic:blipFill>
+                    <a:blip r:embed="rId18"/>
+                    <a:stretch>
+                      <a:fillRect/>
+                    </a:stretch>
+                  </pic:blipFill>
+                  <pic:spPr>
+                    <a:xfrm>
+                      <a:off x="0" y="0"/>
+                      <a:ext cx="6480810" cy="3862070"/>
+                    </a:xfrm>
+                    <a:prstGeom prst="rect">
+                      <a:avLst/>
+                    </a:prstGeom>
+                  </pic:spPr>
+                </pic:pic>
+              </a:graphicData>
+            </a:graphic>
+          </wp:inline>
+        </w:drawing>
+      </w:r>
+    </w:p>
+    <w:p>
+      <w:pPr>
+        <w:ind w:left="360"/>
+      </w:pPr>
+    </w:p>
+    <w:p>
+      <w:pPr>
+        <w:ind w:left="360"/>
+      </w:pPr>
+    </w:p>
+    <w:p>
+      <w:pPr>
+        <w:ind w:left="360"/>
+      </w:pPr>
+    </w:p>
+    <w:p>
+      <w:pPr>
+        <w:ind w:left="360"/>
+      </w:pPr>
+    </w:p>
+    <w:p>
+      <w:pPr>
+        <w:ind w:left="360"/>
+      </w:pPr>
+    </w:p>
+    <w:p>
+      <w:pPr>
+        <w:ind w:left="-142"/>
+        <w:jc w:val="center"/>
+      </w:pPr>
+      <w:r>
+        <w:t>TESTE T-6</w:t>
+      </w:r>
+    </w:p>
+    <w:p>
+      <w:pPr>
+        <w:ind w:left="360"/>
+        <w:jc w:val="center"/>
+      </w:pPr>
+    </w:p>
+    <w:tbl>
+      <w:tblPr>
+        <w:tblStyle w:val="TabeladeGrade4-nfase1"/>
+        <w:tblW w:w="0" w:type="auto"/>
+        <w:tblLook w:val="04A0" w:firstRow="1" w:lastRow="0" w:firstColumn="1" w:lastColumn="0" w:noHBand="0" w:noVBand="1"/>
+      </w:tblPr>
+      <w:tblGrid>
+        <w:gridCol w:w="1844"/>
+        <w:gridCol w:w="2266"/>
+        <w:gridCol w:w="705"/>
+        <w:gridCol w:w="709"/>
+        <w:gridCol w:w="4121"/>
+      </w:tblGrid>
+      <w:tr>
+        <w:trPr>
+          <w:cnfStyle w:val="100000000000" w:firstRow="1" w:lastRow="0" w:firstColumn="0" w:lastColumn="0" w:oddVBand="0" w:evenVBand="0" w:oddHBand="0" w:evenHBand="0" w:firstRowFirstColumn="0" w:firstRowLastColumn="0" w:lastRowFirstColumn="0" w:lastRowLastColumn="0"/>
+          <w:trHeight w:val="332"/>
+        </w:trPr>
+        <w:tc>
+          <w:tcPr>
+            <w:cnfStyle w:val="001000000000" w:firstRow="0" w:lastRow="0" w:firstColumn="1" w:lastColumn="0" w:oddVBand="0" w:evenVBand="0" w:oddHBand="0" w:evenHBand="0" w:firstRowFirstColumn="0" w:firstRowLastColumn="0" w:lastRowFirstColumn="0" w:lastRowLastColumn="0"/>
+            <w:tcW w:w="1844" w:type="dxa"/>
+          </w:tcPr>
+          <w:p>
+            <w:pPr>
+              <w:jc w:val="center"/>
+            </w:pPr>
+            <w:r>
+              <w:t>ID</w:t>
+            </w:r>
+          </w:p>
+        </w:tc>
+        <w:tc>
+          <w:tcPr>
+            <w:tcW w:w="2266" w:type="dxa"/>
+          </w:tcPr>
+          <w:p>
+            <w:pPr>
+              <w:jc w:val="center"/>
+              <w:cnfStyle w:val="100000000000" w:firstRow="1" w:lastRow="0" w:firstColumn="0" w:lastColumn="0" w:oddVBand="0" w:evenVBand="0" w:oddHBand="0" w:evenHBand="0" w:firstRowFirstColumn="0" w:firstRowLastColumn="0" w:lastRowFirstColumn="0" w:lastRowLastColumn="0"/>
+            </w:pPr>
+            <w:r>
+              <w:t>Num_notificacao</w:t>
+            </w:r>
+          </w:p>
+        </w:tc>
+        <w:tc>
+          <w:tcPr>
+            <w:tcW w:w="705" w:type="dxa"/>
+          </w:tcPr>
+          <w:p>
+            <w:pPr>
+              <w:jc w:val="center"/>
+              <w:cnfStyle w:val="100000000000" w:firstRow="1" w:lastRow="0" w:firstColumn="0" w:lastColumn="0" w:oddVBand="0" w:evenVBand="0" w:oddHBand="0" w:evenHBand="0" w:firstRowFirstColumn="0" w:firstRowLastColumn="0" w:lastRowFirstColumn="0" w:lastRowLastColumn="0"/>
+            </w:pPr>
+            <w:r>
+              <w:t>T</w:t>
+            </w:r>
+            <w:r>
+              <w:rPr>
+                <w:sz w:val="16"/>
+                <w:szCs w:val="16"/>
+              </w:rPr>
+              <w:t>1</w:t>
+            </w:r>
+          </w:p>
+        </w:tc>
+        <w:tc>
+          <w:tcPr>
+            <w:tcW w:w="709" w:type="dxa"/>
+          </w:tcPr>
+          <w:p>
+            <w:pPr>
+              <w:jc w:val="center"/>
+              <w:cnfStyle w:val="100000000000" w:firstRow="1" w:lastRow="0" w:firstColumn="0" w:lastColumn="0" w:oddVBand="0" w:evenVBand="0" w:oddHBand="0" w:evenHBand="0" w:firstRowFirstColumn="0" w:firstRowLastColumn="0" w:lastRowFirstColumn="0" w:lastRowLastColumn="0"/>
+            </w:pPr>
+            <w:r>
+              <w:t>T</w:t>
+            </w:r>
+            <w:r>
+              <w:rPr>
+                <w:sz w:val="16"/>
+                <w:szCs w:val="16"/>
+              </w:rPr>
+              <w:t>2</w:t>
+            </w:r>
+          </w:p>
+        </w:tc>
+        <w:tc>
+          <w:tcPr>
+            <w:tcW w:w="4121" w:type="dxa"/>
+          </w:tcPr>
+          <w:p>
+            <w:pPr>
+              <w:jc w:val="center"/>
+              <w:cnfStyle w:val="100000000000" w:firstRow="1" w:lastRow="0" w:firstColumn="0" w:lastColumn="0" w:oddVBand="0" w:evenVBand="0" w:oddHBand="0" w:evenHBand="0" w:firstRowFirstColumn="0" w:firstRowLastColumn="0" w:lastRowFirstColumn="0" w:lastRowLastColumn="0"/>
+            </w:pPr>
+            <w:r>
+              <w:t>OBS</w:t>
+            </w:r>
+          </w:p>
+        </w:tc>
+      </w:tr>
+      <w:tr>
+        <w:trPr>
+          <w:cnfStyle w:val="000000100000" w:firstRow="0" w:lastRow="0" w:firstColumn="0" w:lastColumn="0" w:oddVBand="0" w:evenVBand="0" w:oddHBand="1" w:evenHBand="0" w:firstRowFirstColumn="0" w:firstRowLastColumn="0" w:lastRowFirstColumn="0" w:lastRowLastColumn="0"/>
+          <w:trHeight w:val="342"/>
+        </w:trPr>
+        <w:tc>
+          <w:tcPr>
+            <w:cnfStyle w:val="001000000000" w:firstRow="0" w:lastRow="0" w:firstColumn="1" w:lastColumn="0" w:oddVBand="0" w:evenVBand="0" w:oddHBand="0" w:evenHBand="0" w:firstRowFirstColumn="0" w:firstRowLastColumn="0" w:lastRowFirstColumn="0" w:lastRowLastColumn="0"/>
+            <w:tcW w:w="1844" w:type="dxa"/>
+          </w:tcPr>
+          <w:p>
+            <w:pPr>
+              <w:jc w:val="center"/>
+              <w:rPr>
+                <w:b w:val="0"/>
+                <w:bCs w:val="0"/>
+              </w:rPr>
+            </w:pPr>
+            <w:r>
+              <w:t>30</w:t>
+            </w:r>
+          </w:p>
+          <w:p>
+            <w:pPr>
+              <w:jc w:val="center"/>
+            </w:pPr>
+          </w:p>
+        </w:tc>
+        <w:tc>
+          <w:tcPr>
+            <w:tcW w:w="2266" w:type="dxa"/>
+          </w:tcPr>
+          <w:p>
+            <w:pPr>
+              <w:jc w:val="center"/>
+              <w:cnfStyle w:val="000000100000" w:firstRow="0" w:lastRow="0" w:firstColumn="0" w:lastColumn="0" w:oddVBand="0" w:evenVBand="0" w:oddHBand="1" w:evenHBand="0" w:firstRowFirstColumn="0" w:firstRowLastColumn="0" w:lastRowFirstColumn="0" w:lastRowLastColumn="0"/>
+            </w:pPr>
+            <w:r>
+              <w:t>4814512</w:t>
+            </w:r>
+          </w:p>
+        </w:tc>
+        <w:tc>
+          <w:tcPr>
+            <w:tcW w:w="705" w:type="dxa"/>
+          </w:tcPr>
+          <w:p>
+            <w:pPr>
+              <w:jc w:val="center"/>
+              <w:cnfStyle w:val="000000100000" w:firstRow="0" w:lastRow="0" w:firstColumn="0" w:lastColumn="0" w:oddVBand="0" w:evenVBand="0" w:oddHBand="1" w:evenHBand="0" w:firstRowFirstColumn="0" w:firstRowLastColumn="0" w:lastRowFirstColumn="0" w:lastRowLastColumn="0"/>
+            </w:pPr>
+          </w:p>
+        </w:tc>
+        <w:tc>
+          <w:tcPr>
+            <w:tcW w:w="709" w:type="dxa"/>
+          </w:tcPr>
+          <w:p>
+            <w:pPr>
+              <w:jc w:val="center"/>
+              <w:cnfStyle w:val="000000100000" w:firstRow="0" w:lastRow="0" w:firstColumn="0" w:lastColumn="0" w:oddVBand="0" w:evenVBand="0" w:oddHBand="1" w:evenHBand="0" w:firstRowFirstColumn="0" w:firstRowLastColumn="0" w:lastRowFirstColumn="0" w:lastRowLastColumn="0"/>
+            </w:pPr>
+          </w:p>
+        </w:tc>
+        <w:tc>
+          <w:tcPr>
+            <w:tcW w:w="4121" w:type="dxa"/>
+          </w:tcPr>
+          <w:p>
+            <w:pPr>
+              <w:jc w:val="center"/>
+              <w:cnfStyle w:val="000000100000" w:firstRow="0" w:lastRow="0" w:firstColumn="0" w:lastColumn="0" w:oddVBand="0" w:evenVBand="0" w:oddHBand="1" w:evenHBand="0" w:firstRowFirstColumn="0" w:firstRowLastColumn="0" w:lastRowFirstColumn="0" w:lastRowLastColumn="0"/>
+            </w:pPr>
+          </w:p>
+        </w:tc>
+      </w:tr>
+      <w:tr>
+        <w:trPr>
+          <w:trHeight w:val="332"/>
+        </w:trPr>
+        <w:tc>
+          <w:tcPr>
+            <w:cnfStyle w:val="001000000000" w:firstRow="0" w:lastRow="0" w:firstColumn="1" w:lastColumn="0" w:oddVBand="0" w:evenVBand="0" w:oddHBand="0" w:evenHBand="0" w:firstRowFirstColumn="0" w:firstRowLastColumn="0" w:lastRowFirstColumn="0" w:lastRowLastColumn="0"/>
+            <w:tcW w:w="1844" w:type="dxa"/>
+          </w:tcPr>
+          <w:p>
+            <w:pPr>
+              <w:jc w:val="center"/>
+              <w:rPr>
+                <w:b w:val="0"/>
+                <w:bCs w:val="0"/>
+              </w:rPr>
+            </w:pPr>
+            <w:r>
+              <w:t>31</w:t>
+            </w:r>
+          </w:p>
+          <w:p>
+            <w:pPr>
+              <w:jc w:val="center"/>
+            </w:pPr>
+          </w:p>
+        </w:tc>
+        <w:tc>
+          <w:tcPr>
+            <w:tcW w:w="2266" w:type="dxa"/>
+          </w:tcPr>
+          <w:p>
+            <w:pPr>
+              <w:jc w:val="center"/>
+              <w:cnfStyle w:val="000000000000" w:firstRow="0" w:lastRow="0" w:firstColumn="0" w:lastColumn="0" w:oddVBand="0" w:evenVBand="0" w:oddHBand="0" w:evenHBand="0" w:firstRowFirstColumn="0" w:firstRowLastColumn="0" w:lastRowFirstColumn="0" w:lastRowLastColumn="0"/>
+            </w:pPr>
+            <w:r>
+              <w:t>7147943</w:t>
+            </w:r>
+          </w:p>
+        </w:tc>
+        <w:tc>
+          <w:tcPr>
+            <w:tcW w:w="705" w:type="dxa"/>
+          </w:tcPr>
+          <w:p>
+            <w:pPr>
+              <w:jc w:val="center"/>
+              <w:cnfStyle w:val="000000000000" w:firstRow="0" w:lastRow="0" w:firstColumn="0" w:lastColumn="0" w:oddVBand="0" w:evenVBand="0" w:oddHBand="0" w:evenHBand="0" w:firstRowFirstColumn="0" w:firstRowLastColumn="0" w:lastRowFirstColumn="0" w:lastRowLastColumn="0"/>
+            </w:pPr>
+          </w:p>
+        </w:tc>
+        <w:tc>
+          <w:tcPr>
+            <w:tcW w:w="709" w:type="dxa"/>
+          </w:tcPr>
+          <w:p>
+            <w:pPr>
+              <w:jc w:val="center"/>
+              <w:cnfStyle w:val="000000000000" w:firstRow="0" w:lastRow="0" w:firstColumn="0" w:lastColumn="0" w:oddVBand="0" w:evenVBand="0" w:oddHBand="0" w:evenHBand="0" w:firstRowFirstColumn="0" w:firstRowLastColumn="0" w:lastRowFirstColumn="0" w:lastRowLastColumn="0"/>
+            </w:pPr>
+          </w:p>
+        </w:tc>
+        <w:tc>
+          <w:tcPr>
+            <w:tcW w:w="4121" w:type="dxa"/>
+          </w:tcPr>
+          <w:p>
+            <w:pPr>
+              <w:jc w:val="center"/>
+              <w:cnfStyle w:val="000000000000" w:firstRow="0" w:lastRow="0" w:firstColumn="0" w:lastColumn="0" w:oddVBand="0" w:evenVBand="0" w:oddHBand="0" w:evenHBand="0" w:firstRowFirstColumn="0" w:firstRowLastColumn="0" w:lastRowFirstColumn="0" w:lastRowLastColumn="0"/>
+            </w:pPr>
+          </w:p>
+        </w:tc>
+      </w:tr>
+      <w:tr>
+        <w:trPr>
+          <w:cnfStyle w:val="000000100000" w:firstRow="0" w:lastRow="0" w:firstColumn="0" w:lastColumn="0" w:oddVBand="0" w:evenVBand="0" w:oddHBand="1" w:evenHBand="0" w:firstRowFirstColumn="0" w:firstRowLastColumn="0" w:lastRowFirstColumn="0" w:lastRowLastColumn="0"/>
+          <w:trHeight w:val="342"/>
+        </w:trPr>
+        <w:tc>
+          <w:tcPr>
+            <w:cnfStyle w:val="001000000000" w:firstRow="0" w:lastRow="0" w:firstColumn="1" w:lastColumn="0" w:oddVBand="0" w:evenVBand="0" w:oddHBand="0" w:evenHBand="0" w:firstRowFirstColumn="0" w:firstRowLastColumn="0" w:lastRowFirstColumn="0" w:lastRowLastColumn="0"/>
+            <w:tcW w:w="1844" w:type="dxa"/>
+          </w:tcPr>
+          <w:p>
+            <w:pPr>
+              <w:jc w:val="center"/>
+              <w:rPr>
+                <w:b w:val="0"/>
+                <w:bCs w:val="0"/>
+              </w:rPr>
+            </w:pPr>
+            <w:r>
+              <w:t>32</w:t>
+            </w:r>
+          </w:p>
+          <w:p>
+            <w:pPr>
+              <w:jc w:val="center"/>
+            </w:pPr>
+          </w:p>
+        </w:tc>
+        <w:tc>
+          <w:tcPr>
+            <w:tcW w:w="2266" w:type="dxa"/>
+          </w:tcPr>
+          <w:p>
+            <w:pPr>
+              <w:jc w:val="center"/>
+              <w:cnfStyle w:val="000000100000" w:firstRow="0" w:lastRow="0" w:firstColumn="0" w:lastColumn="0" w:oddVBand="0" w:evenVBand="0" w:oddHBand="1" w:evenHBand="0" w:firstRowFirstColumn="0" w:firstRowLastColumn="0" w:lastRowFirstColumn="0" w:lastRowLastColumn="0"/>
+            </w:pPr>
+            <w:r>
+              <w:t>9023599</w:t>
+            </w:r>
+          </w:p>
+        </w:tc>
+        <w:tc>
+          <w:tcPr>
+            <w:tcW w:w="705" w:type="dxa"/>
+          </w:tcPr>
+          <w:p>
+            <w:pPr>
+              <w:jc w:val="center"/>
+              <w:cnfStyle w:val="000000100000" w:firstRow="0" w:lastRow="0" w:firstColumn="0" w:lastColumn="0" w:oddVBand="0" w:evenVBand="0" w:oddHBand="1" w:evenHBand="0" w:firstRowFirstColumn="0" w:firstRowLastColumn="0" w:lastRowFirstColumn="0" w:lastRowLastColumn="0"/>
+            </w:pPr>
+          </w:p>
+        </w:tc>
+        <w:tc>
+          <w:tcPr>
+            <w:tcW w:w="709" w:type="dxa"/>
+          </w:tcPr>
+          <w:p>
+            <w:pPr>
+              <w:jc w:val="center"/>
+              <w:cnfStyle w:val="000000100000" w:firstRow="0" w:lastRow="0" w:firstColumn="0" w:lastColumn="0" w:oddVBand="0" w:evenVBand="0" w:oddHBand="1" w:evenHBand="0" w:firstRowFirstColumn="0" w:firstRowLastColumn="0" w:lastRowFirstColumn="0" w:lastRowLastColumn="0"/>
+            </w:pPr>
+          </w:p>
+        </w:tc>
+        <w:tc>
+          <w:tcPr>
+            <w:tcW w:w="4121" w:type="dxa"/>
+          </w:tcPr>
+          <w:p>
+            <w:pPr>
+              <w:jc w:val="center"/>
+              <w:cnfStyle w:val="000000100000" w:firstRow="0" w:lastRow="0" w:firstColumn="0" w:lastColumn="0" w:oddVBand="0" w:evenVBand="0" w:oddHBand="1" w:evenHBand="0" w:firstRowFirstColumn="0" w:firstRowLastColumn="0" w:lastRowFirstColumn="0" w:lastRowLastColumn="0"/>
+            </w:pPr>
+          </w:p>
+        </w:tc>
+      </w:tr>
+      <w:tr>
+        <w:trPr>
+          <w:trHeight w:val="332"/>
+        </w:trPr>
+        <w:tc>
+          <w:tcPr>
+            <w:cnfStyle w:val="001000000000" w:firstRow="0" w:lastRow="0" w:firstColumn="1" w:lastColumn="0" w:oddVBand="0" w:evenVBand="0" w:oddHBand="0" w:evenHBand="0" w:firstRowFirstColumn="0" w:firstRowLastColumn="0" w:lastRowFirstColumn="0" w:lastRowLastColumn="0"/>
+            <w:tcW w:w="1844" w:type="dxa"/>
+          </w:tcPr>
+          <w:p>
+            <w:pPr>
+              <w:jc w:val="center"/>
+              <w:rPr>
+                <w:b w:val="0"/>
+                <w:bCs w:val="0"/>
+              </w:rPr>
+            </w:pPr>
+            <w:r>
+              <w:t>33</w:t>
+            </w:r>
+          </w:p>
+          <w:p>
+            <w:pPr>
+              <w:jc w:val="center"/>
+            </w:pPr>
+          </w:p>
+        </w:tc>
+        <w:tc>
+          <w:tcPr>
+            <w:tcW w:w="2266" w:type="dxa"/>
+          </w:tcPr>
+          <w:p>
+            <w:pPr>
+              <w:jc w:val="center"/>
+              <w:cnfStyle w:val="000000000000" w:firstRow="0" w:lastRow="0" w:firstColumn="0" w:lastColumn="0" w:oddVBand="0" w:evenVBand="0" w:oddHBand="0" w:evenHBand="0" w:firstRowFirstColumn="0" w:firstRowLastColumn="0" w:lastRowFirstColumn="0" w:lastRowLastColumn="0"/>
+            </w:pPr>
+            <w:r>
+              <w:t>4232110</w:t>
+            </w:r>
+          </w:p>
+        </w:tc>
+        <w:tc>
+          <w:tcPr>
+            <w:tcW w:w="705" w:type="dxa"/>
+          </w:tcPr>
+          <w:p>
+            <w:pPr>
+              <w:jc w:val="center"/>
+              <w:cnfStyle w:val="000000000000" w:firstRow="0" w:lastRow="0" w:firstColumn="0" w:lastColumn="0" w:oddVBand="0" w:evenVBand="0" w:oddHBand="0" w:evenHBand="0" w:firstRowFirstColumn="0" w:firstRowLastColumn="0" w:lastRowFirstColumn="0" w:lastRowLastColumn="0"/>
+            </w:pPr>
+          </w:p>
+        </w:tc>
+        <w:tc>
+          <w:tcPr>
+            <w:tcW w:w="709" w:type="dxa"/>
+          </w:tcPr>
+          <w:p>
+            <w:pPr>
+              <w:jc w:val="center"/>
+              <w:cnfStyle w:val="000000000000" w:firstRow="0" w:lastRow="0" w:firstColumn="0" w:lastColumn="0" w:oddVBand="0" w:evenVBand="0" w:oddHBand="0" w:evenHBand="0" w:firstRowFirstColumn="0" w:firstRowLastColumn="0" w:lastRowFirstColumn="0" w:lastRowLastColumn="0"/>
+            </w:pPr>
+          </w:p>
+        </w:tc>
+        <w:tc>
+          <w:tcPr>
+            <w:tcW w:w="4121" w:type="dxa"/>
+          </w:tcPr>
+          <w:p>
+            <w:pPr>
+              <w:jc w:val="center"/>
+              <w:cnfStyle w:val="000000000000" w:firstRow="0" w:lastRow="0" w:firstColumn="0" w:lastColumn="0" w:oddVBand="0" w:evenVBand="0" w:oddHBand="0" w:evenHBand="0" w:firstRowFirstColumn="0" w:firstRowLastColumn="0" w:lastRowFirstColumn="0" w:lastRowLastColumn="0"/>
+            </w:pPr>
+          </w:p>
+        </w:tc>
+      </w:tr>
+      <w:tr>
+        <w:trPr>
+          <w:cnfStyle w:val="000000100000" w:firstRow="0" w:lastRow="0" w:firstColumn="0" w:lastColumn="0" w:oddVBand="0" w:evenVBand="0" w:oddHBand="1" w:evenHBand="0" w:firstRowFirstColumn="0" w:firstRowLastColumn="0" w:lastRowFirstColumn="0" w:lastRowLastColumn="0"/>
+          <w:trHeight w:val="332"/>
+        </w:trPr>
+        <w:tc>
+          <w:tcPr>
+            <w:cnfStyle w:val="001000000000" w:firstRow="0" w:lastRow="0" w:firstColumn="1" w:lastColumn="0" w:oddVBand="0" w:evenVBand="0" w:oddHBand="0" w:evenHBand="0" w:firstRowFirstColumn="0" w:firstRowLastColumn="0" w:lastRowFirstColumn="0" w:lastRowLastColumn="0"/>
+            <w:tcW w:w="1844" w:type="dxa"/>
+          </w:tcPr>
+          <w:p>
+            <w:pPr>
+              <w:jc w:val="center"/>
+              <w:rPr>
+                <w:b w:val="0"/>
+                <w:bCs w:val="0"/>
+              </w:rPr>
+            </w:pPr>
+            <w:r>
+              <w:t>34</w:t>
+            </w:r>
+          </w:p>
+          <w:p>
+            <w:pPr>
+              <w:jc w:val="center"/>
+            </w:pPr>
+          </w:p>
+        </w:tc>
+        <w:tc>
+          <w:tcPr>
+            <w:tcW w:w="2266" w:type="dxa"/>
+          </w:tcPr>
+          <w:p>
+            <w:pPr>
+              <w:jc w:val="center"/>
+              <w:cnfStyle w:val="000000100000" w:firstRow="0" w:lastRow="0" w:firstColumn="0" w:lastColumn="0" w:oddVBand="0" w:evenVBand="0" w:oddHBand="1" w:evenHBand="0" w:firstRowFirstColumn="0" w:firstRowLastColumn="0" w:lastRowFirstColumn="0" w:lastRowLastColumn="0"/>
+            </w:pPr>
+            <w:r>
+              <w:t>6211777</w:t>
+            </w:r>
+          </w:p>
+        </w:tc>
+        <w:tc>
+          <w:tcPr>
+            <w:tcW w:w="705" w:type="dxa"/>
+          </w:tcPr>
+          <w:p>
+            <w:pPr>
+              <w:jc w:val="center"/>
+              <w:cnfStyle w:val="000000100000" w:firstRow="0" w:lastRow="0" w:firstColumn="0" w:lastColumn="0" w:oddVBand="0" w:evenVBand="0" w:oddHBand="1" w:evenHBand="0" w:firstRowFirstColumn="0" w:firstRowLastColumn="0" w:lastRowFirstColumn="0" w:lastRowLastColumn="0"/>
+            </w:pPr>
+          </w:p>
+        </w:tc>
+        <w:tc>
+          <w:tcPr>
+            <w:tcW w:w="709" w:type="dxa"/>
+          </w:tcPr>
+          <w:p>
+            <w:pPr>
+              <w:jc w:val="center"/>
+              <w:cnfStyle w:val="000000100000" w:firstRow="0" w:lastRow="0" w:firstColumn="0" w:lastColumn="0" w:oddVBand="0" w:evenVBand="0" w:oddHBand="1" w:evenHBand="0" w:firstRowFirstColumn="0" w:firstRowLastColumn="0" w:lastRowFirstColumn="0" w:lastRowLastColumn="0"/>
+            </w:pPr>
+          </w:p>
+        </w:tc>
+        <w:tc>
+          <w:tcPr>
+            <w:tcW w:w="4121" w:type="dxa"/>
+          </w:tcPr>
+          <w:p>
+            <w:pPr>
+              <w:jc w:val="center"/>
+              <w:cnfStyle w:val="000000100000" w:firstRow="0" w:lastRow="0" w:firstColumn="0" w:lastColumn="0" w:oddVBand="0" w:evenVBand="0" w:oddHBand="1" w:evenHBand="0" w:firstRowFirstColumn="0" w:firstRowLastColumn="0" w:lastRowFirstColumn="0" w:lastRowLastColumn="0"/>
+            </w:pPr>
+          </w:p>
+        </w:tc>
+      </w:tr>
+      <w:tr>
+        <w:trPr>
+          <w:trHeight w:val="342"/>
+        </w:trPr>
+        <w:tc>
+          <w:tcPr>
+            <w:cnfStyle w:val="001000000000" w:firstRow="0" w:lastRow="0" w:firstColumn="1" w:lastColumn="0" w:oddVBand="0" w:evenVBand="0" w:oddHBand="0" w:evenHBand="0" w:firstRowFirstColumn="0" w:firstRowLastColumn="0" w:lastRowFirstColumn="0" w:lastRowLastColumn="0"/>
+            <w:tcW w:w="1844" w:type="dxa"/>
+          </w:tcPr>
+          <w:p>
+            <w:pPr>
+              <w:jc w:val="center"/>
+              <w:rPr>
+                <w:b w:val="0"/>
+                <w:bCs w:val="0"/>
+              </w:rPr>
+            </w:pPr>
+            <w:r>
+              <w:t>35</w:t>
+            </w:r>
+          </w:p>
+          <w:p>
+            <w:pPr>
+              <w:jc w:val="center"/>
+            </w:pPr>
+          </w:p>
+        </w:tc>
+        <w:tc>
+          <w:tcPr>
+            <w:tcW w:w="2266" w:type="dxa"/>
+          </w:tcPr>
+          <w:p>
+            <w:pPr>
+              <w:jc w:val="center"/>
+              <w:cnfStyle w:val="000000000000" w:firstRow="0" w:lastRow="0" w:firstColumn="0" w:lastColumn="0" w:oddVBand="0" w:evenVBand="0" w:oddHBand="0" w:evenHBand="0" w:firstRowFirstColumn="0" w:firstRowLastColumn="0" w:lastRowFirstColumn="0" w:lastRowLastColumn="0"/>
+            </w:pPr>
+            <w:r>
+              <w:t>8289395</w:t>
+            </w:r>
+          </w:p>
+        </w:tc>
+        <w:tc>
+          <w:tcPr>
+            <w:tcW w:w="705" w:type="dxa"/>
+          </w:tcPr>
+          <w:p>
+            <w:pPr>
+              <w:jc w:val="center"/>
+              <w:cnfStyle w:val="000000000000" w:firstRow="0" w:lastRow="0" w:firstColumn="0" w:lastColumn="0" w:oddVBand="0" w:evenVBand="0" w:oddHBand="0" w:evenHBand="0" w:firstRowFirstColumn="0" w:firstRowLastColumn="0" w:lastRowFirstColumn="0" w:lastRowLastColumn="0"/>
+            </w:pPr>
+          </w:p>
+        </w:tc>
+        <w:tc>
+          <w:tcPr>
+            <w:tcW w:w="709" w:type="dxa"/>
+          </w:tcPr>
+          <w:p>
+            <w:pPr>
+              <w:jc w:val="center"/>
+              <w:cnfStyle w:val="000000000000" w:firstRow="0" w:lastRow="0" w:firstColumn="0" w:lastColumn="0" w:oddVBand="0" w:evenVBand="0" w:oddHBand="0" w:evenHBand="0" w:firstRowFirstColumn="0" w:firstRowLastColumn="0" w:lastRowFirstColumn="0" w:lastRowLastColumn="0"/>
+            </w:pPr>
+          </w:p>
+        </w:tc>
+        <w:tc>
+          <w:tcPr>
+            <w:tcW w:w="4121" w:type="dxa"/>
+          </w:tcPr>
+          <w:p>
+            <w:pPr>
+              <w:jc w:val="center"/>
+              <w:cnfStyle w:val="000000000000" w:firstRow="0" w:lastRow="0" w:firstColumn="0" w:lastColumn="0" w:oddVBand="0" w:evenVBand="0" w:oddHBand="0" w:evenHBand="0" w:firstRowFirstColumn="0" w:firstRowLastColumn="0" w:lastRowFirstColumn="0" w:lastRowLastColumn="0"/>
+            </w:pPr>
+          </w:p>
+        </w:tc>
+      </w:tr>
+      <w:tr>
+        <w:trPr>
+          <w:cnfStyle w:val="000000100000" w:firstRow="0" w:lastRow="0" w:firstColumn="0" w:lastColumn="0" w:oddVBand="0" w:evenVBand="0" w:oddHBand="1" w:evenHBand="0" w:firstRowFirstColumn="0" w:firstRowLastColumn="0" w:lastRowFirstColumn="0" w:lastRowLastColumn="0"/>
+          <w:trHeight w:val="332"/>
+        </w:trPr>
+        <w:tc>
+          <w:tcPr>
+            <w:cnfStyle w:val="001000000000" w:firstRow="0" w:lastRow="0" w:firstColumn="1" w:lastColumn="0" w:oddVBand="0" w:evenVBand="0" w:oddHBand="0" w:evenHBand="0" w:firstRowFirstColumn="0" w:firstRowLastColumn="0" w:lastRowFirstColumn="0" w:lastRowLastColumn="0"/>
+            <w:tcW w:w="1844" w:type="dxa"/>
+          </w:tcPr>
+          <w:p>
+            <w:pPr>
+              <w:jc w:val="center"/>
+              <w:rPr>
+                <w:b w:val="0"/>
+                <w:bCs w:val="0"/>
+              </w:rPr>
+            </w:pPr>
+          </w:p>
+          <w:p>
+            <w:pPr>
+              <w:jc w:val="center"/>
+            </w:pPr>
+          </w:p>
+        </w:tc>
+        <w:tc>
+          <w:tcPr>
+            <w:tcW w:w="2266" w:type="dxa"/>
+          </w:tcPr>
+          <w:p>
+            <w:pPr>
+              <w:jc w:val="center"/>
+              <w:cnfStyle w:val="000000100000" w:firstRow="0" w:lastRow="0" w:firstColumn="0" w:lastColumn="0" w:oddVBand="0" w:evenVBand="0" w:oddHBand="1" w:evenHBand="0" w:firstRowFirstColumn="0" w:firstRowLastColumn="0" w:lastRowFirstColumn="0" w:lastRowLastColumn="0"/>
+            </w:pPr>
+          </w:p>
+        </w:tc>
+        <w:tc>
+          <w:tcPr>
+            <w:tcW w:w="705" w:type="dxa"/>
+          </w:tcPr>
+          <w:p>
+            <w:pPr>
+              <w:jc w:val="center"/>
+              <w:cnfStyle w:val="000000100000" w:firstRow="0" w:lastRow="0" w:firstColumn="0" w:lastColumn="0" w:oddVBand="0" w:evenVBand="0" w:oddHBand="1" w:evenHBand="0" w:firstRowFirstColumn="0" w:firstRowLastColumn="0" w:lastRowFirstColumn="0" w:lastRowLastColumn="0"/>
+            </w:pPr>
+          </w:p>
+        </w:tc>
+        <w:tc>
+          <w:tcPr>
+            <w:tcW w:w="709" w:type="dxa"/>
+          </w:tcPr>
+          <w:p>
+            <w:pPr>
+              <w:jc w:val="center"/>
+              <w:cnfStyle w:val="000000100000" w:firstRow="0" w:lastRow="0" w:firstColumn="0" w:lastColumn="0" w:oddVBand="0" w:evenVBand="0" w:oddHBand="1" w:evenHBand="0" w:firstRowFirstColumn="0" w:firstRowLastColumn="0" w:lastRowFirstColumn="0" w:lastRowLastColumn="0"/>
+            </w:pPr>
+          </w:p>
+        </w:tc>
+        <w:tc>
+          <w:tcPr>
+            <w:tcW w:w="4121" w:type="dxa"/>
+          </w:tcPr>
+          <w:p>
+            <w:pPr>
+              <w:jc w:val="center"/>
+              <w:cnfStyle w:val="000000100000" w:firstRow="0" w:lastRow="0" w:firstColumn="0" w:lastColumn="0" w:oddVBand="0" w:evenVBand="0" w:oddHBand="1" w:evenHBand="0" w:firstRowFirstColumn="0" w:firstRowLastColumn="0" w:lastRowFirstColumn="0" w:lastRowLastColumn="0"/>
+            </w:pPr>
+          </w:p>
+        </w:tc>
+      </w:tr>
+      <w:tr>
+        <w:trPr>
+          <w:trHeight w:val="342"/>
+        </w:trPr>
+        <w:tc>
+          <w:tcPr>
+            <w:cnfStyle w:val="001000000000" w:firstRow="0" w:lastRow="0" w:firstColumn="1" w:lastColumn="0" w:oddVBand="0" w:evenVBand="0" w:oddHBand="0" w:evenHBand="0" w:firstRowFirstColumn="0" w:firstRowLastColumn="0" w:lastRowFirstColumn="0" w:lastRowLastColumn="0"/>
+            <w:tcW w:w="1844" w:type="dxa"/>
+          </w:tcPr>
+          <w:p>
+            <w:pPr>
+              <w:jc w:val="center"/>
+              <w:rPr>
+                <w:b w:val="0"/>
+                <w:bCs w:val="0"/>
+              </w:rPr>
+            </w:pPr>
+          </w:p>
+          <w:p>
+            <w:pPr>
+              <w:jc w:val="center"/>
+            </w:pPr>
+          </w:p>
+        </w:tc>
+        <w:tc>
+          <w:tcPr>
+            <w:tcW w:w="2266" w:type="dxa"/>
+          </w:tcPr>
+          <w:p>
+            <w:pPr>
+              <w:jc w:val="center"/>
+              <w:cnfStyle w:val="000000000000" w:firstRow="0" w:lastRow="0" w:firstColumn="0" w:lastColumn="0" w:oddVBand="0" w:evenVBand="0" w:oddHBand="0" w:evenHBand="0" w:firstRowFirstColumn="0" w:firstRowLastColumn="0" w:lastRowFirstColumn="0" w:lastRowLastColumn="0"/>
+            </w:pPr>
+          </w:p>
+        </w:tc>
+        <w:tc>
+          <w:tcPr>
+            <w:tcW w:w="705" w:type="dxa"/>
+          </w:tcPr>
+          <w:p>
+            <w:pPr>
+              <w:jc w:val="center"/>
+              <w:cnfStyle w:val="000000000000" w:firstRow="0" w:lastRow="0" w:firstColumn="0" w:lastColumn="0" w:oddVBand="0" w:evenVBand="0" w:oddHBand="0" w:evenHBand="0" w:firstRowFirstColumn="0" w:firstRowLastColumn="0" w:lastRowFirstColumn="0" w:lastRowLastColumn="0"/>
+            </w:pPr>
+          </w:p>
+        </w:tc>
+        <w:tc>
+          <w:tcPr>
+            <w:tcW w:w="709" w:type="dxa"/>
+          </w:tcPr>
+          <w:p>
+            <w:pPr>
+              <w:jc w:val="center"/>
+              <w:cnfStyle w:val="000000000000" w:firstRow="0" w:lastRow="0" w:firstColumn="0" w:lastColumn="0" w:oddVBand="0" w:evenVBand="0" w:oddHBand="0" w:evenHBand="0" w:firstRowFirstColumn="0" w:firstRowLastColumn="0" w:lastRowFirstColumn="0" w:lastRowLastColumn="0"/>
+            </w:pPr>
+          </w:p>
+        </w:tc>
+        <w:tc>
+          <w:tcPr>
+            <w:tcW w:w="4121" w:type="dxa"/>
+          </w:tcPr>
+          <w:p>
+            <w:pPr>
+              <w:jc w:val="center"/>
+              <w:cnfStyle w:val="000000000000" w:firstRow="0" w:lastRow="0" w:firstColumn="0" w:lastColumn="0" w:oddVBand="0" w:evenVBand="0" w:oddHBand="0" w:evenHBand="0" w:firstRowFirstColumn="0" w:firstRowLastColumn="0" w:lastRowFirstColumn="0" w:lastRowLastColumn="0"/>
+            </w:pPr>
+          </w:p>
+        </w:tc>
+      </w:tr>
+    </w:tbl>
+    <w:p>
+      <w:pPr>
+        <w:ind w:left="360"/>
+      </w:pPr>
+    </w:p>
+    <w:p>
+      <w:pPr>
+        <w:ind w:left="360"/>
+      </w:pPr>
+    </w:p>
+    <w:tbl>
+      <w:tblPr>
+        <w:tblStyle w:val="TabeladeGrade4-nfase3"/>
+        <w:tblW w:w="0" w:type="auto"/>
+        <w:tblLook w:val="04A0" w:firstRow="1" w:lastRow="0" w:firstColumn="1" w:lastColumn="0" w:noHBand="0" w:noVBand="1"/>
+      </w:tblPr>
+      <w:tblGrid>
+        <w:gridCol w:w="1844"/>
+        <w:gridCol w:w="2266"/>
+        <w:gridCol w:w="705"/>
+        <w:gridCol w:w="709"/>
+        <w:gridCol w:w="4121"/>
+      </w:tblGrid>
+      <w:tr>
+        <w:trPr>
+          <w:cnfStyle w:val="100000000000" w:firstRow="1" w:lastRow="0" w:firstColumn="0" w:lastColumn="0" w:oddVBand="0" w:evenVBand="0" w:oddHBand="0" w:evenHBand="0" w:firstRowFirstColumn="0" w:firstRowLastColumn="0" w:lastRowFirstColumn="0" w:lastRowLastColumn="0"/>
+          <w:trHeight w:val="332"/>
+        </w:trPr>
+        <w:tc>
+          <w:tcPr>
+            <w:cnfStyle w:val="001000000000" w:firstRow="0" w:lastRow="0" w:firstColumn="1" w:lastColumn="0" w:oddVBand="0" w:evenVBand="0" w:oddHBand="0" w:evenHBand="0" w:firstRowFirstColumn="0" w:firstRowLastColumn="0" w:lastRowFirstColumn="0" w:lastRowLastColumn="0"/>
+            <w:tcW w:w="1844" w:type="dxa"/>
+          </w:tcPr>
+          <w:p>
+            <w:pPr>
+              <w:jc w:val="center"/>
+            </w:pPr>
+            <w:r>
+              <w:t>ID</w:t>
+            </w:r>
+          </w:p>
+        </w:tc>
+        <w:tc>
+          <w:tcPr>
+            <w:tcW w:w="2266" w:type="dxa"/>
+          </w:tcPr>
+          <w:p>
+            <w:pPr>
+              <w:jc w:val="center"/>
+              <w:cnfStyle w:val="100000000000" w:firstRow="1" w:lastRow="0" w:firstColumn="0" w:lastColumn="0" w:oddVBand="0" w:evenVBand="0" w:oddHBand="0" w:evenHBand="0" w:firstRowFirstColumn="0" w:firstRowLastColumn="0" w:lastRowFirstColumn="0" w:lastRowLastColumn="0"/>
+            </w:pPr>
+            <w:r>
+              <w:t>Num_notificacao</w:t>
+            </w:r>
+          </w:p>
+        </w:tc>
+        <w:tc>
+          <w:tcPr>
+            <w:tcW w:w="705" w:type="dxa"/>
+          </w:tcPr>
+          <w:p>
+            <w:pPr>
+              <w:jc w:val="center"/>
+              <w:cnfStyle w:val="100000000000" w:firstRow="1" w:lastRow="0" w:firstColumn="0" w:lastColumn="0" w:oddVBand="0" w:evenVBand="0" w:oddHBand="0" w:evenHBand="0" w:firstRowFirstColumn="0" w:firstRowLastColumn="0" w:lastRowFirstColumn="0" w:lastRowLastColumn="0"/>
+            </w:pPr>
+            <w:r>
+              <w:t>T</w:t>
+            </w:r>
+            <w:r>
+              <w:rPr>
+                <w:sz w:val="16"/>
+                <w:szCs w:val="16"/>
+              </w:rPr>
+              <w:t>1</w:t>
+            </w:r>
+          </w:p>
+        </w:tc>
+        <w:tc>
+          <w:tcPr>
+            <w:tcW w:w="709" w:type="dxa"/>
+          </w:tcPr>
+          <w:p>
+            <w:pPr>
+              <w:jc w:val="center"/>
+              <w:cnfStyle w:val="100000000000" w:firstRow="1" w:lastRow="0" w:firstColumn="0" w:lastColumn="0" w:oddVBand="0" w:evenVBand="0" w:oddHBand="0" w:evenHBand="0" w:firstRowFirstColumn="0" w:firstRowLastColumn="0" w:lastRowFirstColumn="0" w:lastRowLastColumn="0"/>
+            </w:pPr>
+            <w:r>
+              <w:t>T</w:t>
+            </w:r>
+            <w:r>
+              <w:rPr>
+                <w:sz w:val="16"/>
+                <w:szCs w:val="16"/>
+              </w:rPr>
+              <w:t>2</w:t>
+            </w:r>
+          </w:p>
+        </w:tc>
+        <w:tc>
+          <w:tcPr>
+            <w:tcW w:w="4121" w:type="dxa"/>
+          </w:tcPr>
+          <w:p>
+            <w:pPr>
+              <w:jc w:val="center"/>
+              <w:cnfStyle w:val="100000000000" w:firstRow="1" w:lastRow="0" w:firstColumn="0" w:lastColumn="0" w:oddVBand="0" w:evenVBand="0" w:oddHBand="0" w:evenHBand="0" w:firstRowFirstColumn="0" w:firstRowLastColumn="0" w:lastRowFirstColumn="0" w:lastRowLastColumn="0"/>
+            </w:pPr>
+            <w:r>
+              <w:t>OBS</w:t>
+            </w:r>
+          </w:p>
+        </w:tc>
+      </w:tr>
+      <w:tr>
+        <w:trPr>
+          <w:cnfStyle w:val="000000100000" w:firstRow="0" w:lastRow="0" w:firstColumn="0" w:lastColumn="0" w:oddVBand="0" w:evenVBand="0" w:oddHBand="1" w:evenHBand="0" w:firstRowFirstColumn="0" w:firstRowLastColumn="0" w:lastRowFirstColumn="0" w:lastRowLastColumn="0"/>
+          <w:trHeight w:val="342"/>
+        </w:trPr>
+        <w:tc>
+          <w:tcPr>
+            <w:cnfStyle w:val="001000000000" w:firstRow="0" w:lastRow="0" w:firstColumn="1" w:lastColumn="0" w:oddVBand="0" w:evenVBand="0" w:oddHBand="0" w:evenHBand="0" w:firstRowFirstColumn="0" w:firstRowLastColumn="0" w:lastRowFirstColumn="0" w:lastRowLastColumn="0"/>
+            <w:tcW w:w="1844" w:type="dxa"/>
+          </w:tcPr>
+          <w:p>
+            <w:pPr>
+              <w:jc w:val="center"/>
+              <w:rPr>
+                <w:b w:val="0"/>
+                <w:bCs w:val="0"/>
+              </w:rPr>
+            </w:pPr>
+          </w:p>
+          <w:p>
+            <w:pPr>
+              <w:jc w:val="center"/>
+            </w:pPr>
+          </w:p>
+        </w:tc>
+        <w:tc>
+          <w:tcPr>
+            <w:tcW w:w="2266" w:type="dxa"/>
+          </w:tcPr>
+          <w:p>
+            <w:pPr>
+              <w:jc w:val="center"/>
+              <w:cnfStyle w:val="000000100000" w:firstRow="0" w:lastRow="0" w:firstColumn="0" w:lastColumn="0" w:oddVBand="0" w:evenVBand="0" w:oddHBand="1" w:evenHBand="0" w:firstRowFirstColumn="0" w:firstRowLastColumn="0" w:lastRowFirstColumn="0" w:lastRowLastColumn="0"/>
+            </w:pPr>
+          </w:p>
+        </w:tc>
+        <w:tc>
+          <w:tcPr>
+            <w:tcW w:w="705" w:type="dxa"/>
+          </w:tcPr>
+          <w:p>
+            <w:pPr>
+              <w:jc w:val="center"/>
+              <w:cnfStyle w:val="000000100000" w:firstRow="0" w:lastRow="0" w:firstColumn="0" w:lastColumn="0" w:oddVBand="0" w:evenVBand="0" w:oddHBand="1" w:evenHBand="0" w:firstRowFirstColumn="0" w:firstRowLastColumn="0" w:lastRowFirstColumn="0" w:lastRowLastColumn="0"/>
+            </w:pPr>
+          </w:p>
+        </w:tc>
+        <w:tc>
+          <w:tcPr>
+            <w:tcW w:w="709" w:type="dxa"/>
+          </w:tcPr>
+          <w:p>
+            <w:pPr>
+              <w:jc w:val="center"/>
+              <w:cnfStyle w:val="000000100000" w:firstRow="0" w:lastRow="0" w:firstColumn="0" w:lastColumn="0" w:oddVBand="0" w:evenVBand="0" w:oddHBand="1" w:evenHBand="0" w:firstRowFirstColumn="0" w:firstRowLastColumn="0" w:lastRowFirstColumn="0" w:lastRowLastColumn="0"/>
+            </w:pPr>
+          </w:p>
+        </w:tc>
+        <w:tc>
+          <w:tcPr>
+            <w:tcW w:w="4121" w:type="dxa"/>
+          </w:tcPr>
+          <w:p>
+            <w:pPr>
+              <w:jc w:val="center"/>
+              <w:cnfStyle w:val="000000100000" w:firstRow="0" w:lastRow="0" w:firstColumn="0" w:lastColumn="0" w:oddVBand="0" w:evenVBand="0" w:oddHBand="1" w:evenHBand="0" w:firstRowFirstColumn="0" w:firstRowLastColumn="0" w:lastRowFirstColumn="0" w:lastRowLastColumn="0"/>
+            </w:pPr>
+          </w:p>
+        </w:tc>
+      </w:tr>
+      <w:tr>
+        <w:trPr>
+          <w:trHeight w:val="332"/>
+        </w:trPr>
+        <w:tc>
+          <w:tcPr>
+            <w:cnfStyle w:val="001000000000" w:firstRow="0" w:lastRow="0" w:firstColumn="1" w:lastColumn="0" w:oddVBand="0" w:evenVBand="0" w:oddHBand="0" w:evenHBand="0" w:firstRowFirstColumn="0" w:firstRowLastColumn="0" w:lastRowFirstColumn="0" w:lastRowLastColumn="0"/>
+            <w:tcW w:w="1844" w:type="dxa"/>
+          </w:tcPr>
+          <w:p>
+            <w:pPr>
+              <w:jc w:val="center"/>
+              <w:rPr>
+                <w:b w:val="0"/>
+                <w:bCs w:val="0"/>
+              </w:rPr>
+            </w:pPr>
+          </w:p>
+          <w:p>
+            <w:pPr>
+              <w:jc w:val="center"/>
+            </w:pPr>
+          </w:p>
+        </w:tc>
+        <w:tc>
+          <w:tcPr>
+            <w:tcW w:w="2266" w:type="dxa"/>
+          </w:tcPr>
+          <w:p>
+            <w:pPr>
+              <w:jc w:val="center"/>
+              <w:cnfStyle w:val="000000000000" w:firstRow="0" w:lastRow="0" w:firstColumn="0" w:lastColumn="0" w:oddVBand="0" w:evenVBand="0" w:oddHBand="0" w:evenHBand="0" w:firstRowFirstColumn="0" w:firstRowLastColumn="0" w:lastRowFirstColumn="0" w:lastRowLastColumn="0"/>
+            </w:pPr>
+          </w:p>
+        </w:tc>
+        <w:tc>
+          <w:tcPr>
+            <w:tcW w:w="705" w:type="dxa"/>
+          </w:tcPr>
+          <w:p>
+            <w:pPr>
+              <w:jc w:val="center"/>
+              <w:cnfStyle w:val="000000000000" w:firstRow="0" w:lastRow="0" w:firstColumn="0" w:lastColumn="0" w:oddVBand="0" w:evenVBand="0" w:oddHBand="0" w:evenHBand="0" w:firstRowFirstColumn="0" w:firstRowLastColumn="0" w:lastRowFirstColumn="0" w:lastRowLastColumn="0"/>
+            </w:pPr>
+          </w:p>
+        </w:tc>
+        <w:tc>
+          <w:tcPr>
+            <w:tcW w:w="709" w:type="dxa"/>
+          </w:tcPr>
+          <w:p>
+            <w:pPr>
+              <w:jc w:val="center"/>
+              <w:cnfStyle w:val="000000000000" w:firstRow="0" w:lastRow="0" w:firstColumn="0" w:lastColumn="0" w:oddVBand="0" w:evenVBand="0" w:oddHBand="0" w:evenHBand="0" w:firstRowFirstColumn="0" w:firstRowLastColumn="0" w:lastRowFirstColumn="0" w:lastRowLastColumn="0"/>
+            </w:pPr>
+          </w:p>
+        </w:tc>
+        <w:tc>
+          <w:tcPr>
+            <w:tcW w:w="4121" w:type="dxa"/>
+          </w:tcPr>
+          <w:p>
+            <w:pPr>
+              <w:jc w:val="center"/>
+              <w:cnfStyle w:val="000000000000" w:firstRow="0" w:lastRow="0" w:firstColumn="0" w:lastColumn="0" w:oddVBand="0" w:evenVBand="0" w:oddHBand="0" w:evenHBand="0" w:firstRowFirstColumn="0" w:firstRowLastColumn="0" w:lastRowFirstColumn="0" w:lastRowLastColumn="0"/>
+            </w:pPr>
+          </w:p>
+        </w:tc>
+      </w:tr>
+      <w:tr>
+        <w:trPr>
+          <w:cnfStyle w:val="000000100000" w:firstRow="0" w:lastRow="0" w:firstColumn="0" w:lastColumn="0" w:oddVBand="0" w:evenVBand="0" w:oddHBand="1" w:evenHBand="0" w:firstRowFirstColumn="0" w:firstRowLastColumn="0" w:lastRowFirstColumn="0" w:lastRowLastColumn="0"/>
+          <w:trHeight w:val="342"/>
+        </w:trPr>
+        <w:tc>
+          <w:tcPr>
+            <w:cnfStyle w:val="001000000000" w:firstRow="0" w:lastRow="0" w:firstColumn="1" w:lastColumn="0" w:oddVBand="0" w:evenVBand="0" w:oddHBand="0" w:evenHBand="0" w:firstRowFirstColumn="0" w:firstRowLastColumn="0" w:lastRowFirstColumn="0" w:lastRowLastColumn="0"/>
+            <w:tcW w:w="1844" w:type="dxa"/>
+          </w:tcPr>
+          <w:p>
+            <w:pPr>
+              <w:jc w:val="center"/>
+              <w:rPr>
+                <w:b w:val="0"/>
+                <w:bCs w:val="0"/>
+              </w:rPr>
+            </w:pPr>
+          </w:p>
+          <w:p>
+            <w:pPr>
+              <w:jc w:val="center"/>
+            </w:pPr>
+          </w:p>
+        </w:tc>
+        <w:tc>
+          <w:tcPr>
+            <w:tcW w:w="2266" w:type="dxa"/>
+          </w:tcPr>
+          <w:p>
+            <w:pPr>
+              <w:jc w:val="center"/>
+              <w:cnfStyle w:val="000000100000" w:firstRow="0" w:lastRow="0" w:firstColumn="0" w:lastColumn="0" w:oddVBand="0" w:evenVBand="0" w:oddHBand="1" w:evenHBand="0" w:firstRowFirstColumn="0" w:firstRowLastColumn="0" w:lastRowFirstColumn="0" w:lastRowLastColumn="0"/>
+            </w:pPr>
+          </w:p>
+        </w:tc>
+        <w:tc>
+          <w:tcPr>
+            <w:tcW w:w="705" w:type="dxa"/>
+          </w:tcPr>
+          <w:p>
+            <w:pPr>
+              <w:jc w:val="center"/>
+              <w:cnfStyle w:val="000000100000" w:firstRow="0" w:lastRow="0" w:firstColumn="0" w:lastColumn="0" w:oddVBand="0" w:evenVBand="0" w:oddHBand="1" w:evenHBand="0" w:firstRowFirstColumn="0" w:firstRowLastColumn="0" w:lastRowFirstColumn="0" w:lastRowLastColumn="0"/>
+            </w:pPr>
+          </w:p>
+        </w:tc>
+        <w:tc>
+          <w:tcPr>
+            <w:tcW w:w="709" w:type="dxa"/>
+          </w:tcPr>
+          <w:p>
+            <w:pPr>
+              <w:jc w:val="center"/>
+              <w:cnfStyle w:val="000000100000" w:firstRow="0" w:lastRow="0" w:firstColumn="0" w:lastColumn="0" w:oddVBand="0" w:evenVBand="0" w:oddHBand="1" w:evenHBand="0" w:firstRowFirstColumn="0" w:firstRowLastColumn="0" w:lastRowFirstColumn="0" w:lastRowLastColumn="0"/>
+            </w:pPr>
+          </w:p>
+        </w:tc>
+        <w:tc>
+          <w:tcPr>
+            <w:tcW w:w="4121" w:type="dxa"/>
+          </w:tcPr>
+          <w:p>
+            <w:pPr>
+              <w:jc w:val="center"/>
+              <w:cnfStyle w:val="000000100000" w:firstRow="0" w:lastRow="0" w:firstColumn="0" w:lastColumn="0" w:oddVBand="0" w:evenVBand="0" w:oddHBand="1" w:evenHBand="0" w:firstRowFirstColumn="0" w:firstRowLastColumn="0" w:lastRowFirstColumn="0" w:lastRowLastColumn="0"/>
+            </w:pPr>
+          </w:p>
+        </w:tc>
+      </w:tr>
+      <w:tr>
+        <w:trPr>
+          <w:trHeight w:val="332"/>
+        </w:trPr>
+        <w:tc>
+          <w:tcPr>
+            <w:cnfStyle w:val="001000000000" w:firstRow="0" w:lastRow="0" w:firstColumn="1" w:lastColumn="0" w:oddVBand="0" w:evenVBand="0" w:oddHBand="0" w:evenHBand="0" w:firstRowFirstColumn="0" w:firstRowLastColumn="0" w:lastRowFirstColumn="0" w:lastRowLastColumn="0"/>
+            <w:tcW w:w="1844" w:type="dxa"/>
+          </w:tcPr>
+          <w:p>
+            <w:pPr>
+              <w:jc w:val="center"/>
+              <w:rPr>
+                <w:b w:val="0"/>
+                <w:bCs w:val="0"/>
+              </w:rPr>
+            </w:pPr>
+          </w:p>
+          <w:p>
+            <w:pPr>
+              <w:jc w:val="center"/>
+            </w:pPr>
+          </w:p>
+        </w:tc>
+        <w:tc>
+          <w:tcPr>
+            <w:tcW w:w="2266" w:type="dxa"/>
+          </w:tcPr>
+          <w:p>
+            <w:pPr>
+              <w:jc w:val="center"/>
+              <w:cnfStyle w:val="000000000000" w:firstRow="0" w:lastRow="0" w:firstColumn="0" w:lastColumn="0" w:oddVBand="0" w:evenVBand="0" w:oddHBand="0" w:evenHBand="0" w:firstRowFirstColumn="0" w:firstRowLastColumn="0" w:lastRowFirstColumn="0" w:lastRowLastColumn="0"/>
+            </w:pPr>
+          </w:p>
+        </w:tc>
+        <w:tc>
+          <w:tcPr>
+            <w:tcW w:w="705" w:type="dxa"/>
+          </w:tcPr>
+          <w:p>
+            <w:pPr>
+              <w:jc w:val="center"/>
+              <w:cnfStyle w:val="000000000000" w:firstRow="0" w:lastRow="0" w:firstColumn="0" w:lastColumn="0" w:oddVBand="0" w:evenVBand="0" w:oddHBand="0" w:evenHBand="0" w:firstRowFirstColumn="0" w:firstRowLastColumn="0" w:lastRowFirstColumn="0" w:lastRowLastColumn="0"/>
+            </w:pPr>
+          </w:p>
+        </w:tc>
+        <w:tc>
+          <w:tcPr>
+            <w:tcW w:w="709" w:type="dxa"/>
+          </w:tcPr>
+          <w:p>
+            <w:pPr>
+              <w:jc w:val="center"/>
+              <w:cnfStyle w:val="000000000000" w:firstRow="0" w:lastRow="0" w:firstColumn="0" w:lastColumn="0" w:oddVBand="0" w:evenVBand="0" w:oddHBand="0" w:evenHBand="0" w:firstRowFirstColumn="0" w:firstRowLastColumn="0" w:lastRowFirstColumn="0" w:lastRowLastColumn="0"/>
+            </w:pPr>
+          </w:p>
+        </w:tc>
+        <w:tc>
+          <w:tcPr>
+            <w:tcW w:w="4121" w:type="dxa"/>
+          </w:tcPr>
+          <w:p>
+            <w:pPr>
+              <w:jc w:val="center"/>
+              <w:cnfStyle w:val="000000000000" w:firstRow="0" w:lastRow="0" w:firstColumn="0" w:lastColumn="0" w:oddVBand="0" w:evenVBand="0" w:oddHBand="0" w:evenHBand="0" w:firstRowFirstColumn="0" w:firstRowLastColumn="0" w:lastRowFirstColumn="0" w:lastRowLastColumn="0"/>
+            </w:pPr>
+          </w:p>
+        </w:tc>
+      </w:tr>
+      <w:tr>
+        <w:trPr>
+          <w:cnfStyle w:val="000000100000" w:firstRow="0" w:lastRow="0" w:firstColumn="0" w:lastColumn="0" w:oddVBand="0" w:evenVBand="0" w:oddHBand="1" w:evenHBand="0" w:firstRowFirstColumn="0" w:firstRowLastColumn="0" w:lastRowFirstColumn="0" w:lastRowLastColumn="0"/>
+          <w:trHeight w:val="332"/>
+        </w:trPr>
+        <w:tc>
+          <w:tcPr>
+            <w:cnfStyle w:val="001000000000" w:firstRow="0" w:lastRow="0" w:firstColumn="1" w:lastColumn="0" w:oddVBand="0" w:evenVBand="0" w:oddHBand="0" w:evenHBand="0" w:firstRowFirstColumn="0" w:firstRowLastColumn="0" w:lastRowFirstColumn="0" w:lastRowLastColumn="0"/>
+            <w:tcW w:w="1844" w:type="dxa"/>
+          </w:tcPr>
+          <w:p>
+            <w:pPr>
+              <w:jc w:val="center"/>
+              <w:rPr>
+                <w:b w:val="0"/>
+                <w:bCs w:val="0"/>
+              </w:rPr>
+            </w:pPr>
+          </w:p>
+          <w:p>
+            <w:pPr>
+              <w:jc w:val="center"/>
+            </w:pPr>
+          </w:p>
+        </w:tc>
+        <w:tc>
+          <w:tcPr>
+            <w:tcW w:w="2266" w:type="dxa"/>
+          </w:tcPr>
+          <w:p>
+            <w:pPr>
+              <w:jc w:val="center"/>
+              <w:cnfStyle w:val="000000100000" w:firstRow="0" w:lastRow="0" w:firstColumn="0" w:lastColumn="0" w:oddVBand="0" w:evenVBand="0" w:oddHBand="1" w:evenHBand="0" w:firstRowFirstColumn="0" w:firstRowLastColumn="0" w:lastRowFirstColumn="0" w:lastRowLastColumn="0"/>
+            </w:pPr>
+          </w:p>
+        </w:tc>
+        <w:tc>
+          <w:tcPr>
+            <w:tcW w:w="705" w:type="dxa"/>
+          </w:tcPr>
+          <w:p>
+            <w:pPr>
+              <w:jc w:val="center"/>
+              <w:cnfStyle w:val="000000100000" w:firstRow="0" w:lastRow="0" w:firstColumn="0" w:lastColumn="0" w:oddVBand="0" w:evenVBand="0" w:oddHBand="1" w:evenHBand="0" w:firstRowFirstColumn="0" w:firstRowLastColumn="0" w:lastRowFirstColumn="0" w:lastRowLastColumn="0"/>
+            </w:pPr>
+          </w:p>
+        </w:tc>
+        <w:tc>
+          <w:tcPr>
+            <w:tcW w:w="709" w:type="dxa"/>
+          </w:tcPr>
+          <w:p>
+            <w:pPr>
+              <w:jc w:val="center"/>
+              <w:cnfStyle w:val="000000100000" w:firstRow="0" w:lastRow="0" w:firstColumn="0" w:lastColumn="0" w:oddVBand="0" w:evenVBand="0" w:oddHBand="1" w:evenHBand="0" w:firstRowFirstColumn="0" w:firstRowLastColumn="0" w:lastRowFirstColumn="0" w:lastRowLastColumn="0"/>
+            </w:pPr>
+          </w:p>
+        </w:tc>
+        <w:tc>
+          <w:tcPr>
+            <w:tcW w:w="4121" w:type="dxa"/>
+          </w:tcPr>
+          <w:p>
+            <w:pPr>
+              <w:jc w:val="center"/>
+              <w:cnfStyle w:val="000000100000" w:firstRow="0" w:lastRow="0" w:firstColumn="0" w:lastColumn="0" w:oddVBand="0" w:evenVBand="0" w:oddHBand="1" w:evenHBand="0" w:firstRowFirstColumn="0" w:firstRowLastColumn="0" w:lastRowFirstColumn="0" w:lastRowLastColumn="0"/>
+            </w:pPr>
+          </w:p>
+        </w:tc>
+      </w:tr>
+      <w:tr>
+        <w:trPr>
+          <w:trHeight w:val="342"/>
+        </w:trPr>
+        <w:tc>
+          <w:tcPr>
+            <w:cnfStyle w:val="001000000000" w:firstRow="0" w:lastRow="0" w:firstColumn="1" w:lastColumn="0" w:oddVBand="0" w:evenVBand="0" w:oddHBand="0" w:evenHBand="0" w:firstRowFirstColumn="0" w:firstRowLastColumn="0" w:lastRowFirstColumn="0" w:lastRowLastColumn="0"/>
+            <w:tcW w:w="1844" w:type="dxa"/>
+          </w:tcPr>
+          <w:p>
+            <w:pPr>
+              <w:jc w:val="center"/>
+              <w:rPr>
+                <w:b w:val="0"/>
+                <w:bCs w:val="0"/>
+              </w:rPr>
+            </w:pPr>
+          </w:p>
+          <w:p>
+            <w:pPr>
+              <w:jc w:val="center"/>
+            </w:pPr>
+          </w:p>
+        </w:tc>
+        <w:tc>
+          <w:tcPr>
+            <w:tcW w:w="2266" w:type="dxa"/>
+          </w:tcPr>
+          <w:p>
+            <w:pPr>
+              <w:jc w:val="center"/>
+              <w:cnfStyle w:val="000000000000" w:firstRow="0" w:lastRow="0" w:firstColumn="0" w:lastColumn="0" w:oddVBand="0" w:evenVBand="0" w:oddHBand="0" w:evenHBand="0" w:firstRowFirstColumn="0" w:firstRowLastColumn="0" w:lastRowFirstColumn="0" w:lastRowLastColumn="0"/>
+            </w:pPr>
+          </w:p>
+        </w:tc>
+        <w:tc>
+          <w:tcPr>
+            <w:tcW w:w="705" w:type="dxa"/>
+          </w:tcPr>
+          <w:p>
+            <w:pPr>
+              <w:jc w:val="center"/>
+              <w:cnfStyle w:val="000000000000" w:firstRow="0" w:lastRow="0" w:firstColumn="0" w:lastColumn="0" w:oddVBand="0" w:evenVBand="0" w:oddHBand="0" w:evenHBand="0" w:firstRowFirstColumn="0" w:firstRowLastColumn="0" w:lastRowFirstColumn="0" w:lastRowLastColumn="0"/>
+            </w:pPr>
+          </w:p>
+        </w:tc>
+        <w:tc>
+          <w:tcPr>
+            <w:tcW w:w="709" w:type="dxa"/>
+          </w:tcPr>
+          <w:p>
+            <w:pPr>
+              <w:jc w:val="center"/>
+              <w:cnfStyle w:val="000000000000" w:firstRow="0" w:lastRow="0" w:firstColumn="0" w:lastColumn="0" w:oddVBand="0" w:evenVBand="0" w:oddHBand="0" w:evenHBand="0" w:firstRowFirstColumn="0" w:firstRowLastColumn="0" w:lastRowFirstColumn="0" w:lastRowLastColumn="0"/>
+            </w:pPr>
+          </w:p>
+        </w:tc>
+        <w:tc>
+          <w:tcPr>
+            <w:tcW w:w="4121" w:type="dxa"/>
+          </w:tcPr>
+          <w:p>
+            <w:pPr>
+              <w:jc w:val="center"/>
+              <w:cnfStyle w:val="000000000000" w:firstRow="0" w:lastRow="0" w:firstColumn="0" w:lastColumn="0" w:oddVBand="0" w:evenVBand="0" w:oddHBand="0" w:evenHBand="0" w:firstRowFirstColumn="0" w:firstRowLastColumn="0" w:lastRowFirstColumn="0" w:lastRowLastColumn="0"/>
+            </w:pPr>
+          </w:p>
+        </w:tc>
+      </w:tr>
+      <w:tr>
+        <w:trPr>
+          <w:cnfStyle w:val="000000100000" w:firstRow="0" w:lastRow="0" w:firstColumn="0" w:lastColumn="0" w:oddVBand="0" w:evenVBand="0" w:oddHBand="1" w:evenHBand="0" w:firstRowFirstColumn="0" w:firstRowLastColumn="0" w:lastRowFirstColumn="0" w:lastRowLastColumn="0"/>
+          <w:trHeight w:val="332"/>
+        </w:trPr>
+        <w:tc>
+          <w:tcPr>
+            <w:cnfStyle w:val="001000000000" w:firstRow="0" w:lastRow="0" w:firstColumn="1" w:lastColumn="0" w:oddVBand="0" w:evenVBand="0" w:oddHBand="0" w:evenHBand="0" w:firstRowFirstColumn="0" w:firstRowLastColumn="0" w:lastRowFirstColumn="0" w:lastRowLastColumn="0"/>
+            <w:tcW w:w="1844" w:type="dxa"/>
+          </w:tcPr>
+          <w:p>
+            <w:pPr>
+              <w:jc w:val="center"/>
+              <w:rPr>
+                <w:b w:val="0"/>
+                <w:bCs w:val="0"/>
+              </w:rPr>
+            </w:pPr>
+          </w:p>
+          <w:p>
+            <w:pPr>
+              <w:jc w:val="center"/>
+            </w:pPr>
+          </w:p>
+        </w:tc>
+        <w:tc>
+          <w:tcPr>
+            <w:tcW w:w="2266" w:type="dxa"/>
+          </w:tcPr>
+          <w:p>
+            <w:pPr>
+              <w:jc w:val="center"/>
+              <w:cnfStyle w:val="000000100000" w:firstRow="0" w:lastRow="0" w:firstColumn="0" w:lastColumn="0" w:oddVBand="0" w:evenVBand="0" w:oddHBand="1" w:evenHBand="0" w:firstRowFirstColumn="0" w:firstRowLastColumn="0" w:lastRowFirstColumn="0" w:lastRowLastColumn="0"/>
+            </w:pPr>
+          </w:p>
+        </w:tc>
+        <w:tc>
+          <w:tcPr>
+            <w:tcW w:w="705" w:type="dxa"/>
+          </w:tcPr>
+          <w:p>
+            <w:pPr>
+              <w:jc w:val="center"/>
+              <w:cnfStyle w:val="000000100000" w:firstRow="0" w:lastRow="0" w:firstColumn="0" w:lastColumn="0" w:oddVBand="0" w:evenVBand="0" w:oddHBand="1" w:evenHBand="0" w:firstRowFirstColumn="0" w:firstRowLastColumn="0" w:lastRowFirstColumn="0" w:lastRowLastColumn="0"/>
+            </w:pPr>
+          </w:p>
+        </w:tc>
+        <w:tc>
+          <w:tcPr>
+            <w:tcW w:w="709" w:type="dxa"/>
+          </w:tcPr>
+          <w:p>
+            <w:pPr>
+              <w:jc w:val="center"/>
+              <w:cnfStyle w:val="000000100000" w:firstRow="0" w:lastRow="0" w:firstColumn="0" w:lastColumn="0" w:oddVBand="0" w:evenVBand="0" w:oddHBand="1" w:evenHBand="0" w:firstRowFirstColumn="0" w:firstRowLastColumn="0" w:lastRowFirstColumn="0" w:lastRowLastColumn="0"/>
+            </w:pPr>
+          </w:p>
+        </w:tc>
+        <w:tc>
+          <w:tcPr>
+            <w:tcW w:w="4121" w:type="dxa"/>
+          </w:tcPr>
+          <w:p>
+            <w:pPr>
+              <w:jc w:val="center"/>
+              <w:cnfStyle w:val="000000100000" w:firstRow="0" w:lastRow="0" w:firstColumn="0" w:lastColumn="0" w:oddVBand="0" w:evenVBand="0" w:oddHBand="1" w:evenHBand="0" w:firstRowFirstColumn="0" w:firstRowLastColumn="0" w:lastRowFirstColumn="0" w:lastRowLastColumn="0"/>
+            </w:pPr>
+          </w:p>
+        </w:tc>
+      </w:tr>
+      <w:tr>
+        <w:trPr>
+          <w:trHeight w:val="342"/>
+        </w:trPr>
+        <w:tc>
+          <w:tcPr>
+            <w:cnfStyle w:val="001000000000" w:firstRow="0" w:lastRow="0" w:firstColumn="1" w:lastColumn="0" w:oddVBand="0" w:evenVBand="0" w:oddHBand="0" w:evenHBand="0" w:firstRowFirstColumn="0" w:firstRowLastColumn="0" w:lastRowFirstColumn="0" w:lastRowLastColumn="0"/>
+            <w:tcW w:w="1844" w:type="dxa"/>
+          </w:tcPr>
+          <w:p>
+            <w:pPr>
+              <w:jc w:val="center"/>
+              <w:rPr>
+                <w:b w:val="0"/>
+                <w:bCs w:val="0"/>
+              </w:rPr>
+            </w:pPr>
+          </w:p>
+          <w:p>
+            <w:pPr>
+              <w:jc w:val="center"/>
+            </w:pPr>
+          </w:p>
+        </w:tc>
+        <w:tc>
+          <w:tcPr>
+            <w:tcW w:w="2266" w:type="dxa"/>
+          </w:tcPr>
+          <w:p>
+            <w:pPr>
+              <w:jc w:val="center"/>
+              <w:cnfStyle w:val="000000000000" w:firstRow="0" w:lastRow="0" w:firstColumn="0" w:lastColumn="0" w:oddVBand="0" w:evenVBand="0" w:oddHBand="0" w:evenHBand="0" w:firstRowFirstColumn="0" w:firstRowLastColumn="0" w:lastRowFirstColumn="0" w:lastRowLastColumn="0"/>
+            </w:pPr>
+          </w:p>
+        </w:tc>
+        <w:tc>
+          <w:tcPr>
+            <w:tcW w:w="705" w:type="dxa"/>
+          </w:tcPr>
+          <w:p>
+            <w:pPr>
+              <w:jc w:val="center"/>
+              <w:cnfStyle w:val="000000000000" w:firstRow="0" w:lastRow="0" w:firstColumn="0" w:lastColumn="0" w:oddVBand="0" w:evenVBand="0" w:oddHBand="0" w:evenHBand="0" w:firstRowFirstColumn="0" w:firstRowLastColumn="0" w:lastRowFirstColumn="0" w:lastRowLastColumn="0"/>
+            </w:pPr>
+          </w:p>
+        </w:tc>
+        <w:tc>
+          <w:tcPr>
+            <w:tcW w:w="709" w:type="dxa"/>
+          </w:tcPr>
+          <w:p>
+            <w:pPr>
+              <w:jc w:val="center"/>
+              <w:cnfStyle w:val="000000000000" w:firstRow="0" w:lastRow="0" w:firstColumn="0" w:lastColumn="0" w:oddVBand="0" w:evenVBand="0" w:oddHBand="0" w:evenHBand="0" w:firstRowFirstColumn="0" w:firstRowLastColumn="0" w:lastRowFirstColumn="0" w:lastRowLastColumn="0"/>
+            </w:pPr>
+          </w:p>
+        </w:tc>
+        <w:tc>
+          <w:tcPr>
+            <w:tcW w:w="4121" w:type="dxa"/>
+          </w:tcPr>
+          <w:p>
+            <w:pPr>
+              <w:jc w:val="center"/>
+              <w:cnfStyle w:val="000000000000" w:firstRow="0" w:lastRow="0" w:firstColumn="0" w:lastColumn="0" w:oddVBand="0" w:evenVBand="0" w:oddHBand="0" w:evenHBand="0" w:firstRowFirstColumn="0" w:firstRowLastColumn="0" w:lastRowFirstColumn="0" w:lastRowLastColumn="0"/>
+            </w:pPr>
+          </w:p>
+        </w:tc>
+      </w:tr>
+    </w:tbl>
+    <w:p>
+      <w:pPr>
+        <w:ind w:left="360"/>
+      </w:pPr>
+    </w:p>
     <w:sectPr>
       <w:pgSz w:w="11906" w:h="16838"/>
-      <w:pgMar w:top="1417" w:right="1701" w:bottom="1417" w:left="1701" w:header="708" w:footer="708" w:gutter="0"/>
+      <w:pgMar w:top="1417" w:right="849" w:bottom="1417" w:left="851" w:header="708" w:footer="708" w:gutter="0"/>
       <w:cols w:space="708"/>
       <w:docGrid w:linePitch="360"/>
     </w:sectPr>
   </w:body>
 </w:document>
+</file>
+
+<file path=word/numbering.xml><?xml version="1.0" encoding="utf-8"?>
+<w:numbering xmlns:wpc="http://schemas.microsoft.com/office/word/2010/wordprocessingCanvas" xmlns:cx="http://schemas.microsoft.com/office/drawing/2014/chartex" xmlns:cx1="http://schemas.microsoft.com/office/drawing/2015/9/8/chartex" xmlns:cx2="http://schemas.microsoft.com/office/drawing/2015/10/21/chartex" xmlns:cx3="http://schemas.microsoft.com/office/drawing/2016/5/9/chartex" xmlns:cx4="http://schemas.microsoft.com/office/drawing/2016/5/10/chartex" xmlns:cx5="http://schemas.microsoft.com/office/drawing/2016/5/11/chartex" xmlns:cx6="http://schemas.microsoft.com/office/drawing/2016/5/12/chartex" xmlns:cx7="http://schemas.microsoft.com/office/drawing/2016/5/13/chartex" xmlns:cx8="http://schemas.microsoft.com/office/drawing/2016/5/14/chartex" xmlns:mc="http://schemas.openxmlformats.org/markup-compatibility/2006" xmlns:aink="http://schemas.microsoft.com/office/drawing/2016/ink" xmlns:am3d="http://schemas.microsoft.com/office/drawing/2017/model3d" xmlns:o="urn:schemas-microsoft-com:office:office" xmlns:oel="http://schemas.microsoft.com/office/2019/extlst" xmlns:r="http://schemas.openxmlformats.org/officeDocument/2006/relationships" xmlns:m="http://schemas.openxmlformats.org/officeDocument/2006/math" xmlns:v="urn:schemas-microsoft-com:vml" xmlns:wp14="http://schemas.microsoft.com/office/word/2010/wordprocessingDrawing" xmlns:wp="http://schemas.openxmlformats.org/drawingml/2006/wordprocessingDrawing" xmlns:w10="urn:schemas-microsoft-com:office:word" xmlns:w="http://schemas.openxmlformats.org/wordprocessingml/2006/main" xmlns:w14="http://schemas.microsoft.com/office/word/2010/wordml" xmlns:w15="http://schemas.microsoft.com/office/word/2012/wordml" xmlns:w16cex="http://schemas.microsoft.com/office/word/2018/wordml/cex" xmlns:w16cid="http://schemas.microsoft.com/office/word/2016/wordml/cid" xmlns:w16="http://schemas.microsoft.com/office/word/2018/wordml" xmlns:w16du="http://schemas.microsoft.com/office/word/2023/wordml/word16du" xmlns:w16sdtdh="http://schemas.microsoft.com/office/word/2020/wordml/sdtdatahash" xmlns:w16sdtfl="http://schemas.microsoft.com/office/word/2024/wordml/sdtformatlock" xmlns:w16se="http://schemas.microsoft.com/office/word/2015/wordml/symex" xmlns:wpg="http://schemas.microsoft.com/office/word/2010/wordprocessingGroup" xmlns:wpi="http://schemas.microsoft.com/office/word/2010/wordprocessingInk" xmlns:wne="http://schemas.microsoft.com/office/word/2006/wordml" xmlns:wps="http://schemas.microsoft.com/office/word/2010/wordprocessingShape" mc:Ignorable="w14 w15 w16se w16cid w16 w16cex w16sdtdh w16sdtfl w16du wp14">
+  <w:abstractNum w:abstractNumId="0" w15:restartNumberingAfterBreak="0">
+    <w:nsid w:val="338F42CF"/>
+    <w:multiLevelType w:val="hybridMultilevel"/>
+    <w:tmpl w:val="7AEADF78"/>
+    <w:lvl w:ilvl="0" w:tplc="BB0EA5A0">
+      <w:start w:val="1"/>
+      <w:numFmt w:val="decimal"/>
+      <w:lvlText w:val="%1-"/>
+      <w:lvlJc w:val="left"/>
+      <w:pPr>
+        <w:ind w:left="720" w:hanging="360"/>
+      </w:pPr>
+      <w:rPr>
+        <w:rFonts w:hint="default"/>
+      </w:rPr>
+    </w:lvl>
+    <w:lvl w:ilvl="1" w:tplc="04160019" w:tentative="1">
+      <w:start w:val="1"/>
+      <w:numFmt w:val="lowerLetter"/>
+      <w:lvlText w:val="%2."/>
+      <w:lvlJc w:val="left"/>
+      <w:pPr>
+        <w:ind w:left="1440" w:hanging="360"/>
+      </w:pPr>
+    </w:lvl>
+    <w:lvl w:ilvl="2" w:tplc="0416001B" w:tentative="1">
+      <w:start w:val="1"/>
+      <w:numFmt w:val="lowerRoman"/>
+      <w:lvlText w:val="%3."/>
+      <w:lvlJc w:val="right"/>
+      <w:pPr>
+        <w:ind w:left="2160" w:hanging="180"/>
+      </w:pPr>
+    </w:lvl>
+    <w:lvl w:ilvl="3" w:tplc="0416000F" w:tentative="1">
+      <w:start w:val="1"/>
+      <w:numFmt w:val="decimal"/>
+      <w:lvlText w:val="%4."/>
+      <w:lvlJc w:val="left"/>
+      <w:pPr>
+        <w:ind w:left="2880" w:hanging="360"/>
+      </w:pPr>
+    </w:lvl>
+    <w:lvl w:ilvl="4" w:tplc="04160019" w:tentative="1">
+      <w:start w:val="1"/>
+      <w:numFmt w:val="lowerLetter"/>
+      <w:lvlText w:val="%5."/>
+      <w:lvlJc w:val="left"/>
+      <w:pPr>
+        <w:ind w:left="3600" w:hanging="360"/>
+      </w:pPr>
+    </w:lvl>
+    <w:lvl w:ilvl="5" w:tplc="0416001B" w:tentative="1">
+      <w:start w:val="1"/>
+      <w:numFmt w:val="lowerRoman"/>
+      <w:lvlText w:val="%6."/>
+      <w:lvlJc w:val="right"/>
+      <w:pPr>
+        <w:ind w:left="4320" w:hanging="180"/>
+      </w:pPr>
+    </w:lvl>
+    <w:lvl w:ilvl="6" w:tplc="0416000F" w:tentative="1">
+      <w:start w:val="1"/>
+      <w:numFmt w:val="decimal"/>
+      <w:lvlText w:val="%7."/>
+      <w:lvlJc w:val="left"/>
+      <w:pPr>
+        <w:ind w:left="5040" w:hanging="360"/>
+      </w:pPr>
+    </w:lvl>
+    <w:lvl w:ilvl="7" w:tplc="04160019" w:tentative="1">
+      <w:start w:val="1"/>
+      <w:numFmt w:val="lowerLetter"/>
+      <w:lvlText w:val="%8."/>
+      <w:lvlJc w:val="left"/>
+      <w:pPr>
+        <w:ind w:left="5760" w:hanging="360"/>
+      </w:pPr>
+    </w:lvl>
+    <w:lvl w:ilvl="8" w:tplc="0416001B" w:tentative="1">
+      <w:start w:val="1"/>
+      <w:numFmt w:val="lowerRoman"/>
+      <w:lvlText w:val="%9."/>
+      <w:lvlJc w:val="right"/>
+      <w:pPr>
+        <w:ind w:left="6480" w:hanging="180"/>
+      </w:pPr>
+    </w:lvl>
+  </w:abstractNum>
+  <w:abstractNum w:abstractNumId="1" w15:restartNumberingAfterBreak="0">
+    <w:nsid w:val="39F40135"/>
+    <w:multiLevelType w:val="hybridMultilevel"/>
+    <w:tmpl w:val="02F0FCA0"/>
+    <w:lvl w:ilvl="0" w:tplc="EF2AC9B0">
+      <w:start w:val="1"/>
+      <w:numFmt w:val="decimal"/>
+      <w:lvlText w:val="%1"/>
+      <w:lvlJc w:val="left"/>
+      <w:pPr>
+        <w:ind w:left="720" w:hanging="360"/>
+      </w:pPr>
+      <w:rPr>
+        <w:rFonts w:hint="default"/>
+      </w:rPr>
+    </w:lvl>
+    <w:lvl w:ilvl="1" w:tplc="04160019">
+      <w:start w:val="1"/>
+      <w:numFmt w:val="lowerLetter"/>
+      <w:lvlText w:val="%2."/>
+      <w:lvlJc w:val="left"/>
+      <w:pPr>
+        <w:ind w:left="1440" w:hanging="360"/>
+      </w:pPr>
+    </w:lvl>
+    <w:lvl w:ilvl="2" w:tplc="0416001B" w:tentative="1">
+      <w:start w:val="1"/>
+      <w:numFmt w:val="lowerRoman"/>
+      <w:lvlText w:val="%3."/>
+      <w:lvlJc w:val="right"/>
+      <w:pPr>
+        <w:ind w:left="2160" w:hanging="180"/>
+      </w:pPr>
+    </w:lvl>
+    <w:lvl w:ilvl="3" w:tplc="0416000F" w:tentative="1">
+      <w:start w:val="1"/>
+      <w:numFmt w:val="decimal"/>
+      <w:lvlText w:val="%4."/>
+      <w:lvlJc w:val="left"/>
+      <w:pPr>
+        <w:ind w:left="2880" w:hanging="360"/>
+      </w:pPr>
+    </w:lvl>
+    <w:lvl w:ilvl="4" w:tplc="04160019" w:tentative="1">
+      <w:start w:val="1"/>
+      <w:numFmt w:val="lowerLetter"/>
+      <w:lvlText w:val="%5."/>
+      <w:lvlJc w:val="left"/>
+      <w:pPr>
+        <w:ind w:left="3600" w:hanging="360"/>
+      </w:pPr>
+    </w:lvl>
+    <w:lvl w:ilvl="5" w:tplc="0416001B" w:tentative="1">
+      <w:start w:val="1"/>
+      <w:numFmt w:val="lowerRoman"/>
+      <w:lvlText w:val="%6."/>
+      <w:lvlJc w:val="right"/>
+      <w:pPr>
+        <w:ind w:left="4320" w:hanging="180"/>
+      </w:pPr>
+    </w:lvl>
+    <w:lvl w:ilvl="6" w:tplc="0416000F" w:tentative="1">
+      <w:start w:val="1"/>
+      <w:numFmt w:val="decimal"/>
+      <w:lvlText w:val="%7."/>
+      <w:lvlJc w:val="left"/>
+      <w:pPr>
+        <w:ind w:left="5040" w:hanging="360"/>
+      </w:pPr>
+    </w:lvl>
+    <w:lvl w:ilvl="7" w:tplc="04160019" w:tentative="1">
+      <w:start w:val="1"/>
+      <w:numFmt w:val="lowerLetter"/>
+      <w:lvlText w:val="%8."/>
+      <w:lvlJc w:val="left"/>
+      <w:pPr>
+        <w:ind w:left="5760" w:hanging="360"/>
+      </w:pPr>
+    </w:lvl>
+    <w:lvl w:ilvl="8" w:tplc="0416001B" w:tentative="1">
+      <w:start w:val="1"/>
+      <w:numFmt w:val="lowerRoman"/>
+      <w:lvlText w:val="%9."/>
+      <w:lvlJc w:val="right"/>
+      <w:pPr>
+        <w:ind w:left="6480" w:hanging="180"/>
+      </w:pPr>
+    </w:lvl>
+  </w:abstractNum>
+  <w:abstractNum w:abstractNumId="2" w15:restartNumberingAfterBreak="0">
+    <w:nsid w:val="5D06060B"/>
+    <w:multiLevelType w:val="multilevel"/>
+    <w:tmpl w:val="ECB46F5A"/>
+    <w:lvl w:ilvl="0">
+      <w:start w:val="1"/>
+      <w:numFmt w:val="bullet"/>
+      <w:lvlText w:val=""/>
+      <w:lvlJc w:val="left"/>
+      <w:pPr>
+        <w:tabs>
+          <w:tab w:val="num" w:pos="720"/>
+        </w:tabs>
+        <w:ind w:left="720" w:hanging="360"/>
+      </w:pPr>
+      <w:rPr>
+        <w:rFonts w:ascii="Symbol" w:hAnsi="Symbol" w:hint="default"/>
+        <w:sz w:val="20"/>
+      </w:rPr>
+    </w:lvl>
+    <w:lvl w:ilvl="1" w:tentative="1">
+      <w:start w:val="1"/>
+      <w:numFmt w:val="bullet"/>
+      <w:lvlText w:val="o"/>
+      <w:lvlJc w:val="left"/>
+      <w:pPr>
+        <w:tabs>
+          <w:tab w:val="num" w:pos="1440"/>
+        </w:tabs>
+        <w:ind w:left="1440" w:hanging="360"/>
+      </w:pPr>
+      <w:rPr>
+        <w:rFonts w:ascii="Courier New" w:hAnsi="Courier New" w:hint="default"/>
+        <w:sz w:val="20"/>
+      </w:rPr>
+    </w:lvl>
+    <w:lvl w:ilvl="2" w:tentative="1">
+      <w:start w:val="1"/>
+      <w:numFmt w:val="bullet"/>
+      <w:lvlText w:val=""/>
+      <w:lvlJc w:val="left"/>
+      <w:pPr>
+        <w:tabs>
+          <w:tab w:val="num" w:pos="2160"/>
+        </w:tabs>
+        <w:ind w:left="2160" w:hanging="360"/>
+      </w:pPr>
+      <w:rPr>
+        <w:rFonts w:ascii="Wingdings" w:hAnsi="Wingdings" w:hint="default"/>
+        <w:sz w:val="20"/>
+      </w:rPr>
+    </w:lvl>
+    <w:lvl w:ilvl="3" w:tentative="1">
+      <w:start w:val="1"/>
+      <w:numFmt w:val="bullet"/>
+      <w:lvlText w:val=""/>
+      <w:lvlJc w:val="left"/>
+      <w:pPr>
+        <w:tabs>
+          <w:tab w:val="num" w:pos="2880"/>
+        </w:tabs>
+        <w:ind w:left="2880" w:hanging="360"/>
+      </w:pPr>
+      <w:rPr>
+        <w:rFonts w:ascii="Wingdings" w:hAnsi="Wingdings" w:hint="default"/>
+        <w:sz w:val="20"/>
+      </w:rPr>
+    </w:lvl>
+    <w:lvl w:ilvl="4" w:tentative="1">
+      <w:start w:val="1"/>
+      <w:numFmt w:val="bullet"/>
+      <w:lvlText w:val=""/>
+      <w:lvlJc w:val="left"/>
+      <w:pPr>
+        <w:tabs>
+          <w:tab w:val="num" w:pos="3600"/>
+        </w:tabs>
+        <w:ind w:left="3600" w:hanging="360"/>
+      </w:pPr>
+      <w:rPr>
+        <w:rFonts w:ascii="Wingdings" w:hAnsi="Wingdings" w:hint="default"/>
+        <w:sz w:val="20"/>
+      </w:rPr>
+    </w:lvl>
+    <w:lvl w:ilvl="5" w:tentative="1">
+      <w:start w:val="1"/>
+      <w:numFmt w:val="bullet"/>
+      <w:lvlText w:val=""/>
+      <w:lvlJc w:val="left"/>
+      <w:pPr>
+        <w:tabs>
+          <w:tab w:val="num" w:pos="4320"/>
+        </w:tabs>
+        <w:ind w:left="4320" w:hanging="360"/>
+      </w:pPr>
+      <w:rPr>
+        <w:rFonts w:ascii="Wingdings" w:hAnsi="Wingdings" w:hint="default"/>
+        <w:sz w:val="20"/>
+      </w:rPr>
+    </w:lvl>
+    <w:lvl w:ilvl="6" w:tentative="1">
+      <w:start w:val="1"/>
+      <w:numFmt w:val="bullet"/>
+      <w:lvlText w:val=""/>
+      <w:lvlJc w:val="left"/>
+      <w:pPr>
+        <w:tabs>
+          <w:tab w:val="num" w:pos="5040"/>
+        </w:tabs>
+        <w:ind w:left="5040" w:hanging="360"/>
+      </w:pPr>
+      <w:rPr>
+        <w:rFonts w:ascii="Wingdings" w:hAnsi="Wingdings" w:hint="default"/>
+        <w:sz w:val="20"/>
+      </w:rPr>
+    </w:lvl>
+    <w:lvl w:ilvl="7" w:tentative="1">
+      <w:start w:val="1"/>
+      <w:numFmt w:val="bullet"/>
+      <w:lvlText w:val=""/>
+      <w:lvlJc w:val="left"/>
+      <w:pPr>
+        <w:tabs>
+          <w:tab w:val="num" w:pos="5760"/>
+        </w:tabs>
+        <w:ind w:left="5760" w:hanging="360"/>
+      </w:pPr>
+      <w:rPr>
+        <w:rFonts w:ascii="Wingdings" w:hAnsi="Wingdings" w:hint="default"/>
+        <w:sz w:val="20"/>
+      </w:rPr>
+    </w:lvl>
+    <w:lvl w:ilvl="8" w:tentative="1">
+      <w:start w:val="1"/>
+      <w:numFmt w:val="bullet"/>
+      <w:lvlText w:val=""/>
+      <w:lvlJc w:val="left"/>
+      <w:pPr>
+        <w:tabs>
+          <w:tab w:val="num" w:pos="6480"/>
+        </w:tabs>
+        <w:ind w:left="6480" w:hanging="360"/>
+      </w:pPr>
+      <w:rPr>
+        <w:rFonts w:ascii="Wingdings" w:hAnsi="Wingdings" w:hint="default"/>
+        <w:sz w:val="20"/>
+      </w:rPr>
+    </w:lvl>
+  </w:abstractNum>
+  <w:abstractNum w:abstractNumId="3" w15:restartNumberingAfterBreak="0">
+    <w:nsid w:val="65A95EF1"/>
+    <w:multiLevelType w:val="multilevel"/>
+    <w:tmpl w:val="1A324082"/>
+    <w:lvl w:ilvl="0">
+      <w:start w:val="1"/>
+      <w:numFmt w:val="bullet"/>
+      <w:lvlText w:val=""/>
+      <w:lvlJc w:val="left"/>
+      <w:pPr>
+        <w:tabs>
+          <w:tab w:val="num" w:pos="720"/>
+        </w:tabs>
+        <w:ind w:left="720" w:hanging="360"/>
+      </w:pPr>
+      <w:rPr>
+        <w:rFonts w:ascii="Symbol" w:hAnsi="Symbol" w:hint="default"/>
+        <w:sz w:val="20"/>
+      </w:rPr>
+    </w:lvl>
+    <w:lvl w:ilvl="1" w:tentative="1">
+      <w:start w:val="1"/>
+      <w:numFmt w:val="bullet"/>
+      <w:lvlText w:val="o"/>
+      <w:lvlJc w:val="left"/>
+      <w:pPr>
+        <w:tabs>
+          <w:tab w:val="num" w:pos="1440"/>
+        </w:tabs>
+        <w:ind w:left="1440" w:hanging="360"/>
+      </w:pPr>
+      <w:rPr>
+        <w:rFonts w:ascii="Courier New" w:hAnsi="Courier New" w:hint="default"/>
+        <w:sz w:val="20"/>
+      </w:rPr>
+    </w:lvl>
+    <w:lvl w:ilvl="2" w:tentative="1">
+      <w:start w:val="1"/>
+      <w:numFmt w:val="bullet"/>
+      <w:lvlText w:val=""/>
+      <w:lvlJc w:val="left"/>
+      <w:pPr>
+        <w:tabs>
+          <w:tab w:val="num" w:pos="2160"/>
+        </w:tabs>
+        <w:ind w:left="2160" w:hanging="360"/>
+      </w:pPr>
+      <w:rPr>
+        <w:rFonts w:ascii="Wingdings" w:hAnsi="Wingdings" w:hint="default"/>
+        <w:sz w:val="20"/>
+      </w:rPr>
+    </w:lvl>
+    <w:lvl w:ilvl="3" w:tentative="1">
+      <w:start w:val="1"/>
+      <w:numFmt w:val="bullet"/>
+      <w:lvlText w:val=""/>
+      <w:lvlJc w:val="left"/>
+      <w:pPr>
+        <w:tabs>
+          <w:tab w:val="num" w:pos="2880"/>
+        </w:tabs>
+        <w:ind w:left="2880" w:hanging="360"/>
+      </w:pPr>
+      <w:rPr>
+        <w:rFonts w:ascii="Wingdings" w:hAnsi="Wingdings" w:hint="default"/>
+        <w:sz w:val="20"/>
+      </w:rPr>
+    </w:lvl>
+    <w:lvl w:ilvl="4" w:tentative="1">
+      <w:start w:val="1"/>
+      <w:numFmt w:val="bullet"/>
+      <w:lvlText w:val=""/>
+      <w:lvlJc w:val="left"/>
+      <w:pPr>
+        <w:tabs>
+          <w:tab w:val="num" w:pos="3600"/>
+        </w:tabs>
+        <w:ind w:left="3600" w:hanging="360"/>
+      </w:pPr>
+      <w:rPr>
+        <w:rFonts w:ascii="Wingdings" w:hAnsi="Wingdings" w:hint="default"/>
+        <w:sz w:val="20"/>
+      </w:rPr>
+    </w:lvl>
+    <w:lvl w:ilvl="5" w:tentative="1">
+      <w:start w:val="1"/>
+      <w:numFmt w:val="bullet"/>
+      <w:lvlText w:val=""/>
+      <w:lvlJc w:val="left"/>
+      <w:pPr>
+        <w:tabs>
+          <w:tab w:val="num" w:pos="4320"/>
+        </w:tabs>
+        <w:ind w:left="4320" w:hanging="360"/>
+      </w:pPr>
+      <w:rPr>
+        <w:rFonts w:ascii="Wingdings" w:hAnsi="Wingdings" w:hint="default"/>
+        <w:sz w:val="20"/>
+      </w:rPr>
+    </w:lvl>
+    <w:lvl w:ilvl="6" w:tentative="1">
+      <w:start w:val="1"/>
+      <w:numFmt w:val="bullet"/>
+      <w:lvlText w:val=""/>
+      <w:lvlJc w:val="left"/>
+      <w:pPr>
+        <w:tabs>
+          <w:tab w:val="num" w:pos="5040"/>
+        </w:tabs>
+        <w:ind w:left="5040" w:hanging="360"/>
+      </w:pPr>
+      <w:rPr>
+        <w:rFonts w:ascii="Wingdings" w:hAnsi="Wingdings" w:hint="default"/>
+        <w:sz w:val="20"/>
+      </w:rPr>
+    </w:lvl>
+    <w:lvl w:ilvl="7" w:tentative="1">
+      <w:start w:val="1"/>
+      <w:numFmt w:val="bullet"/>
+      <w:lvlText w:val=""/>
+      <w:lvlJc w:val="left"/>
+      <w:pPr>
+        <w:tabs>
+          <w:tab w:val="num" w:pos="5760"/>
+        </w:tabs>
+        <w:ind w:left="5760" w:hanging="360"/>
+      </w:pPr>
+      <w:rPr>
+        <w:rFonts w:ascii="Wingdings" w:hAnsi="Wingdings" w:hint="default"/>
+        <w:sz w:val="20"/>
+      </w:rPr>
+    </w:lvl>
+    <w:lvl w:ilvl="8" w:tentative="1">
+      <w:start w:val="1"/>
+      <w:numFmt w:val="bullet"/>
+      <w:lvlText w:val=""/>
+      <w:lvlJc w:val="left"/>
+      <w:pPr>
+        <w:tabs>
+          <w:tab w:val="num" w:pos="6480"/>
+        </w:tabs>
+        <w:ind w:left="6480" w:hanging="360"/>
+      </w:pPr>
+      <w:rPr>
+        <w:rFonts w:ascii="Wingdings" w:hAnsi="Wingdings" w:hint="default"/>
+        <w:sz w:val="20"/>
+      </w:rPr>
+    </w:lvl>
+  </w:abstractNum>
+  <w:num w:numId="1" w16cid:durableId="889194127">
+    <w:abstractNumId w:val="0"/>
+  </w:num>
+  <w:num w:numId="2" w16cid:durableId="2048094431">
+    <w:abstractNumId w:val="1"/>
+  </w:num>
+  <w:num w:numId="3" w16cid:durableId="714893317">
+    <w:abstractNumId w:val="2"/>
+  </w:num>
+  <w:num w:numId="4" w16cid:durableId="198861377">
+    <w:abstractNumId w:val="3"/>
+  </w:num>
+</w:numbering>
 </file>
 
 <file path=word/styles.xml><?xml version="1.0" encoding="utf-8"?>
@@ -614,6 +6272,7 @@
   <w:style w:type="paragraph" w:default="1" w:styleId="Normal">
     <w:name w:val="Normal"/>
     <w:qFormat/>
+    <w:rsid w:val="00FA0570"/>
   </w:style>
   <w:style w:type="paragraph" w:styleId="Ttulo1">
     <w:name w:val="heading 1"/>
@@ -1131,6 +6790,253 @@
       <w:spacing w:val="5"/>
     </w:rPr>
   </w:style>
+  <w:style w:type="table" w:styleId="Tabelacomgrade">
+    <w:name w:val="Table Grid"/>
+    <w:basedOn w:val="Tabelanormal"/>
+    <w:uiPriority w:val="39"/>
+    <w:rsid w:val="002637E6"/>
+    <w:pPr>
+      <w:spacing w:after="0" w:line="240" w:lineRule="auto"/>
+    </w:pPr>
+    <w:tblPr>
+      <w:tblBorders>
+        <w:top w:val="single" w:sz="4" w:space="0" w:color="auto"/>
+        <w:left w:val="single" w:sz="4" w:space="0" w:color="auto"/>
+        <w:bottom w:val="single" w:sz="4" w:space="0" w:color="auto"/>
+        <w:right w:val="single" w:sz="4" w:space="0" w:color="auto"/>
+        <w:insideH w:val="single" w:sz="4" w:space="0" w:color="auto"/>
+        <w:insideV w:val="single" w:sz="4" w:space="0" w:color="auto"/>
+      </w:tblBorders>
+    </w:tblPr>
+  </w:style>
+  <w:style w:type="table" w:styleId="TabeladeGrade4-nfase1">
+    <w:name w:val="Grid Table 4 Accent 1"/>
+    <w:basedOn w:val="Tabelanormal"/>
+    <w:uiPriority w:val="49"/>
+    <w:rsid w:val="002637E6"/>
+    <w:pPr>
+      <w:spacing w:after="0" w:line="240" w:lineRule="auto"/>
+    </w:pPr>
+    <w:tblPr>
+      <w:tblStyleRowBandSize w:val="1"/>
+      <w:tblStyleColBandSize w:val="1"/>
+      <w:tblBorders>
+        <w:top w:val="single" w:sz="4" w:space="0" w:color="45B0E1" w:themeColor="accent1" w:themeTint="99"/>
+        <w:left w:val="single" w:sz="4" w:space="0" w:color="45B0E1" w:themeColor="accent1" w:themeTint="99"/>
+        <w:bottom w:val="single" w:sz="4" w:space="0" w:color="45B0E1" w:themeColor="accent1" w:themeTint="99"/>
+        <w:right w:val="single" w:sz="4" w:space="0" w:color="45B0E1" w:themeColor="accent1" w:themeTint="99"/>
+        <w:insideH w:val="single" w:sz="4" w:space="0" w:color="45B0E1" w:themeColor="accent1" w:themeTint="99"/>
+        <w:insideV w:val="single" w:sz="4" w:space="0" w:color="45B0E1" w:themeColor="accent1" w:themeTint="99"/>
+      </w:tblBorders>
+    </w:tblPr>
+    <w:tblStylePr w:type="firstRow">
+      <w:rPr>
+        <w:b/>
+        <w:bCs/>
+        <w:color w:val="FFFFFF" w:themeColor="background1"/>
+      </w:rPr>
+      <w:tblPr/>
+      <w:tcPr>
+        <w:tcBorders>
+          <w:top w:val="single" w:sz="4" w:space="0" w:color="156082" w:themeColor="accent1"/>
+          <w:left w:val="single" w:sz="4" w:space="0" w:color="156082" w:themeColor="accent1"/>
+          <w:bottom w:val="single" w:sz="4" w:space="0" w:color="156082" w:themeColor="accent1"/>
+          <w:right w:val="single" w:sz="4" w:space="0" w:color="156082" w:themeColor="accent1"/>
+          <w:insideH w:val="nil"/>
+          <w:insideV w:val="nil"/>
+        </w:tcBorders>
+        <w:shd w:val="clear" w:color="auto" w:fill="156082" w:themeFill="accent1"/>
+      </w:tcPr>
+    </w:tblStylePr>
+    <w:tblStylePr w:type="lastRow">
+      <w:rPr>
+        <w:b/>
+        <w:bCs/>
+      </w:rPr>
+      <w:tblPr/>
+      <w:tcPr>
+        <w:tcBorders>
+          <w:top w:val="double" w:sz="4" w:space="0" w:color="156082" w:themeColor="accent1"/>
+        </w:tcBorders>
+      </w:tcPr>
+    </w:tblStylePr>
+    <w:tblStylePr w:type="firstCol">
+      <w:rPr>
+        <w:b/>
+        <w:bCs/>
+      </w:rPr>
+    </w:tblStylePr>
+    <w:tblStylePr w:type="lastCol">
+      <w:rPr>
+        <w:b/>
+        <w:bCs/>
+      </w:rPr>
+    </w:tblStylePr>
+    <w:tblStylePr w:type="band1Vert">
+      <w:tblPr/>
+      <w:tcPr>
+        <w:shd w:val="clear" w:color="auto" w:fill="C1E4F5" w:themeFill="accent1" w:themeFillTint="33"/>
+      </w:tcPr>
+    </w:tblStylePr>
+    <w:tblStylePr w:type="band1Horz">
+      <w:tblPr/>
+      <w:tcPr>
+        <w:shd w:val="clear" w:color="auto" w:fill="C1E4F5" w:themeFill="accent1" w:themeFillTint="33"/>
+      </w:tcPr>
+    </w:tblStylePr>
+  </w:style>
+  <w:style w:type="table" w:styleId="TabeladeGrade4-nfase2">
+    <w:name w:val="Grid Table 4 Accent 2"/>
+    <w:basedOn w:val="Tabelanormal"/>
+    <w:uiPriority w:val="49"/>
+    <w:rsid w:val="002637E6"/>
+    <w:pPr>
+      <w:spacing w:after="0" w:line="240" w:lineRule="auto"/>
+    </w:pPr>
+    <w:tblPr>
+      <w:tblStyleRowBandSize w:val="1"/>
+      <w:tblStyleColBandSize w:val="1"/>
+      <w:tblBorders>
+        <w:top w:val="single" w:sz="4" w:space="0" w:color="F1A983" w:themeColor="accent2" w:themeTint="99"/>
+        <w:left w:val="single" w:sz="4" w:space="0" w:color="F1A983" w:themeColor="accent2" w:themeTint="99"/>
+        <w:bottom w:val="single" w:sz="4" w:space="0" w:color="F1A983" w:themeColor="accent2" w:themeTint="99"/>
+        <w:right w:val="single" w:sz="4" w:space="0" w:color="F1A983" w:themeColor="accent2" w:themeTint="99"/>
+        <w:insideH w:val="single" w:sz="4" w:space="0" w:color="F1A983" w:themeColor="accent2" w:themeTint="99"/>
+        <w:insideV w:val="single" w:sz="4" w:space="0" w:color="F1A983" w:themeColor="accent2" w:themeTint="99"/>
+      </w:tblBorders>
+    </w:tblPr>
+    <w:tblStylePr w:type="firstRow">
+      <w:rPr>
+        <w:b/>
+        <w:bCs/>
+        <w:color w:val="FFFFFF" w:themeColor="background1"/>
+      </w:rPr>
+      <w:tblPr/>
+      <w:tcPr>
+        <w:tcBorders>
+          <w:top w:val="single" w:sz="4" w:space="0" w:color="E97132" w:themeColor="accent2"/>
+          <w:left w:val="single" w:sz="4" w:space="0" w:color="E97132" w:themeColor="accent2"/>
+          <w:bottom w:val="single" w:sz="4" w:space="0" w:color="E97132" w:themeColor="accent2"/>
+          <w:right w:val="single" w:sz="4" w:space="0" w:color="E97132" w:themeColor="accent2"/>
+          <w:insideH w:val="nil"/>
+          <w:insideV w:val="nil"/>
+        </w:tcBorders>
+        <w:shd w:val="clear" w:color="auto" w:fill="E97132" w:themeFill="accent2"/>
+      </w:tcPr>
+    </w:tblStylePr>
+    <w:tblStylePr w:type="lastRow">
+      <w:rPr>
+        <w:b/>
+        <w:bCs/>
+      </w:rPr>
+      <w:tblPr/>
+      <w:tcPr>
+        <w:tcBorders>
+          <w:top w:val="double" w:sz="4" w:space="0" w:color="E97132" w:themeColor="accent2"/>
+        </w:tcBorders>
+      </w:tcPr>
+    </w:tblStylePr>
+    <w:tblStylePr w:type="firstCol">
+      <w:rPr>
+        <w:b/>
+        <w:bCs/>
+      </w:rPr>
+    </w:tblStylePr>
+    <w:tblStylePr w:type="lastCol">
+      <w:rPr>
+        <w:b/>
+        <w:bCs/>
+      </w:rPr>
+    </w:tblStylePr>
+    <w:tblStylePr w:type="band1Vert">
+      <w:tblPr/>
+      <w:tcPr>
+        <w:shd w:val="clear" w:color="auto" w:fill="FAE2D5" w:themeFill="accent2" w:themeFillTint="33"/>
+      </w:tcPr>
+    </w:tblStylePr>
+    <w:tblStylePr w:type="band1Horz">
+      <w:tblPr/>
+      <w:tcPr>
+        <w:shd w:val="clear" w:color="auto" w:fill="FAE2D5" w:themeFill="accent2" w:themeFillTint="33"/>
+      </w:tcPr>
+    </w:tblStylePr>
+  </w:style>
+  <w:style w:type="table" w:styleId="TabeladeGrade4-nfase3">
+    <w:name w:val="Grid Table 4 Accent 3"/>
+    <w:basedOn w:val="Tabelanormal"/>
+    <w:uiPriority w:val="49"/>
+    <w:rsid w:val="002637E6"/>
+    <w:pPr>
+      <w:spacing w:after="0" w:line="240" w:lineRule="auto"/>
+    </w:pPr>
+    <w:tblPr>
+      <w:tblStyleRowBandSize w:val="1"/>
+      <w:tblStyleColBandSize w:val="1"/>
+      <w:tblBorders>
+        <w:top w:val="single" w:sz="4" w:space="0" w:color="47D459" w:themeColor="accent3" w:themeTint="99"/>
+        <w:left w:val="single" w:sz="4" w:space="0" w:color="47D459" w:themeColor="accent3" w:themeTint="99"/>
+        <w:bottom w:val="single" w:sz="4" w:space="0" w:color="47D459" w:themeColor="accent3" w:themeTint="99"/>
+        <w:right w:val="single" w:sz="4" w:space="0" w:color="47D459" w:themeColor="accent3" w:themeTint="99"/>
+        <w:insideH w:val="single" w:sz="4" w:space="0" w:color="47D459" w:themeColor="accent3" w:themeTint="99"/>
+        <w:insideV w:val="single" w:sz="4" w:space="0" w:color="47D459" w:themeColor="accent3" w:themeTint="99"/>
+      </w:tblBorders>
+    </w:tblPr>
+    <w:tblStylePr w:type="firstRow">
+      <w:rPr>
+        <w:b/>
+        <w:bCs/>
+        <w:color w:val="FFFFFF" w:themeColor="background1"/>
+      </w:rPr>
+      <w:tblPr/>
+      <w:tcPr>
+        <w:tcBorders>
+          <w:top w:val="single" w:sz="4" w:space="0" w:color="196B24" w:themeColor="accent3"/>
+          <w:left w:val="single" w:sz="4" w:space="0" w:color="196B24" w:themeColor="accent3"/>
+          <w:bottom w:val="single" w:sz="4" w:space="0" w:color="196B24" w:themeColor="accent3"/>
+          <w:right w:val="single" w:sz="4" w:space="0" w:color="196B24" w:themeColor="accent3"/>
+          <w:insideH w:val="nil"/>
+          <w:insideV w:val="nil"/>
+        </w:tcBorders>
+        <w:shd w:val="clear" w:color="auto" w:fill="196B24" w:themeFill="accent3"/>
+      </w:tcPr>
+    </w:tblStylePr>
+    <w:tblStylePr w:type="lastRow">
+      <w:rPr>
+        <w:b/>
+        <w:bCs/>
+      </w:rPr>
+      <w:tblPr/>
+      <w:tcPr>
+        <w:tcBorders>
+          <w:top w:val="double" w:sz="4" w:space="0" w:color="196B24" w:themeColor="accent3"/>
+        </w:tcBorders>
+      </w:tcPr>
+    </w:tblStylePr>
+    <w:tblStylePr w:type="firstCol">
+      <w:rPr>
+        <w:b/>
+        <w:bCs/>
+      </w:rPr>
+    </w:tblStylePr>
+    <w:tblStylePr w:type="lastCol">
+      <w:rPr>
+        <w:b/>
+        <w:bCs/>
+      </w:rPr>
+    </w:tblStylePr>
+    <w:tblStylePr w:type="band1Vert">
+      <w:tblPr/>
+      <w:tcPr>
+        <w:shd w:val="clear" w:color="auto" w:fill="C1F0C7" w:themeFill="accent3" w:themeFillTint="33"/>
+      </w:tcPr>
+    </w:tblStylePr>
+    <w:tblStylePr w:type="band1Horz">
+      <w:tblPr/>
+      <w:tcPr>
+        <w:shd w:val="clear" w:color="auto" w:fill="C1F0C7" w:themeFill="accent3" w:themeFillTint="33"/>
+      </w:tcPr>
+    </w:tblStylePr>
+  </w:style>
 </w:styles>
 </file>
 
